--- a/admin/Parrot Contract for Mutware.docx
+++ b/admin/Parrot Contract for Mutware.docx
@@ -1,6 +1,6 @@
 
 <file path=word/document.xml><?xml version="1.0" encoding="utf-8"?>
-<w:document xmlns:wpc="http://schemas.microsoft.com/office/word/2010/wordprocessingCanvas" xmlns:cx="http://schemas.microsoft.com/office/drawing/2014/chartex" xmlns:cx1="http://schemas.microsoft.com/office/drawing/2015/9/8/chartex" xmlns:mc="http://schemas.openxmlformats.org/markup-compatibility/2006" xmlns:o="urn:schemas-microsoft-com:office:office" xmlns:r="http://schemas.openxmlformats.org/officeDocument/2006/relationships" xmlns:m="http://schemas.openxmlformats.org/officeDocument/2006/math" xmlns:v="urn:schemas-microsoft-com:vml" xmlns:wp14="http://schemas.microsoft.com/office/word/2010/wordprocessingDrawing" xmlns:wp="http://schemas.openxmlformats.org/drawingml/2006/wordprocessingDrawing" xmlns:w10="urn:schemas-microsoft-com:office:word" xmlns:w="http://schemas.openxmlformats.org/wordprocessingml/2006/main" xmlns:w14="http://schemas.microsoft.com/office/word/2010/wordml" xmlns:w15="http://schemas.microsoft.com/office/word/2012/wordml" xmlns:w16se="http://schemas.microsoft.com/office/word/2015/wordml/symex" xmlns:wpg="http://schemas.microsoft.com/office/word/2010/wordprocessingGroup" xmlns:wpi="http://schemas.microsoft.com/office/word/2010/wordprocessingInk" xmlns:wne="http://schemas.microsoft.com/office/word/2006/wordml" xmlns:wps="http://schemas.microsoft.com/office/word/2010/wordprocessingShape" mc:Ignorable="w14 w15 w16se wp14">
+<w:document xmlns:wpc="http://schemas.microsoft.com/office/word/2010/wordprocessingCanvas" xmlns:cx="http://schemas.microsoft.com/office/drawing/2014/chartex" xmlns:cx1="http://schemas.microsoft.com/office/drawing/2015/9/8/chartex" xmlns:cx2="http://schemas.microsoft.com/office/drawing/2015/10/21/chartex" xmlns:cx3="http://schemas.microsoft.com/office/drawing/2016/5/9/chartex" xmlns:cx4="http://schemas.microsoft.com/office/drawing/2016/5/10/chartex" xmlns:cx5="http://schemas.microsoft.com/office/drawing/2016/5/11/chartex" xmlns:cx6="http://schemas.microsoft.com/office/drawing/2016/5/12/chartex" xmlns:cx7="http://schemas.microsoft.com/office/drawing/2016/5/13/chartex" xmlns:cx8="http://schemas.microsoft.com/office/drawing/2016/5/14/chartex" xmlns:mc="http://schemas.openxmlformats.org/markup-compatibility/2006" xmlns:aink="http://schemas.microsoft.com/office/drawing/2016/ink" xmlns:am3d="http://schemas.microsoft.com/office/drawing/2017/model3d" xmlns:o="urn:schemas-microsoft-com:office:office" xmlns:oel="http://schemas.microsoft.com/office/2019/extlst" xmlns:r="http://schemas.openxmlformats.org/officeDocument/2006/relationships" xmlns:m="http://schemas.openxmlformats.org/officeDocument/2006/math" xmlns:v="urn:schemas-microsoft-com:vml" xmlns:wp14="http://schemas.microsoft.com/office/word/2010/wordprocessingDrawing" xmlns:wp="http://schemas.openxmlformats.org/drawingml/2006/wordprocessingDrawing" xmlns:w10="urn:schemas-microsoft-com:office:word" xmlns:w="http://schemas.openxmlformats.org/wordprocessingml/2006/main" xmlns:w14="http://schemas.microsoft.com/office/word/2010/wordml" xmlns:w15="http://schemas.microsoft.com/office/word/2012/wordml" xmlns:w16cex="http://schemas.microsoft.com/office/word/2018/wordml/cex" xmlns:w16cid="http://schemas.microsoft.com/office/word/2016/wordml/cid" xmlns:w16="http://schemas.microsoft.com/office/word/2018/wordml" xmlns:w16du="http://schemas.microsoft.com/office/word/2023/wordml/word16du" xmlns:w16sdtdh="http://schemas.microsoft.com/office/word/2020/wordml/sdtdatahash" xmlns:w16se="http://schemas.microsoft.com/office/word/2015/wordml/symex" xmlns:wpg="http://schemas.microsoft.com/office/word/2010/wordprocessingGroup" xmlns:wpi="http://schemas.microsoft.com/office/word/2010/wordprocessingInk" xmlns:wne="http://schemas.microsoft.com/office/word/2006/wordml" xmlns:wps="http://schemas.microsoft.com/office/word/2010/wordprocessingShape" mc:Ignorable="w14 w15 w16se w16cid w16 w16cex w16sdtdh w16du wp14">
   <w:body>
     <w:p>
       <w:pPr>
@@ -264,29 +264,19 @@
         <w:pStyle w:val="NormalWeb"/>
       </w:pPr>
       <w:r>
-        <w:t xml:space="preserve">The Employee shall serve a probation period </w:t>
-      </w:r>
-      <w:proofErr w:type="gramStart"/>
-      <w:r>
-        <w:t>of</w:t>
-      </w:r>
-      <w:proofErr w:type="gramEnd"/>
-      <w:r>
-        <w:t>:</w:t>
-      </w:r>
-    </w:p>
-    <w:p>
-      <w:pPr>
-        <w:pStyle w:val="NormalWeb"/>
-      </w:pPr>
-      <w:r>
-        <w:rPr>
-          <w:rFonts w:ascii="Segoe UI Symbol" w:hAnsi="Segoe UI Symbol" w:cs="Segoe UI Symbol"/>
-        </w:rPr>
-        <w:t>☒</w:t>
-      </w:r>
-      <w:r>
-        <w:t xml:space="preserve"> Three (3) Months</w:t>
+        <w:t>The Employee shall serve a probation period of:</w:t>
+      </w:r>
+    </w:p>
+    <w:p>
+      <w:pPr>
+        <w:pStyle w:val="NormalWeb"/>
+        <w:numPr>
+          <w:ilvl w:val="0"/>
+          <w:numId w:val="34"/>
+        </w:numPr>
+      </w:pPr>
+      <w:r>
+        <w:t>Three (3) Months</w:t>
       </w:r>
     </w:p>
     <w:p>
@@ -302,7 +292,6 @@
       <w:r>
         <w:t xml:space="preserve"> </w:t>
       </w:r>
-      <w:proofErr w:type="gramStart"/>
       <w:r>
         <w:t>01</w:t>
       </w:r>
@@ -312,7 +301,6 @@
         </w:rPr>
         <w:t>st</w:t>
       </w:r>
-      <w:proofErr w:type="gramEnd"/>
       <w:r>
         <w:t xml:space="preserve"> June 2026</w:t>
       </w:r>
@@ -330,7 +318,6 @@
       <w:r>
         <w:t xml:space="preserve"> </w:t>
       </w:r>
-      <w:proofErr w:type="gramStart"/>
       <w:r>
         <w:t>30</w:t>
       </w:r>
@@ -340,7 +327,6 @@
         </w:rPr>
         <w:t>th</w:t>
       </w:r>
-      <w:proofErr w:type="gramEnd"/>
       <w:r>
         <w:t xml:space="preserve"> August 2026</w:t>
       </w:r>
@@ -352,15 +338,7 @@
       </w:pPr>
       <w:r>
         <w:lastRenderedPageBreak/>
-        <w:t xml:space="preserve">The Company reserves the right to extend the probation period if additional time is required </w:t>
-      </w:r>
-      <w:proofErr w:type="gramStart"/>
-      <w:r>
-        <w:t>to properly evaluate</w:t>
-      </w:r>
-      <w:proofErr w:type="gramEnd"/>
-      <w:r>
-        <w:t xml:space="preserve"> the Employee's performance.</w:t>
+        <w:t>The Company reserves the right to extend the probation period if additional time is required to properly evaluate the Employee's performance.</w:t>
       </w:r>
     </w:p>
     <w:p>
@@ -427,15 +405,7 @@
         <w:pStyle w:val="NormalWeb"/>
       </w:pPr>
       <w:r>
-        <w:t xml:space="preserve">The Employee shall receive a monthly gross salary </w:t>
-      </w:r>
-      <w:proofErr w:type="gramStart"/>
-      <w:r>
-        <w:t>of</w:t>
-      </w:r>
-      <w:proofErr w:type="gramEnd"/>
-      <w:r>
-        <w:t>:</w:t>
+        <w:t>The Employee shall receive a monthly gross salary of:</w:t>
       </w:r>
     </w:p>
     <w:p>
@@ -672,7 +642,6 @@
         <w:jc w:val="both"/>
       </w:pPr>
       <w:r>
-        <w:lastRenderedPageBreak/>
         <w:t>Support the Country Coordinator in achieving recruitment, admissions, and operational objectives.</w:t>
       </w:r>
     </w:p>
@@ -1073,7 +1042,6 @@
         </w:numPr>
       </w:pPr>
       <w:r>
-        <w:lastRenderedPageBreak/>
         <w:t>Help organize student information sessions and institutional presentations.</w:t>
       </w:r>
     </w:p>
@@ -1539,15 +1507,7 @@
         <w:pStyle w:val="NormalWeb"/>
       </w:pPr>
       <w:r>
-        <w:t xml:space="preserve">The Employee shall not disclose, copy, share, transfer, or misuse any confidential information belonging to the Company, including but not limited </w:t>
-      </w:r>
-      <w:proofErr w:type="gramStart"/>
-      <w:r>
-        <w:t>to</w:t>
-      </w:r>
-      <w:proofErr w:type="gramEnd"/>
-      <w:r>
-        <w:t>:</w:t>
+        <w:t>The Employee shall not disclose, copy, share, transfer, or misuse any confidential information belonging to the Company, including but not limited to:</w:t>
       </w:r>
     </w:p>
     <w:p>
@@ -1755,15 +1715,7 @@
         <w:pStyle w:val="NormalWeb"/>
       </w:pPr>
       <w:r>
-        <w:t xml:space="preserve">All Company property shall remain the exclusive property of Parrot Canada Visa Consultant Co. Ltd. and </w:t>
-      </w:r>
-      <w:proofErr w:type="gramStart"/>
-      <w:r>
-        <w:t>must be returned</w:t>
-      </w:r>
-      <w:proofErr w:type="gramEnd"/>
-      <w:r>
-        <w:t xml:space="preserve"> immediately upon request or termination of employment.</w:t>
+        <w:t>All Company property shall remain the exclusive property of Parrot Canada Visa Consultant Co. Ltd. and must be returned immediately upon request or termination of employment.</w:t>
       </w:r>
     </w:p>
     <w:p>
@@ -1787,15 +1739,7 @@
         <w:pStyle w:val="NormalWeb"/>
       </w:pPr>
       <w:r>
-        <w:t xml:space="preserve">The Employee's performance </w:t>
-      </w:r>
-      <w:proofErr w:type="gramStart"/>
-      <w:r>
-        <w:t>may be evaluated</w:t>
-      </w:r>
-      <w:proofErr w:type="gramEnd"/>
-      <w:r>
-        <w:t xml:space="preserve"> based on:</w:t>
+        <w:t>The Employee's performance may be evaluated based on:</w:t>
       </w:r>
     </w:p>
     <w:p>
@@ -1819,7 +1763,6 @@
         </w:numPr>
       </w:pPr>
       <w:r>
-        <w:lastRenderedPageBreak/>
         <w:t>Productivity</w:t>
       </w:r>
     </w:p>
@@ -1937,15 +1880,7 @@
         <w:jc w:val="both"/>
       </w:pPr>
       <w:r>
-        <w:t xml:space="preserve">The Employee shall strictly comply with all prohibitions and restrictions contained in the Company's policies, including student contracts, student payments, MIS compliance, unauthorized partner communications, confidentiality, conflict of interest, solicitation of students or clients, and mandatory daily Check-In and </w:t>
-      </w:r>
-      <w:proofErr w:type="gramStart"/>
-      <w:r>
-        <w:t>Check-Out</w:t>
-      </w:r>
-      <w:proofErr w:type="gramEnd"/>
-      <w:r>
-        <w:t xml:space="preserve"> procedures in PARROT MIS.</w:t>
+        <w:t>The Employee shall strictly comply with all prohibitions and restrictions contained in the Company's policies, including student contracts, student payments, MIS compliance, unauthorized partner communications, confidentiality, conflict of interest, solicitation of students or clients, and mandatory daily Check-In and Check-Out procedures in PARROT MIS.</w:t>
       </w:r>
     </w:p>
     <w:p>
@@ -1987,25 +1922,7 @@
           <w:sz w:val="24"/>
           <w:szCs w:val="24"/>
         </w:rPr>
-        <w:t xml:space="preserve">The Employee shall not </w:t>
-      </w:r>
-      <w:proofErr w:type="gramStart"/>
-      <w:r>
-        <w:rPr>
-          <w:rFonts w:ascii="Times New Roman" w:eastAsia="Times New Roman" w:hAnsi="Times New Roman" w:cs="Times New Roman"/>
-          <w:sz w:val="24"/>
-          <w:szCs w:val="24"/>
-        </w:rPr>
-        <w:t>create,</w:t>
-      </w:r>
-      <w:proofErr w:type="gramEnd"/>
-      <w:r>
-        <w:rPr>
-          <w:rFonts w:ascii="Times New Roman" w:eastAsia="Times New Roman" w:hAnsi="Times New Roman" w:cs="Times New Roman"/>
-          <w:sz w:val="24"/>
-          <w:szCs w:val="24"/>
-        </w:rPr>
-        <w:t xml:space="preserve"> process, submit, or initiate any student application unless the student has first signed the official service contract through the Company's approved procedures and systems.</w:t>
+        <w:t>The Employee shall not create, process, submit, or initiate any student application unless the student has first signed the official service contract through the Company's approved procedures and systems.</w:t>
       </w:r>
     </w:p>
     <w:p>
@@ -2066,25 +1983,7 @@
           <w:sz w:val="24"/>
           <w:szCs w:val="24"/>
         </w:rPr>
-        <w:t xml:space="preserve">All payments </w:t>
-      </w:r>
-      <w:proofErr w:type="gramStart"/>
-      <w:r>
-        <w:rPr>
-          <w:rFonts w:ascii="Times New Roman" w:eastAsia="Times New Roman" w:hAnsi="Times New Roman" w:cs="Times New Roman"/>
-          <w:sz w:val="24"/>
-          <w:szCs w:val="24"/>
-        </w:rPr>
-        <w:t>must be made</w:t>
-      </w:r>
-      <w:proofErr w:type="gramEnd"/>
-      <w:r>
-        <w:rPr>
-          <w:rFonts w:ascii="Times New Roman" w:eastAsia="Times New Roman" w:hAnsi="Times New Roman" w:cs="Times New Roman"/>
-          <w:sz w:val="24"/>
-          <w:szCs w:val="24"/>
-        </w:rPr>
-        <w:t xml:space="preserve"> exclusively through the Company's officially approved payment methods and bank accounts.</w:t>
+        <w:t>All payments must be made exclusively through the Company's officially approved payment methods and bank accounts.</w:t>
       </w:r>
     </w:p>
     <w:p>
@@ -2310,25 +2209,7 @@
           <w:sz w:val="24"/>
           <w:szCs w:val="24"/>
         </w:rPr>
-        <w:t xml:space="preserve">The Employee shall </w:t>
-      </w:r>
-      <w:proofErr w:type="gramStart"/>
-      <w:r>
-        <w:rPr>
-          <w:rFonts w:ascii="Times New Roman" w:eastAsia="Times New Roman" w:hAnsi="Times New Roman" w:cs="Times New Roman"/>
-          <w:sz w:val="24"/>
-          <w:szCs w:val="24"/>
-        </w:rPr>
-        <w:t>not misuse</w:t>
-      </w:r>
-      <w:proofErr w:type="gramEnd"/>
-      <w:r>
-        <w:rPr>
-          <w:rFonts w:ascii="Times New Roman" w:eastAsia="Times New Roman" w:hAnsi="Times New Roman" w:cs="Times New Roman"/>
-          <w:sz w:val="24"/>
-          <w:szCs w:val="24"/>
-        </w:rPr>
-        <w:t>, damage, alter, copy, remove, transfer, disclose, sell, or unlawfully use Company property, information, software, records, databases, passwords, systems, or equipment.</w:t>
+        <w:t>The Employee shall not misuse, damage, alter, copy, remove, transfer, disclose, sell, or unlawfully use Company property, information, software, records, databases, passwords, systems, or equipment.</w:t>
       </w:r>
     </w:p>
     <w:p>
@@ -2474,29 +2355,7 @@
           <w:sz w:val="36"/>
           <w:szCs w:val="36"/>
         </w:rPr>
-        <w:t xml:space="preserve">11.11 Mandatory Daily Check-In and </w:t>
-      </w:r>
-      <w:proofErr w:type="gramStart"/>
-      <w:r>
-        <w:rPr>
-          <w:rFonts w:ascii="Times New Roman" w:eastAsia="Times New Roman" w:hAnsi="Times New Roman" w:cs="Times New Roman"/>
-          <w:b/>
-          <w:bCs/>
-          <w:sz w:val="36"/>
-          <w:szCs w:val="36"/>
-        </w:rPr>
-        <w:t>Check-Out</w:t>
-      </w:r>
-      <w:proofErr w:type="gramEnd"/>
-      <w:r>
-        <w:rPr>
-          <w:rFonts w:ascii="Times New Roman" w:eastAsia="Times New Roman" w:hAnsi="Times New Roman" w:cs="Times New Roman"/>
-          <w:b/>
-          <w:bCs/>
-          <w:sz w:val="36"/>
-          <w:szCs w:val="36"/>
-        </w:rPr>
-        <w:t xml:space="preserve"> in PARROT MIS</w:t>
+        <w:t>11.11 Mandatory Daily Check-In and Check-Out in PARROT MIS</w:t>
       </w:r>
     </w:p>
     <w:p>
@@ -2515,25 +2374,7 @@
           <w:sz w:val="24"/>
           <w:szCs w:val="24"/>
         </w:rPr>
-        <w:t xml:space="preserve">The Employee is required to complete a daily Check-In in PARROT MIS immediately upon commencing work and a daily </w:t>
-      </w:r>
-      <w:proofErr w:type="gramStart"/>
-      <w:r>
-        <w:rPr>
-          <w:rFonts w:ascii="Times New Roman" w:eastAsia="Times New Roman" w:hAnsi="Times New Roman" w:cs="Times New Roman"/>
-          <w:sz w:val="24"/>
-          <w:szCs w:val="24"/>
-        </w:rPr>
-        <w:t>Check-Out</w:t>
-      </w:r>
-      <w:proofErr w:type="gramEnd"/>
-      <w:r>
-        <w:rPr>
-          <w:rFonts w:ascii="Times New Roman" w:eastAsia="Times New Roman" w:hAnsi="Times New Roman" w:cs="Times New Roman"/>
-          <w:sz w:val="24"/>
-          <w:szCs w:val="24"/>
-        </w:rPr>
-        <w:t xml:space="preserve"> in PARROT MIS before leaving work or ending the working day.</w:t>
+        <w:t>The Employee is required to complete a daily Check-In in PARROT MIS immediately upon commencing work and a daily Check-Out in PARROT MIS before leaving work or ending the working day.</w:t>
       </w:r>
     </w:p>
     <w:p>
@@ -2552,25 +2393,7 @@
           <w:sz w:val="24"/>
           <w:szCs w:val="24"/>
         </w:rPr>
-        <w:t xml:space="preserve">Failure to properly complete the required Check-In and </w:t>
-      </w:r>
-      <w:proofErr w:type="gramStart"/>
-      <w:r>
-        <w:rPr>
-          <w:rFonts w:ascii="Times New Roman" w:eastAsia="Times New Roman" w:hAnsi="Times New Roman" w:cs="Times New Roman"/>
-          <w:sz w:val="24"/>
-          <w:szCs w:val="24"/>
-        </w:rPr>
-        <w:t>Check-Out</w:t>
-      </w:r>
-      <w:proofErr w:type="gramEnd"/>
-      <w:r>
-        <w:rPr>
-          <w:rFonts w:ascii="Times New Roman" w:eastAsia="Times New Roman" w:hAnsi="Times New Roman" w:cs="Times New Roman"/>
-          <w:sz w:val="24"/>
-          <w:szCs w:val="24"/>
-        </w:rPr>
-        <w:t xml:space="preserve"> procedures shall be considered a violation of Company attendance and operational policies.</w:t>
+        <w:t>Failure to properly complete the required Check-In and Check-Out procedures shall be considered a violation of Company attendance and operational policies.</w:t>
       </w:r>
     </w:p>
     <w:p>
@@ -2611,26 +2434,7 @@
           <w:sz w:val="24"/>
           <w:szCs w:val="24"/>
         </w:rPr>
-        <w:lastRenderedPageBreak/>
-        <w:t xml:space="preserve">Daily Check-In and </w:t>
-      </w:r>
-      <w:proofErr w:type="gramStart"/>
-      <w:r>
-        <w:rPr>
-          <w:rFonts w:ascii="Times New Roman" w:eastAsia="Times New Roman" w:hAnsi="Times New Roman" w:cs="Times New Roman"/>
-          <w:sz w:val="24"/>
-          <w:szCs w:val="24"/>
-        </w:rPr>
-        <w:t>Check-Out</w:t>
-      </w:r>
-      <w:proofErr w:type="gramEnd"/>
-      <w:r>
-        <w:rPr>
-          <w:rFonts w:ascii="Times New Roman" w:eastAsia="Times New Roman" w:hAnsi="Times New Roman" w:cs="Times New Roman"/>
-          <w:sz w:val="24"/>
-          <w:szCs w:val="24"/>
-        </w:rPr>
-        <w:t xml:space="preserve"> records in PARROT MIS shall serve as the official attendance record of the Company.</w:t>
+        <w:t>Daily Check-In and Check-Out records in PARROT MIS shall serve as the official attendance record of the Company.</w:t>
       </w:r>
     </w:p>
     <w:p>
@@ -2652,25 +2456,7 @@
           <w:sz w:val="24"/>
           <w:szCs w:val="24"/>
         </w:rPr>
-        <w:t xml:space="preserve">Every missed Check-In or </w:t>
-      </w:r>
-      <w:proofErr w:type="gramStart"/>
-      <w:r>
-        <w:rPr>
-          <w:rFonts w:ascii="Times New Roman" w:eastAsia="Times New Roman" w:hAnsi="Times New Roman" w:cs="Times New Roman"/>
-          <w:sz w:val="24"/>
-          <w:szCs w:val="24"/>
-        </w:rPr>
-        <w:t>Check-Out</w:t>
-      </w:r>
-      <w:proofErr w:type="gramEnd"/>
-      <w:r>
-        <w:rPr>
-          <w:rFonts w:ascii="Times New Roman" w:eastAsia="Times New Roman" w:hAnsi="Times New Roman" w:cs="Times New Roman"/>
-          <w:sz w:val="24"/>
-          <w:szCs w:val="24"/>
-        </w:rPr>
-        <w:t xml:space="preserve"> may result in a salary deduction as determined by Company policy.</w:t>
+        <w:t>Every missed Check-In or Check-Out may result in a salary deduction as determined by Company policy.</w:t>
       </w:r>
     </w:p>
     <w:p>
@@ -2692,25 +2478,7 @@
           <w:sz w:val="24"/>
           <w:szCs w:val="24"/>
         </w:rPr>
-        <w:t xml:space="preserve">The deduction amount applicable to each missed Check-In or </w:t>
-      </w:r>
-      <w:proofErr w:type="gramStart"/>
-      <w:r>
-        <w:rPr>
-          <w:rFonts w:ascii="Times New Roman" w:eastAsia="Times New Roman" w:hAnsi="Times New Roman" w:cs="Times New Roman"/>
-          <w:sz w:val="24"/>
-          <w:szCs w:val="24"/>
-        </w:rPr>
-        <w:t>Check-Out</w:t>
-      </w:r>
-      <w:proofErr w:type="gramEnd"/>
-      <w:r>
-        <w:rPr>
-          <w:rFonts w:ascii="Times New Roman" w:eastAsia="Times New Roman" w:hAnsi="Times New Roman" w:cs="Times New Roman"/>
-          <w:sz w:val="24"/>
-          <w:szCs w:val="24"/>
-        </w:rPr>
-        <w:t xml:space="preserve"> shall be communicated by management through automatic MIS notification.</w:t>
+        <w:t>The deduction amount applicable to each missed Check-In or Check-Out shall be communicated by management through automatic MIS notification.</w:t>
       </w:r>
     </w:p>
     <w:p>
@@ -2732,25 +2500,7 @@
           <w:sz w:val="24"/>
           <w:szCs w:val="24"/>
         </w:rPr>
-        <w:t xml:space="preserve">Salary adjustments resulting from missed Check-In and </w:t>
-      </w:r>
-      <w:proofErr w:type="gramStart"/>
-      <w:r>
-        <w:rPr>
-          <w:rFonts w:ascii="Times New Roman" w:eastAsia="Times New Roman" w:hAnsi="Times New Roman" w:cs="Times New Roman"/>
-          <w:sz w:val="24"/>
-          <w:szCs w:val="24"/>
-        </w:rPr>
-        <w:t>Check-Out</w:t>
-      </w:r>
-      <w:proofErr w:type="gramEnd"/>
-      <w:r>
-        <w:rPr>
-          <w:rFonts w:ascii="Times New Roman" w:eastAsia="Times New Roman" w:hAnsi="Times New Roman" w:cs="Times New Roman"/>
-          <w:sz w:val="24"/>
-          <w:szCs w:val="24"/>
-        </w:rPr>
-        <w:t xml:space="preserve"> records shall be calculated at the end of each payroll period and reflected in the Employee's monthly salary.</w:t>
+        <w:t>Salary adjustments resulting from missed Check-In and Check-Out records shall be calculated at the end of each payroll period and reflected in the Employee's monthly salary.</w:t>
       </w:r>
     </w:p>
     <w:p>
@@ -2759,15 +2509,7 @@
         <w:jc w:val="both"/>
       </w:pPr>
       <w:r>
-        <w:t xml:space="preserve">Repeated failure to comply with Check-In and </w:t>
-      </w:r>
-      <w:proofErr w:type="gramStart"/>
-      <w:r>
-        <w:t>Check-Out</w:t>
-      </w:r>
-      <w:proofErr w:type="gramEnd"/>
-      <w:r>
-        <w:t xml:space="preserve"> requirements may result in disciplinary action, including written warnings, probation extension, suspension, or termination of employment</w:t>
+        <w:t>Repeated failure to comply with Check-In and Check-Out requirements may result in disciplinary action, including written warnings, probation extension, suspension, or termination of employment</w:t>
       </w:r>
       <w:r>
         <w:t>.</w:t>
@@ -2954,15 +2696,7 @@
         </w:numPr>
       </w:pPr>
       <w:r>
-        <w:t xml:space="preserve">Company policies </w:t>
-      </w:r>
-      <w:proofErr w:type="gramStart"/>
-      <w:r>
-        <w:t>are violated</w:t>
-      </w:r>
-      <w:proofErr w:type="gramEnd"/>
-      <w:r>
-        <w:t>.</w:t>
+        <w:t>Company policies are violated.</w:t>
       </w:r>
     </w:p>
     <w:p>
@@ -2986,15 +2720,7 @@
         </w:numPr>
       </w:pPr>
       <w:r>
-        <w:t xml:space="preserve">Confidentiality </w:t>
-      </w:r>
-      <w:proofErr w:type="gramStart"/>
-      <w:r>
-        <w:t>is breached</w:t>
-      </w:r>
-      <w:proofErr w:type="gramEnd"/>
-      <w:r>
-        <w:t>.</w:t>
+        <w:t>Confidentiality is breached.</w:t>
       </w:r>
     </w:p>
     <w:p>
@@ -3006,15 +2732,7 @@
         </w:numPr>
       </w:pPr>
       <w:r>
-        <w:t xml:space="preserve">Fraud, theft, or dishonesty </w:t>
-      </w:r>
-      <w:proofErr w:type="gramStart"/>
-      <w:r>
-        <w:t>is discovered</w:t>
-      </w:r>
-      <w:proofErr w:type="gramEnd"/>
-      <w:r>
-        <w:t>.</w:t>
+        <w:t>Fraud, theft, or dishonesty is discovered.</w:t>
       </w:r>
     </w:p>
     <w:p>
@@ -3080,15 +2798,7 @@
         <w:pStyle w:val="NormalWeb"/>
       </w:pPr>
       <w:r>
-        <w:t xml:space="preserve">Confirmation of employment </w:t>
-      </w:r>
-      <w:proofErr w:type="gramStart"/>
-      <w:r>
-        <w:t>shall be based</w:t>
-      </w:r>
-      <w:proofErr w:type="gramEnd"/>
-      <w:r>
-        <w:t xml:space="preserve"> upon satisfactory performance and approval by management.</w:t>
+        <w:t>Confirmation of employment shall be based upon satisfactory performance and approval by management.</w:t>
       </w:r>
     </w:p>
     <w:p>
@@ -3177,7 +2887,7 @@
         <mc:AlternateContent>
           <mc:Choice Requires="wps">
             <w:drawing>
-              <wp:anchor distT="0" distB="0" distL="114300" distR="114300" simplePos="0" relativeHeight="251659264" behindDoc="0" locked="0" layoutInCell="1" allowOverlap="1">
+              <wp:anchor distT="0" distB="0" distL="114300" distR="114300" simplePos="0" relativeHeight="251659264" behindDoc="0" locked="0" layoutInCell="1" allowOverlap="1" wp14:anchorId="6AFFF0D9" wp14:editId="77C7A6B8">
                 <wp:simplePos x="0" y="0"/>
                 <wp:positionH relativeFrom="column">
                   <wp:posOffset>4019550</wp:posOffset>
@@ -3215,7 +2925,7 @@
                                 <w:noProof/>
                               </w:rPr>
                               <w:drawing>
-                                <wp:inline distT="0" distB="0" distL="0" distR="0" wp14:anchorId="3B73F6ED" wp14:editId="7C2F8F65">
+                                <wp:inline distT="0" distB="0" distL="0" distR="0" wp14:anchorId="3E4F8F69" wp14:editId="0D3D7FFF">
                                   <wp:extent cx="1543050" cy="1562100"/>
                                   <wp:effectExtent l="0" t="0" r="0" b="0"/>
                                   <wp:docPr id="2" name="Picture 2"/>
@@ -3273,11 +2983,11 @@
           </mc:Choice>
           <mc:Fallback>
             <w:pict>
-              <v:shapetype id="_x0000_t202" coordsize="21600,21600" o:spt="202" path="m,l,21600r21600,l21600,xe">
+              <v:shapetype w14:anchorId="6AFFF0D9" id="_x0000_t202" coordsize="21600,21600" o:spt="202" path="m,l,21600r21600,l21600,xe">
                 <v:stroke joinstyle="miter"/>
                 <v:path gradientshapeok="t" o:connecttype="rect"/>
               </v:shapetype>
-              <v:shape id="Text Box 1" o:spid="_x0000_s1026" type="#_x0000_t202" style="position:absolute;margin-left:316.5pt;margin-top:27.25pt;width:139.5pt;height:140.25pt;z-index:251659264;visibility:visible;mso-wrap-style:square;mso-width-percent:0;mso-height-percent:0;mso-wrap-distance-left:9pt;mso-wrap-distance-top:0;mso-wrap-distance-right:9pt;mso-wrap-distance-bottom:0;mso-position-horizontal:absolute;mso-position-horizontal-relative:text;mso-position-vertical:absolute;mso-position-vertical-relative:text;mso-width-percent:0;mso-height-percent:0;mso-width-relative:margin;mso-height-relative:margin;v-text-anchor:top" o:gfxdata="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" filled="f" stroked="f" strokeweight=".5pt">
+              <v:shape id="Text Box 1" o:spid="_x0000_s1026" type="#_x0000_t202" style="position:absolute;margin-left:316.5pt;margin-top:27.25pt;width:139.5pt;height:140.25pt;z-index:251659264;visibility:visible;mso-wrap-style:square;mso-width-percent:0;mso-height-percent:0;mso-wrap-distance-left:9pt;mso-wrap-distance-top:0;mso-wrap-distance-right:9pt;mso-wrap-distance-bottom:0;mso-position-horizontal:absolute;mso-position-horizontal-relative:text;mso-position-vertical:absolute;mso-position-vertical-relative:text;mso-width-percent:0;mso-height-percent:0;mso-width-relative:margin;mso-height-relative:margin;v-text-anchor:top" o:gfxdata="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" filled="f" stroked="f" strokeweight=".5pt">
                 <v:textbox>
                   <w:txbxContent>
                     <w:p>
@@ -3286,7 +2996,7 @@
                           <w:noProof/>
                         </w:rPr>
                         <w:drawing>
-                          <wp:inline distT="0" distB="0" distL="0" distR="0" wp14:anchorId="3B73F6ED" wp14:editId="7C2F8F65">
+                          <wp:inline distT="0" distB="0" distL="0" distR="0" wp14:anchorId="3E4F8F69" wp14:editId="0D3D7FFF">
                             <wp:extent cx="1543050" cy="1562100"/>
                             <wp:effectExtent l="0" t="0" r="0" b="0"/>
                             <wp:docPr id="2" name="Picture 2"/>
@@ -3461,8 +3171,6 @@
         </w:rPr>
         <w:t>Date: ${employer_date}</w:t>
       </w:r>
-      <w:bookmarkStart w:id="0" w:name="_GoBack"/>
-      <w:bookmarkEnd w:id="0"/>
     </w:p>
     <w:p>
       <w:pPr>
@@ -3662,7 +3370,7 @@
 </file>
 
 <file path=word/numbering.xml><?xml version="1.0" encoding="utf-8"?>
-<w:numbering xmlns:wpc="http://schemas.microsoft.com/office/word/2010/wordprocessingCanvas" xmlns:cx="http://schemas.microsoft.com/office/drawing/2014/chartex" xmlns:cx1="http://schemas.microsoft.com/office/drawing/2015/9/8/chartex" xmlns:mc="http://schemas.openxmlformats.org/markup-compatibility/2006" xmlns:o="urn:schemas-microsoft-com:office:office" xmlns:r="http://schemas.openxmlformats.org/officeDocument/2006/relationships" xmlns:m="http://schemas.openxmlformats.org/officeDocument/2006/math" xmlns:v="urn:schemas-microsoft-com:vml" xmlns:wp14="http://schemas.microsoft.com/office/word/2010/wordprocessingDrawing" xmlns:wp="http://schemas.openxmlformats.org/drawingml/2006/wordprocessingDrawing" xmlns:w10="urn:schemas-microsoft-com:office:word" xmlns:w="http://schemas.openxmlformats.org/wordprocessingml/2006/main" xmlns:w14="http://schemas.microsoft.com/office/word/2010/wordml" xmlns:w15="http://schemas.microsoft.com/office/word/2012/wordml" xmlns:w16se="http://schemas.microsoft.com/office/word/2015/wordml/symex" xmlns:wpg="http://schemas.microsoft.com/office/word/2010/wordprocessingGroup" xmlns:wpi="http://schemas.microsoft.com/office/word/2010/wordprocessingInk" xmlns:wne="http://schemas.microsoft.com/office/word/2006/wordml" xmlns:wps="http://schemas.microsoft.com/office/word/2010/wordprocessingShape" mc:Ignorable="w14 w15 w16se wp14">
+<w:numbering xmlns:wpc="http://schemas.microsoft.com/office/word/2010/wordprocessingCanvas" xmlns:cx="http://schemas.microsoft.com/office/drawing/2014/chartex" xmlns:cx1="http://schemas.microsoft.com/office/drawing/2015/9/8/chartex" xmlns:cx2="http://schemas.microsoft.com/office/drawing/2015/10/21/chartex" xmlns:cx3="http://schemas.microsoft.com/office/drawing/2016/5/9/chartex" xmlns:cx4="http://schemas.microsoft.com/office/drawing/2016/5/10/chartex" xmlns:cx5="http://schemas.microsoft.com/office/drawing/2016/5/11/chartex" xmlns:cx6="http://schemas.microsoft.com/office/drawing/2016/5/12/chartex" xmlns:cx7="http://schemas.microsoft.com/office/drawing/2016/5/13/chartex" xmlns:cx8="http://schemas.microsoft.com/office/drawing/2016/5/14/chartex" xmlns:mc="http://schemas.openxmlformats.org/markup-compatibility/2006" xmlns:aink="http://schemas.microsoft.com/office/drawing/2016/ink" xmlns:am3d="http://schemas.microsoft.com/office/drawing/2017/model3d" xmlns:o="urn:schemas-microsoft-com:office:office" xmlns:oel="http://schemas.microsoft.com/office/2019/extlst" xmlns:r="http://schemas.openxmlformats.org/officeDocument/2006/relationships" xmlns:m="http://schemas.openxmlformats.org/officeDocument/2006/math" xmlns:v="urn:schemas-microsoft-com:vml" xmlns:wp14="http://schemas.microsoft.com/office/word/2010/wordprocessingDrawing" xmlns:wp="http://schemas.openxmlformats.org/drawingml/2006/wordprocessingDrawing" xmlns:w10="urn:schemas-microsoft-com:office:word" xmlns:w="http://schemas.openxmlformats.org/wordprocessingml/2006/main" xmlns:w14="http://schemas.microsoft.com/office/word/2010/wordml" xmlns:w15="http://schemas.microsoft.com/office/word/2012/wordml" xmlns:w16cex="http://schemas.microsoft.com/office/word/2018/wordml/cex" xmlns:w16cid="http://schemas.microsoft.com/office/word/2016/wordml/cid" xmlns:w16="http://schemas.microsoft.com/office/word/2018/wordml" xmlns:w16du="http://schemas.microsoft.com/office/word/2023/wordml/word16du" xmlns:w16sdtdh="http://schemas.microsoft.com/office/word/2020/wordml/sdtdatahash" xmlns:w16se="http://schemas.microsoft.com/office/word/2015/wordml/symex" xmlns:wpg="http://schemas.microsoft.com/office/word/2010/wordprocessingGroup" xmlns:wpi="http://schemas.microsoft.com/office/word/2010/wordprocessingInk" xmlns:wne="http://schemas.microsoft.com/office/word/2006/wordml" xmlns:wps="http://schemas.microsoft.com/office/word/2010/wordprocessingShape" mc:Ignorable="w14 w15 w16se w16cid w16 w16cex w16sdtdh w16du wp14">
   <w:abstractNum w:abstractNumId="0" w15:restartNumberingAfterBreak="0">
     <w:nsid w:val="06EF3FA8"/>
     <w:multiLevelType w:val="multilevel"/>
@@ -6012,6 +5720,119 @@
     </w:lvl>
   </w:abstractNum>
   <w:abstractNum w:abstractNumId="16" w15:restartNumberingAfterBreak="0">
+    <w:nsid w:val="3520556A"/>
+    <w:multiLevelType w:val="hybridMultilevel"/>
+    <w:tmpl w:val="31A01ED0"/>
+    <w:lvl w:ilvl="0" w:tplc="0409000D">
+      <w:start w:val="1"/>
+      <w:numFmt w:val="bullet"/>
+      <w:lvlText w:val=""/>
+      <w:lvlJc w:val="left"/>
+      <w:pPr>
+        <w:ind w:left="720" w:hanging="360"/>
+      </w:pPr>
+      <w:rPr>
+        <w:rFonts w:ascii="Wingdings" w:hAnsi="Wingdings" w:hint="default"/>
+      </w:rPr>
+    </w:lvl>
+    <w:lvl w:ilvl="1" w:tplc="04090003" w:tentative="1">
+      <w:start w:val="1"/>
+      <w:numFmt w:val="bullet"/>
+      <w:lvlText w:val="o"/>
+      <w:lvlJc w:val="left"/>
+      <w:pPr>
+        <w:ind w:left="1440" w:hanging="360"/>
+      </w:pPr>
+      <w:rPr>
+        <w:rFonts w:ascii="Courier New" w:hAnsi="Courier New" w:cs="Courier New" w:hint="default"/>
+      </w:rPr>
+    </w:lvl>
+    <w:lvl w:ilvl="2" w:tplc="04090005" w:tentative="1">
+      <w:start w:val="1"/>
+      <w:numFmt w:val="bullet"/>
+      <w:lvlText w:val=""/>
+      <w:lvlJc w:val="left"/>
+      <w:pPr>
+        <w:ind w:left="2160" w:hanging="360"/>
+      </w:pPr>
+      <w:rPr>
+        <w:rFonts w:ascii="Wingdings" w:hAnsi="Wingdings" w:hint="default"/>
+      </w:rPr>
+    </w:lvl>
+    <w:lvl w:ilvl="3" w:tplc="04090001" w:tentative="1">
+      <w:start w:val="1"/>
+      <w:numFmt w:val="bullet"/>
+      <w:lvlText w:val=""/>
+      <w:lvlJc w:val="left"/>
+      <w:pPr>
+        <w:ind w:left="2880" w:hanging="360"/>
+      </w:pPr>
+      <w:rPr>
+        <w:rFonts w:ascii="Symbol" w:hAnsi="Symbol" w:hint="default"/>
+      </w:rPr>
+    </w:lvl>
+    <w:lvl w:ilvl="4" w:tplc="04090003" w:tentative="1">
+      <w:start w:val="1"/>
+      <w:numFmt w:val="bullet"/>
+      <w:lvlText w:val="o"/>
+      <w:lvlJc w:val="left"/>
+      <w:pPr>
+        <w:ind w:left="3600" w:hanging="360"/>
+      </w:pPr>
+      <w:rPr>
+        <w:rFonts w:ascii="Courier New" w:hAnsi="Courier New" w:cs="Courier New" w:hint="default"/>
+      </w:rPr>
+    </w:lvl>
+    <w:lvl w:ilvl="5" w:tplc="04090005" w:tentative="1">
+      <w:start w:val="1"/>
+      <w:numFmt w:val="bullet"/>
+      <w:lvlText w:val=""/>
+      <w:lvlJc w:val="left"/>
+      <w:pPr>
+        <w:ind w:left="4320" w:hanging="360"/>
+      </w:pPr>
+      <w:rPr>
+        <w:rFonts w:ascii="Wingdings" w:hAnsi="Wingdings" w:hint="default"/>
+      </w:rPr>
+    </w:lvl>
+    <w:lvl w:ilvl="6" w:tplc="04090001" w:tentative="1">
+      <w:start w:val="1"/>
+      <w:numFmt w:val="bullet"/>
+      <w:lvlText w:val=""/>
+      <w:lvlJc w:val="left"/>
+      <w:pPr>
+        <w:ind w:left="5040" w:hanging="360"/>
+      </w:pPr>
+      <w:rPr>
+        <w:rFonts w:ascii="Symbol" w:hAnsi="Symbol" w:hint="default"/>
+      </w:rPr>
+    </w:lvl>
+    <w:lvl w:ilvl="7" w:tplc="04090003" w:tentative="1">
+      <w:start w:val="1"/>
+      <w:numFmt w:val="bullet"/>
+      <w:lvlText w:val="o"/>
+      <w:lvlJc w:val="left"/>
+      <w:pPr>
+        <w:ind w:left="5760" w:hanging="360"/>
+      </w:pPr>
+      <w:rPr>
+        <w:rFonts w:ascii="Courier New" w:hAnsi="Courier New" w:cs="Courier New" w:hint="default"/>
+      </w:rPr>
+    </w:lvl>
+    <w:lvl w:ilvl="8" w:tplc="04090005" w:tentative="1">
+      <w:start w:val="1"/>
+      <w:numFmt w:val="bullet"/>
+      <w:lvlText w:val=""/>
+      <w:lvlJc w:val="left"/>
+      <w:pPr>
+        <w:ind w:left="6480" w:hanging="360"/>
+      </w:pPr>
+      <w:rPr>
+        <w:rFonts w:ascii="Wingdings" w:hAnsi="Wingdings" w:hint="default"/>
+      </w:rPr>
+    </w:lvl>
+  </w:abstractNum>
+  <w:abstractNum w:abstractNumId="17" w15:restartNumberingAfterBreak="0">
     <w:nsid w:val="3CFD788E"/>
     <w:multiLevelType w:val="multilevel"/>
     <w:tmpl w:val="8848B460"/>
@@ -6160,7 +5981,7 @@
       </w:rPr>
     </w:lvl>
   </w:abstractNum>
-  <w:abstractNum w:abstractNumId="17" w15:restartNumberingAfterBreak="0">
+  <w:abstractNum w:abstractNumId="18" w15:restartNumberingAfterBreak="0">
     <w:nsid w:val="3F526D22"/>
     <w:multiLevelType w:val="multilevel"/>
     <w:tmpl w:val="1674A646"/>
@@ -6309,7 +6130,7 @@
       </w:rPr>
     </w:lvl>
   </w:abstractNum>
-  <w:abstractNum w:abstractNumId="18" w15:restartNumberingAfterBreak="0">
+  <w:abstractNum w:abstractNumId="19" w15:restartNumberingAfterBreak="0">
     <w:nsid w:val="45B4557A"/>
     <w:multiLevelType w:val="multilevel"/>
     <w:tmpl w:val="EFF2D17C"/>
@@ -6458,7 +6279,7 @@
       </w:rPr>
     </w:lvl>
   </w:abstractNum>
-  <w:abstractNum w:abstractNumId="19" w15:restartNumberingAfterBreak="0">
+  <w:abstractNum w:abstractNumId="20" w15:restartNumberingAfterBreak="0">
     <w:nsid w:val="4A6678DA"/>
     <w:multiLevelType w:val="multilevel"/>
     <w:tmpl w:val="26E6C3B0"/>
@@ -6607,7 +6428,7 @@
       </w:rPr>
     </w:lvl>
   </w:abstractNum>
-  <w:abstractNum w:abstractNumId="20" w15:restartNumberingAfterBreak="0">
+  <w:abstractNum w:abstractNumId="21" w15:restartNumberingAfterBreak="0">
     <w:nsid w:val="500D3DED"/>
     <w:multiLevelType w:val="multilevel"/>
     <w:tmpl w:val="EBB07C66"/>
@@ -6756,7 +6577,7 @@
       </w:rPr>
     </w:lvl>
   </w:abstractNum>
-  <w:abstractNum w:abstractNumId="21" w15:restartNumberingAfterBreak="0">
+  <w:abstractNum w:abstractNumId="22" w15:restartNumberingAfterBreak="0">
     <w:nsid w:val="5095356D"/>
     <w:multiLevelType w:val="multilevel"/>
     <w:tmpl w:val="B6DED8DE"/>
@@ -6869,7 +6690,7 @@
       </w:pPr>
     </w:lvl>
   </w:abstractNum>
-  <w:abstractNum w:abstractNumId="22" w15:restartNumberingAfterBreak="0">
+  <w:abstractNum w:abstractNumId="23" w15:restartNumberingAfterBreak="0">
     <w:nsid w:val="50ED522D"/>
     <w:multiLevelType w:val="multilevel"/>
     <w:tmpl w:val="A5D09D7C"/>
@@ -7018,7 +6839,7 @@
       </w:rPr>
     </w:lvl>
   </w:abstractNum>
-  <w:abstractNum w:abstractNumId="23" w15:restartNumberingAfterBreak="0">
+  <w:abstractNum w:abstractNumId="24" w15:restartNumberingAfterBreak="0">
     <w:nsid w:val="515C0334"/>
     <w:multiLevelType w:val="multilevel"/>
     <w:tmpl w:val="3614F8C0"/>
@@ -7167,7 +6988,7 @@
       </w:rPr>
     </w:lvl>
   </w:abstractNum>
-  <w:abstractNum w:abstractNumId="24" w15:restartNumberingAfterBreak="0">
+  <w:abstractNum w:abstractNumId="25" w15:restartNumberingAfterBreak="0">
     <w:nsid w:val="5CD05D7B"/>
     <w:multiLevelType w:val="multilevel"/>
     <w:tmpl w:val="F11445E2"/>
@@ -7316,7 +7137,7 @@
       </w:rPr>
     </w:lvl>
   </w:abstractNum>
-  <w:abstractNum w:abstractNumId="25" w15:restartNumberingAfterBreak="0">
+  <w:abstractNum w:abstractNumId="26" w15:restartNumberingAfterBreak="0">
     <w:nsid w:val="64073A71"/>
     <w:multiLevelType w:val="multilevel"/>
     <w:tmpl w:val="9D10090C"/>
@@ -7465,7 +7286,7 @@
       </w:rPr>
     </w:lvl>
   </w:abstractNum>
-  <w:abstractNum w:abstractNumId="26" w15:restartNumberingAfterBreak="0">
+  <w:abstractNum w:abstractNumId="27" w15:restartNumberingAfterBreak="0">
     <w:nsid w:val="650E0B02"/>
     <w:multiLevelType w:val="multilevel"/>
     <w:tmpl w:val="EBA4A822"/>
@@ -7614,7 +7435,7 @@
       </w:rPr>
     </w:lvl>
   </w:abstractNum>
-  <w:abstractNum w:abstractNumId="27" w15:restartNumberingAfterBreak="0">
+  <w:abstractNum w:abstractNumId="28" w15:restartNumberingAfterBreak="0">
     <w:nsid w:val="67207D2E"/>
     <w:multiLevelType w:val="multilevel"/>
     <w:tmpl w:val="35D827C0"/>
@@ -7763,7 +7584,7 @@
       </w:rPr>
     </w:lvl>
   </w:abstractNum>
-  <w:abstractNum w:abstractNumId="28" w15:restartNumberingAfterBreak="0">
+  <w:abstractNum w:abstractNumId="29" w15:restartNumberingAfterBreak="0">
     <w:nsid w:val="695E12A3"/>
     <w:multiLevelType w:val="multilevel"/>
     <w:tmpl w:val="30B4B1DC"/>
@@ -7876,7 +7697,7 @@
       </w:pPr>
     </w:lvl>
   </w:abstractNum>
-  <w:abstractNum w:abstractNumId="29" w15:restartNumberingAfterBreak="0">
+  <w:abstractNum w:abstractNumId="30" w15:restartNumberingAfterBreak="0">
     <w:nsid w:val="6C750372"/>
     <w:multiLevelType w:val="multilevel"/>
     <w:tmpl w:val="D100A41E"/>
@@ -8025,7 +7846,7 @@
       </w:rPr>
     </w:lvl>
   </w:abstractNum>
-  <w:abstractNum w:abstractNumId="30" w15:restartNumberingAfterBreak="0">
+  <w:abstractNum w:abstractNumId="31" w15:restartNumberingAfterBreak="0">
     <w:nsid w:val="702C25D3"/>
     <w:multiLevelType w:val="multilevel"/>
     <w:tmpl w:val="8DAC97BC"/>
@@ -8174,7 +7995,7 @@
       </w:rPr>
     </w:lvl>
   </w:abstractNum>
-  <w:abstractNum w:abstractNumId="31" w15:restartNumberingAfterBreak="0">
+  <w:abstractNum w:abstractNumId="32" w15:restartNumberingAfterBreak="0">
     <w:nsid w:val="71576072"/>
     <w:multiLevelType w:val="multilevel"/>
     <w:tmpl w:val="76ECE196"/>
@@ -8323,7 +8144,7 @@
       </w:rPr>
     </w:lvl>
   </w:abstractNum>
-  <w:abstractNum w:abstractNumId="32" w15:restartNumberingAfterBreak="0">
+  <w:abstractNum w:abstractNumId="33" w15:restartNumberingAfterBreak="0">
     <w:nsid w:val="7D0C1968"/>
     <w:multiLevelType w:val="multilevel"/>
     <w:tmpl w:val="AE5A380C"/>
@@ -8436,110 +8257,113 @@
       </w:pPr>
     </w:lvl>
   </w:abstractNum>
-  <w:num w:numId="1">
+  <w:num w:numId="1" w16cid:durableId="1111435999">
+    <w:abstractNumId w:val="22"/>
+  </w:num>
+  <w:num w:numId="2" w16cid:durableId="620848087">
+    <w:abstractNumId w:val="18"/>
+  </w:num>
+  <w:num w:numId="3" w16cid:durableId="534581707">
+    <w:abstractNumId w:val="11"/>
+  </w:num>
+  <w:num w:numId="4" w16cid:durableId="1929649829">
+    <w:abstractNumId w:val="0"/>
+  </w:num>
+  <w:num w:numId="5" w16cid:durableId="698899148">
+    <w:abstractNumId w:val="1"/>
+  </w:num>
+  <w:num w:numId="6" w16cid:durableId="1753578194">
+    <w:abstractNumId w:val="8"/>
+  </w:num>
+  <w:num w:numId="7" w16cid:durableId="767121447">
+    <w:abstractNumId w:val="27"/>
+  </w:num>
+  <w:num w:numId="8" w16cid:durableId="1172573131">
+    <w:abstractNumId w:val="20"/>
+  </w:num>
+  <w:num w:numId="9" w16cid:durableId="2024939693">
+    <w:abstractNumId w:val="26"/>
+  </w:num>
+  <w:num w:numId="10" w16cid:durableId="2029790873">
+    <w:abstractNumId w:val="19"/>
+  </w:num>
+  <w:num w:numId="11" w16cid:durableId="115684298">
+    <w:abstractNumId w:val="33"/>
+  </w:num>
+  <w:num w:numId="12" w16cid:durableId="1262687111">
+    <w:abstractNumId w:val="17"/>
+  </w:num>
+  <w:num w:numId="13" w16cid:durableId="990603173">
+    <w:abstractNumId w:val="10"/>
+  </w:num>
+  <w:num w:numId="14" w16cid:durableId="98065763">
+    <w:abstractNumId w:val="32"/>
+  </w:num>
+  <w:num w:numId="15" w16cid:durableId="1235430314">
+    <w:abstractNumId w:val="29"/>
+  </w:num>
+  <w:num w:numId="16" w16cid:durableId="1194269500">
+    <w:abstractNumId w:val="30"/>
+  </w:num>
+  <w:num w:numId="17" w16cid:durableId="245656041">
+    <w:abstractNumId w:val="25"/>
+  </w:num>
+  <w:num w:numId="18" w16cid:durableId="1124499091">
+    <w:abstractNumId w:val="5"/>
+  </w:num>
+  <w:num w:numId="19" w16cid:durableId="1301181493">
+    <w:abstractNumId w:val="13"/>
+  </w:num>
+  <w:num w:numId="20" w16cid:durableId="2028024200">
+    <w:abstractNumId w:val="9"/>
+  </w:num>
+  <w:num w:numId="21" w16cid:durableId="1844205594">
+    <w:abstractNumId w:val="31"/>
+  </w:num>
+  <w:num w:numId="22" w16cid:durableId="1605990459">
     <w:abstractNumId w:val="21"/>
   </w:num>
-  <w:num w:numId="2">
-    <w:abstractNumId w:val="17"/>
-  </w:num>
-  <w:num w:numId="3">
-    <w:abstractNumId w:val="11"/>
-  </w:num>
-  <w:num w:numId="4">
-    <w:abstractNumId w:val="0"/>
-  </w:num>
-  <w:num w:numId="5">
-    <w:abstractNumId w:val="1"/>
-  </w:num>
-  <w:num w:numId="6">
-    <w:abstractNumId w:val="8"/>
-  </w:num>
-  <w:num w:numId="7">
-    <w:abstractNumId w:val="26"/>
-  </w:num>
-  <w:num w:numId="8">
-    <w:abstractNumId w:val="19"/>
-  </w:num>
-  <w:num w:numId="9">
-    <w:abstractNumId w:val="25"/>
-  </w:num>
-  <w:num w:numId="10">
-    <w:abstractNumId w:val="18"/>
-  </w:num>
-  <w:num w:numId="11">
-    <w:abstractNumId w:val="32"/>
-  </w:num>
-  <w:num w:numId="12">
-    <w:abstractNumId w:val="16"/>
-  </w:num>
-  <w:num w:numId="13">
-    <w:abstractNumId w:val="10"/>
-  </w:num>
-  <w:num w:numId="14">
-    <w:abstractNumId w:val="31"/>
-  </w:num>
-  <w:num w:numId="15">
+  <w:num w:numId="23" w16cid:durableId="393163876">
     <w:abstractNumId w:val="28"/>
   </w:num>
-  <w:num w:numId="16">
-    <w:abstractNumId w:val="29"/>
+  <w:num w:numId="24" w16cid:durableId="1522011927">
+    <w:abstractNumId w:val="6"/>
   </w:num>
-  <w:num w:numId="17">
+  <w:num w:numId="25" w16cid:durableId="833300972">
+    <w:abstractNumId w:val="14"/>
+  </w:num>
+  <w:num w:numId="26" w16cid:durableId="1998148535">
+    <w:abstractNumId w:val="15"/>
+  </w:num>
+  <w:num w:numId="27" w16cid:durableId="771245456">
+    <w:abstractNumId w:val="3"/>
+  </w:num>
+  <w:num w:numId="28" w16cid:durableId="1689984732">
+    <w:abstractNumId w:val="23"/>
+  </w:num>
+  <w:num w:numId="29" w16cid:durableId="205996155">
+    <w:abstractNumId w:val="4"/>
+  </w:num>
+  <w:num w:numId="30" w16cid:durableId="527984227">
     <w:abstractNumId w:val="24"/>
   </w:num>
-  <w:num w:numId="18">
-    <w:abstractNumId w:val="5"/>
-  </w:num>
-  <w:num w:numId="19">
-    <w:abstractNumId w:val="13"/>
-  </w:num>
-  <w:num w:numId="20">
-    <w:abstractNumId w:val="9"/>
-  </w:num>
-  <w:num w:numId="21">
-    <w:abstractNumId w:val="30"/>
-  </w:num>
-  <w:num w:numId="22">
-    <w:abstractNumId w:val="20"/>
-  </w:num>
-  <w:num w:numId="23">
-    <w:abstractNumId w:val="27"/>
-  </w:num>
-  <w:num w:numId="24">
-    <w:abstractNumId w:val="6"/>
-  </w:num>
-  <w:num w:numId="25">
-    <w:abstractNumId w:val="14"/>
-  </w:num>
-  <w:num w:numId="26">
-    <w:abstractNumId w:val="15"/>
-  </w:num>
-  <w:num w:numId="27">
-    <w:abstractNumId w:val="3"/>
-  </w:num>
-  <w:num w:numId="28">
-    <w:abstractNumId w:val="22"/>
-  </w:num>
-  <w:num w:numId="29">
-    <w:abstractNumId w:val="4"/>
-  </w:num>
-  <w:num w:numId="30">
-    <w:abstractNumId w:val="23"/>
-  </w:num>
-  <w:num w:numId="31">
+  <w:num w:numId="31" w16cid:durableId="112794480">
     <w:abstractNumId w:val="12"/>
   </w:num>
-  <w:num w:numId="32">
+  <w:num w:numId="32" w16cid:durableId="680592753">
     <w:abstractNumId w:val="7"/>
   </w:num>
-  <w:num w:numId="33">
+  <w:num w:numId="33" w16cid:durableId="1915040874">
     <w:abstractNumId w:val="2"/>
+  </w:num>
+  <w:num w:numId="34" w16cid:durableId="528376719">
+    <w:abstractNumId w:val="16"/>
   </w:num>
 </w:numbering>
 </file>
 
 <file path=word/styles.xml><?xml version="1.0" encoding="utf-8"?>
-<w:styles xmlns:mc="http://schemas.openxmlformats.org/markup-compatibility/2006" xmlns:r="http://schemas.openxmlformats.org/officeDocument/2006/relationships" xmlns:w="http://schemas.openxmlformats.org/wordprocessingml/2006/main" xmlns:w14="http://schemas.microsoft.com/office/word/2010/wordml" xmlns:w15="http://schemas.microsoft.com/office/word/2012/wordml" xmlns:w16se="http://schemas.microsoft.com/office/word/2015/wordml/symex" mc:Ignorable="w14 w15 w16se">
+<w:styles xmlns:mc="http://schemas.openxmlformats.org/markup-compatibility/2006" xmlns:r="http://schemas.openxmlformats.org/officeDocument/2006/relationships" xmlns:w="http://schemas.openxmlformats.org/wordprocessingml/2006/main" xmlns:w14="http://schemas.microsoft.com/office/word/2010/wordml" xmlns:w15="http://schemas.microsoft.com/office/word/2012/wordml" xmlns:w16cex="http://schemas.microsoft.com/office/word/2018/wordml/cex" xmlns:w16cid="http://schemas.microsoft.com/office/word/2016/wordml/cid" xmlns:w16="http://schemas.microsoft.com/office/word/2018/wordml" xmlns:w16du="http://schemas.microsoft.com/office/word/2023/wordml/word16du" xmlns:w16sdtdh="http://schemas.microsoft.com/office/word/2020/wordml/sdtdatahash" xmlns:w16se="http://schemas.microsoft.com/office/word/2015/wordml/symex" mc:Ignorable="w14 w15 w16se w16cid w16 w16cex w16sdtdh w16du">
   <w:docDefaults>
     <w:rPrDefault>
       <w:rPr>
@@ -8555,7 +8379,7 @@
       </w:pPr>
     </w:pPrDefault>
   </w:docDefaults>
-  <w:latentStyles w:defLockedState="0" w:defUIPriority="99" w:defSemiHidden="0" w:defUnhideWhenUsed="0" w:defQFormat="0" w:count="371">
+  <w:latentStyles w:defLockedState="0" w:defUIPriority="99" w:defSemiHidden="0" w:defUnhideWhenUsed="0" w:defQFormat="0" w:count="376">
     <w:lsdException w:name="Normal" w:uiPriority="0" w:qFormat="1"/>
     <w:lsdException w:name="heading 1" w:uiPriority="9" w:qFormat="1"/>
     <w:lsdException w:name="heading 2" w:semiHidden="1" w:uiPriority="9" w:unhideWhenUsed="1" w:qFormat="1"/>
@@ -8927,6 +8751,11 @@
     <w:lsdException w:name="List Table 5 Dark Accent 6" w:uiPriority="50"/>
     <w:lsdException w:name="List Table 6 Colorful Accent 6" w:uiPriority="51"/>
     <w:lsdException w:name="List Table 7 Colorful Accent 6" w:uiPriority="52"/>
+    <w:lsdException w:name="Mention" w:semiHidden="1" w:unhideWhenUsed="1"/>
+    <w:lsdException w:name="Smart Hyperlink" w:semiHidden="1" w:unhideWhenUsed="1"/>
+    <w:lsdException w:name="Hashtag" w:semiHidden="1" w:unhideWhenUsed="1"/>
+    <w:lsdException w:name="Unresolved Mention" w:semiHidden="1" w:unhideWhenUsed="1"/>
+    <w:lsdException w:name="Smart Link" w:semiHidden="1" w:unhideWhenUsed="1"/>
   </w:latentStyles>
   <w:style w:type="paragraph" w:default="1" w:styleId="Normal">
     <w:name w:val="Normal"/>

--- a/admin/Parrot Contract for Mutware.docx
+++ b/admin/Parrot Contract for Mutware.docx
@@ -337,7 +337,6 @@
         <w:jc w:val="both"/>
       </w:pPr>
       <w:r>
-        <w:lastRenderedPageBreak/>
         <w:t>The Company reserves the right to extend the probation period if additional time is required to properly evaluate the Employee's performance.</w:t>
       </w:r>
     </w:p>
@@ -1418,7 +1417,6 @@
           <w:sz w:val="24"/>
           <w:szCs w:val="24"/>
         </w:rPr>
-        <w:lastRenderedPageBreak/>
         <w:t>7. TRAINING AND LEARNING REQUIREMENTS</w:t>
       </w:r>
     </w:p>
@@ -2125,7 +2123,6 @@
           <w:sz w:val="24"/>
           <w:szCs w:val="24"/>
         </w:rPr>
-        <w:lastRenderedPageBreak/>
         <w:t>The Employee shall not use Company property, systems, databases, software, documents, equipment, intellectual property, or resources for personal profit or private business activities.</w:t>
       </w:r>
     </w:p>
@@ -2781,7 +2778,6 @@
           <w:sz w:val="24"/>
           <w:szCs w:val="24"/>
         </w:rPr>
-        <w:lastRenderedPageBreak/>
         <w:t>14. CONFIRMATION OF EMPLOYMENT</w:t>
       </w:r>
     </w:p>

--- a/admin/Parrot Contract for Mutware.docx
+++ b/admin/Parrot Contract for Mutware.docx
@@ -332,6 +332,11 @@
       </w:r>
     </w:p>
     <w:p>
+      <w:r>
+        <w:br w:type="page"/>
+      </w:r>
+    </w:p>
+    <w:p>
       <w:pPr>
         <w:pStyle w:val="NormalWeb"/>
         <w:jc w:val="both"/>
@@ -632,6 +637,11 @@
       </w:r>
     </w:p>
     <w:p>
+      <w:r>
+        <w:br w:type="page"/>
+      </w:r>
+    </w:p>
+    <w:p>
       <w:pPr>
         <w:pStyle w:val="NormalWeb"/>
         <w:numPr>
@@ -1033,6 +1043,11 @@
       </w:r>
     </w:p>
     <w:p>
+      <w:r>
+        <w:br w:type="page"/>
+      </w:r>
+    </w:p>
+    <w:p>
       <w:pPr>
         <w:pStyle w:val="NormalWeb"/>
         <w:numPr>
@@ -1405,6 +1420,11 @@
       </w:r>
     </w:p>
     <w:p>
+      <w:r>
+        <w:br w:type="page"/>
+      </w:r>
+    </w:p>
+    <w:p>
       <w:pPr>
         <w:pStyle w:val="Heading1"/>
         <w:rPr>
@@ -1750,6 +1770,11 @@
       </w:pPr>
       <w:r>
         <w:t>Quality of work</w:t>
+      </w:r>
+    </w:p>
+    <w:p>
+      <w:r>
+        <w:br w:type="page"/>
       </w:r>
     </w:p>
     <w:p>
@@ -2109,6 +2134,11 @@
       </w:r>
     </w:p>
     <w:p>
+      <w:r>
+        <w:br w:type="page"/>
+      </w:r>
+    </w:p>
+    <w:p>
       <w:pPr>
         <w:spacing w:before="100" w:beforeAutospacing="1" w:after="100" w:afterAutospacing="1" w:line="240" w:lineRule="auto"/>
         <w:rPr>
@@ -2413,6 +2443,11 @@
       </w:r>
     </w:p>
     <w:p>
+      <w:r>
+        <w:br w:type="page"/>
+      </w:r>
+    </w:p>
+    <w:p>
       <w:pPr>
         <w:numPr>
           <w:ilvl w:val="0"/>
@@ -2764,6 +2799,11 @@
           <w:szCs w:val="24"/>
         </w:rPr>
       </w:pPr>
+    </w:p>
+    <w:p>
+      <w:r>
+        <w:br w:type="page"/>
+      </w:r>
     </w:p>
     <w:p>
       <w:pPr>

--- a/admin/Parrot Contract for Mutware.docx
+++ b/admin/Parrot Contract for Mutware.docx
@@ -2089,25 +2089,7 @@
           <w:sz w:val="24"/>
           <w:szCs w:val="24"/>
         </w:rPr>
-        <w:t xml:space="preserve">The Employee shall not create, submit, or process any student application through </w:t>
-      </w:r>
-      <w:proofErr w:type="spellStart"/>
-      <w:r>
-        <w:rPr>
-          <w:rFonts w:ascii="Times New Roman" w:eastAsia="Times New Roman" w:hAnsi="Times New Roman" w:cs="Times New Roman"/>
-          <w:sz w:val="24"/>
-          <w:szCs w:val="24"/>
-        </w:rPr>
-        <w:t>ApplyBoard</w:t>
-      </w:r>
-      <w:proofErr w:type="spellEnd"/>
-      <w:r>
-        <w:rPr>
-          <w:rFonts w:ascii="Times New Roman" w:eastAsia="Times New Roman" w:hAnsi="Times New Roman" w:cs="Times New Roman"/>
-          <w:sz w:val="24"/>
-          <w:szCs w:val="24"/>
-        </w:rPr>
-        <w:t>, QS Apply, university portals, or any other recruitment platform before the student has been properly registered and documented in PARROT MIS.</w:t>
+        <w:t>The Employee shall not create, submit, or process any student application through ApplyBoard, QS Apply, university portals, or any other recruitment platform before the student has been properly registered and documented in PARROT MIS.</w:t>
       </w:r>
     </w:p>
     <w:p>
@@ -2923,7 +2905,7 @@
         <mc:AlternateContent>
           <mc:Choice Requires="wps">
             <w:drawing>
-              <wp:anchor distT="0" distB="0" distL="114300" distR="114300" simplePos="0" relativeHeight="251659264" behindDoc="0" locked="0" layoutInCell="1" allowOverlap="1" wp14:anchorId="6AFFF0D9" wp14:editId="77C7A6B8">
+              <wp:anchor distT="0" distB="0" distL="114300" distR="114300" simplePos="0" relativeHeight="251659264" behindDoc="0" locked="0" layoutInCell="1" allowOverlap="1" wp14:anchorId="584FECD2" wp14:editId="0D3D2BE1">
                 <wp:simplePos x="0" y="0"/>
                 <wp:positionH relativeFrom="column">
                   <wp:posOffset>4019550</wp:posOffset>
@@ -2961,7 +2943,7 @@
                                 <w:noProof/>
                               </w:rPr>
                               <w:drawing>
-                                <wp:inline distT="0" distB="0" distL="0" distR="0" wp14:anchorId="3E4F8F69" wp14:editId="0D3D7FFF">
+                                <wp:inline distT="0" distB="0" distL="0" distR="0" wp14:anchorId="13D2E6B3" wp14:editId="1CE91358">
                                   <wp:extent cx="1543050" cy="1562100"/>
                                   <wp:effectExtent l="0" t="0" r="0" b="0"/>
                                   <wp:docPr id="2" name="Picture 2"/>
@@ -3019,7 +3001,7 @@
           </mc:Choice>
           <mc:Fallback>
             <w:pict>
-              <v:shapetype w14:anchorId="6AFFF0D9" id="_x0000_t202" coordsize="21600,21600" o:spt="202" path="m,l,21600r21600,l21600,xe">
+              <v:shapetype w14:anchorId="584FECD2" id="_x0000_t202" coordsize="21600,21600" o:spt="202" path="m,l,21600r21600,l21600,xe">
                 <v:stroke joinstyle="miter"/>
                 <v:path gradientshapeok="t" o:connecttype="rect"/>
               </v:shapetype>
@@ -3032,7 +3014,7 @@
                           <w:noProof/>
                         </w:rPr>
                         <w:drawing>
-                          <wp:inline distT="0" distB="0" distL="0" distR="0" wp14:anchorId="3E4F8F69" wp14:editId="0D3D7FFF">
+                          <wp:inline distT="0" distB="0" distL="0" distR="0" wp14:anchorId="13D2E6B3" wp14:editId="1CE91358">
                             <wp:extent cx="1543050" cy="1562100"/>
                             <wp:effectExtent l="0" t="0" r="0" b="0"/>
                             <wp:docPr id="2" name="Picture 2"/>
@@ -3081,33 +3063,49 @@
           <w:sz w:val="24"/>
           <w:szCs w:val="24"/>
         </w:rPr>
-        <w:t>Name: ${</w:t>
-      </w:r>
-      <w:proofErr w:type="spellStart"/>
-      <w:r>
-        <w:rPr>
-          <w:rFonts w:ascii="Times New Roman" w:eastAsia="Times New Roman" w:hAnsi="Times New Roman" w:cs="Times New Roman"/>
-          <w:sz w:val="24"/>
-          <w:szCs w:val="24"/>
-        </w:rPr>
-        <w:t>employer_name</w:t>
-      </w:r>
-      <w:proofErr w:type="spellEnd"/>
-      <w:r>
-        <w:rPr>
-          <w:rFonts w:ascii="Times New Roman" w:eastAsia="Times New Roman" w:hAnsi="Times New Roman" w:cs="Times New Roman"/>
-          <w:sz w:val="24"/>
-          <w:szCs w:val="24"/>
-        </w:rPr>
-        <w:t>}</w:t>
-      </w:r>
-      <w:r>
-        <w:rPr>
-          <w:rFonts w:ascii="Times New Roman" w:eastAsia="Times New Roman" w:hAnsi="Times New Roman" w:cs="Times New Roman"/>
-          <w:sz w:val="24"/>
-          <w:szCs w:val="24"/>
-        </w:rPr>
-        <w:t xml:space="preserve">                                                               </w:t>
+        <w:t>Name:</w:t>
+      </w:r>
+      <w:r>
+        <w:rPr>
+          <w:rFonts w:ascii="Times New Roman" w:eastAsia="Times New Roman" w:hAnsi="Times New Roman" w:cs="Times New Roman"/>
+          <w:sz w:val="24"/>
+          <w:szCs w:val="24"/>
+        </w:rPr>
+        <w:t xml:space="preserve"> Dr.</w:t>
+      </w:r>
+      <w:r>
+        <w:rPr>
+          <w:rFonts w:ascii="Times New Roman" w:eastAsia="Times New Roman" w:hAnsi="Times New Roman" w:cs="Times New Roman"/>
+          <w:sz w:val="24"/>
+          <w:szCs w:val="24"/>
+        </w:rPr>
+        <w:t xml:space="preserve"> ${employer_</w:t>
+      </w:r>
+      <w:proofErr w:type="gramStart"/>
+      <w:r>
+        <w:rPr>
+          <w:rFonts w:ascii="Times New Roman" w:eastAsia="Times New Roman" w:hAnsi="Times New Roman" w:cs="Times New Roman"/>
+          <w:sz w:val="24"/>
+          <w:szCs w:val="24"/>
+        </w:rPr>
+        <w:t>name}</w:t>
+      </w:r>
+      <w:r>
+        <w:rPr>
+          <w:rFonts w:ascii="Times New Roman" w:eastAsia="Times New Roman" w:hAnsi="Times New Roman" w:cs="Times New Roman"/>
+          <w:sz w:val="24"/>
+          <w:szCs w:val="24"/>
+        </w:rPr>
+        <w:t xml:space="preserve">   </w:t>
+      </w:r>
+      <w:proofErr w:type="gramEnd"/>
+      <w:r>
+        <w:rPr>
+          <w:rFonts w:ascii="Times New Roman" w:eastAsia="Times New Roman" w:hAnsi="Times New Roman" w:cs="Times New Roman"/>
+          <w:sz w:val="24"/>
+          <w:szCs w:val="24"/>
+        </w:rPr>
+        <w:t xml:space="preserve">                                                     </w:t>
       </w:r>
       <w:r>
         <w:rPr>
@@ -3133,25 +3131,7 @@
           <w:sz w:val="24"/>
           <w:szCs w:val="24"/>
         </w:rPr>
-        <w:t>Position: ${</w:t>
-      </w:r>
-      <w:proofErr w:type="spellStart"/>
-      <w:r>
-        <w:rPr>
-          <w:rFonts w:ascii="Times New Roman" w:eastAsia="Times New Roman" w:hAnsi="Times New Roman" w:cs="Times New Roman"/>
-          <w:sz w:val="24"/>
-          <w:szCs w:val="24"/>
-        </w:rPr>
-        <w:t>employer_position</w:t>
-      </w:r>
-      <w:proofErr w:type="spellEnd"/>
-      <w:r>
-        <w:rPr>
-          <w:rFonts w:ascii="Times New Roman" w:eastAsia="Times New Roman" w:hAnsi="Times New Roman" w:cs="Times New Roman"/>
-          <w:sz w:val="24"/>
-          <w:szCs w:val="24"/>
-        </w:rPr>
-        <w:t>}</w:t>
+        <w:t>Position: ${employer_position}</w:t>
       </w:r>
     </w:p>
     <w:p>

--- a/admin/Parrot Contract for Mutware.docx
+++ b/admin/Parrot Contract for Mutware.docx
@@ -45,7 +45,15 @@
         <w:t>Agreement Reference:</w:t>
       </w:r>
       <w:r>
-        <w:t xml:space="preserve"> PCVC-PROB-${national_id}</w:t>
+        <w:t xml:space="preserve"> PCVC-PROB-${</w:t>
+      </w:r>
+      <w:proofErr w:type="spellStart"/>
+      <w:r>
+        <w:t>national_id</w:t>
+      </w:r>
+      <w:proofErr w:type="spellEnd"/>
+      <w:r>
+        <w:t>}</w:t>
       </w:r>
     </w:p>
     <w:p>
@@ -59,7 +67,15 @@
         <w:t>Date:</w:t>
       </w:r>
       <w:r>
-        <w:t xml:space="preserve"> ${signing_date}</w:t>
+        <w:t xml:space="preserve"> ${</w:t>
+      </w:r>
+      <w:proofErr w:type="spellStart"/>
+      <w:r>
+        <w:t>signing_date</w:t>
+      </w:r>
+      <w:proofErr w:type="spellEnd"/>
+      <w:r>
+        <w:t>}</w:t>
       </w:r>
     </w:p>
     <w:p>
@@ -158,7 +174,15 @@
         <w:t>Name:</w:t>
       </w:r>
       <w:r>
-        <w:t xml:space="preserve"> ${full_name}</w:t>
+        <w:t xml:space="preserve"> ${</w:t>
+      </w:r>
+      <w:proofErr w:type="spellStart"/>
+      <w:r>
+        <w:t>full_name</w:t>
+      </w:r>
+      <w:proofErr w:type="spellEnd"/>
+      <w:r>
+        <w:t>}</w:t>
       </w:r>
     </w:p>
     <w:p>
@@ -206,7 +230,15 @@
         <w:t>Phone Number:</w:t>
       </w:r>
       <w:r>
-        <w:t xml:space="preserve"> ${phone_number}</w:t>
+        <w:t xml:space="preserve"> ${</w:t>
+      </w:r>
+      <w:proofErr w:type="spellStart"/>
+      <w:r>
+        <w:t>phone_number</w:t>
+      </w:r>
+      <w:proofErr w:type="spellEnd"/>
+      <w:r>
+        <w:t>}</w:t>
       </w:r>
     </w:p>
     <w:p>
@@ -333,6 +365,7 @@
     </w:p>
     <w:p>
       <w:r>
+        <w:lastRenderedPageBreak/>
         <w:br w:type="page"/>
       </w:r>
     </w:p>
@@ -342,6 +375,7 @@
         <w:jc w:val="both"/>
       </w:pPr>
       <w:r>
+        <w:lastRenderedPageBreak/>
         <w:t>The Company reserves the right to extend the probation period if additional time is required to properly evaluate the Employee's performance.</w:t>
       </w:r>
     </w:p>
@@ -638,6 +672,7 @@
     </w:p>
     <w:p>
       <w:r>
+        <w:lastRenderedPageBreak/>
         <w:br w:type="page"/>
       </w:r>
     </w:p>
@@ -651,6 +686,7 @@
         <w:jc w:val="both"/>
       </w:pPr>
       <w:r>
+        <w:lastRenderedPageBreak/>
         <w:t>Support the Country Coordinator in achieving recruitment, admissions, and operational objectives.</w:t>
       </w:r>
     </w:p>
@@ -803,7 +839,15 @@
         <w:jc w:val="both"/>
       </w:pPr>
       <w:r>
-        <w:t>Assist in preparing and submitting applications through ApplyBoard, QS Apply, university portals, and other approved systems.</w:t>
+        <w:t xml:space="preserve">Assist in preparing and submitting applications through </w:t>
+      </w:r>
+      <w:proofErr w:type="spellStart"/>
+      <w:r>
+        <w:t>ApplyBoard</w:t>
+      </w:r>
+      <w:proofErr w:type="spellEnd"/>
+      <w:r>
+        <w:t>, QS Apply, university portals, and other approved systems.</w:t>
       </w:r>
     </w:p>
     <w:p>
@@ -1044,6 +1088,7 @@
     </w:p>
     <w:p>
       <w:r>
+        <w:lastRenderedPageBreak/>
         <w:br w:type="page"/>
       </w:r>
     </w:p>
@@ -1056,6 +1101,7 @@
         </w:numPr>
       </w:pPr>
       <w:r>
+        <w:lastRenderedPageBreak/>
         <w:t>Help organize student information sessions and institutional presentations.</w:t>
       </w:r>
     </w:p>
@@ -1421,6 +1467,7 @@
     </w:p>
     <w:p>
       <w:r>
+        <w:lastRenderedPageBreak/>
         <w:br w:type="page"/>
       </w:r>
     </w:p>
@@ -1437,6 +1484,7 @@
           <w:sz w:val="24"/>
           <w:szCs w:val="24"/>
         </w:rPr>
+        <w:lastRenderedPageBreak/>
         <w:t>7. TRAINING AND LEARNING REQUIREMENTS</w:t>
       </w:r>
     </w:p>
@@ -1774,6 +1822,7 @@
     </w:p>
     <w:p>
       <w:r>
+        <w:lastRenderedPageBreak/>
         <w:br w:type="page"/>
       </w:r>
     </w:p>
@@ -1786,6 +1835,7 @@
         </w:numPr>
       </w:pPr>
       <w:r>
+        <w:lastRenderedPageBreak/>
         <w:t>Productivity</w:t>
       </w:r>
     </w:p>
@@ -2089,7 +2139,25 @@
           <w:sz w:val="24"/>
           <w:szCs w:val="24"/>
         </w:rPr>
-        <w:t>The Employee shall not create, submit, or process any student application through ApplyBoard, QS Apply, university portals, or any other recruitment platform before the student has been properly registered and documented in PARROT MIS.</w:t>
+        <w:t xml:space="preserve">The Employee shall not create, submit, or process any student application through </w:t>
+      </w:r>
+      <w:proofErr w:type="spellStart"/>
+      <w:r>
+        <w:rPr>
+          <w:rFonts w:ascii="Times New Roman" w:eastAsia="Times New Roman" w:hAnsi="Times New Roman" w:cs="Times New Roman"/>
+          <w:sz w:val="24"/>
+          <w:szCs w:val="24"/>
+        </w:rPr>
+        <w:t>ApplyBoard</w:t>
+      </w:r>
+      <w:proofErr w:type="spellEnd"/>
+      <w:r>
+        <w:rPr>
+          <w:rFonts w:ascii="Times New Roman" w:eastAsia="Times New Roman" w:hAnsi="Times New Roman" w:cs="Times New Roman"/>
+          <w:sz w:val="24"/>
+          <w:szCs w:val="24"/>
+        </w:rPr>
+        <w:t>, QS Apply, university portals, or any other recruitment platform before the student has been properly registered and documented in PARROT MIS.</w:t>
       </w:r>
     </w:p>
     <w:p>
@@ -2117,6 +2185,7 @@
     </w:p>
     <w:p>
       <w:r>
+        <w:lastRenderedPageBreak/>
         <w:br w:type="page"/>
       </w:r>
     </w:p>
@@ -2135,6 +2204,7 @@
           <w:sz w:val="24"/>
           <w:szCs w:val="24"/>
         </w:rPr>
+        <w:lastRenderedPageBreak/>
         <w:t>The Employee shall not use Company property, systems, databases, software, documents, equipment, intellectual property, or resources for personal profit or private business activities.</w:t>
       </w:r>
     </w:p>
@@ -2426,6 +2496,7 @@
     </w:p>
     <w:p>
       <w:r>
+        <w:lastRenderedPageBreak/>
         <w:br w:type="page"/>
       </w:r>
     </w:p>
@@ -2448,6 +2519,7 @@
           <w:sz w:val="24"/>
           <w:szCs w:val="24"/>
         </w:rPr>
+        <w:lastRenderedPageBreak/>
         <w:t>Daily Check-In and Check-Out records in PARROT MIS shall serve as the official attendance record of the Company.</w:t>
       </w:r>
     </w:p>
@@ -2784,6 +2856,7 @@
     </w:p>
     <w:p>
       <w:r>
+        <w:lastRenderedPageBreak/>
         <w:br w:type="page"/>
       </w:r>
     </w:p>
@@ -2800,6 +2873,7 @@
           <w:sz w:val="24"/>
           <w:szCs w:val="24"/>
         </w:rPr>
+        <w:lastRenderedPageBreak/>
         <w:t>14. CONFIRMATION OF EMPLOYMENT</w:t>
       </w:r>
     </w:p>
@@ -3079,41 +3153,33 @@
           <w:sz w:val="24"/>
           <w:szCs w:val="24"/>
         </w:rPr>
-        <w:t xml:space="preserve"> ${employer_</w:t>
-      </w:r>
-      <w:proofErr w:type="gramStart"/>
-      <w:r>
-        <w:rPr>
-          <w:rFonts w:ascii="Times New Roman" w:eastAsia="Times New Roman" w:hAnsi="Times New Roman" w:cs="Times New Roman"/>
-          <w:sz w:val="24"/>
-          <w:szCs w:val="24"/>
-        </w:rPr>
-        <w:t>name}</w:t>
-      </w:r>
-      <w:r>
-        <w:rPr>
-          <w:rFonts w:ascii="Times New Roman" w:eastAsia="Times New Roman" w:hAnsi="Times New Roman" w:cs="Times New Roman"/>
-          <w:sz w:val="24"/>
-          <w:szCs w:val="24"/>
-        </w:rPr>
-        <w:t xml:space="preserve">   </w:t>
-      </w:r>
-      <w:proofErr w:type="gramEnd"/>
-      <w:r>
-        <w:rPr>
-          <w:rFonts w:ascii="Times New Roman" w:eastAsia="Times New Roman" w:hAnsi="Times New Roman" w:cs="Times New Roman"/>
-          <w:sz w:val="24"/>
-          <w:szCs w:val="24"/>
-        </w:rPr>
-        <w:t xml:space="preserve">                                                     </w:t>
-      </w:r>
-      <w:r>
-        <w:rPr>
-          <w:rFonts w:ascii="Times New Roman" w:eastAsia="Times New Roman" w:hAnsi="Times New Roman" w:cs="Times New Roman"/>
-          <w:sz w:val="24"/>
-          <w:szCs w:val="24"/>
-        </w:rPr>
-        <w:t>Company Stamp:</w:t>
+        <w:t xml:space="preserve"> ${</w:t>
+      </w:r>
+      <w:proofErr w:type="spellStart"/>
+      <w:r>
+        <w:rPr>
+          <w:rFonts w:ascii="Times New Roman" w:eastAsia="Times New Roman" w:hAnsi="Times New Roman" w:cs="Times New Roman"/>
+          <w:sz w:val="24"/>
+          <w:szCs w:val="24"/>
+        </w:rPr>
+        <w:t>employer_name</w:t>
+      </w:r>
+      <w:proofErr w:type="spellEnd"/>
+      <w:r>
+        <w:rPr>
+          <w:rFonts w:ascii="Times New Roman" w:eastAsia="Times New Roman" w:hAnsi="Times New Roman" w:cs="Times New Roman"/>
+          <w:sz w:val="24"/>
+          <w:szCs w:val="24"/>
+        </w:rPr>
+        <w:t>}</w:t>
+      </w:r>
+      <w:r>
+        <w:rPr>
+          <w:rFonts w:ascii="Times New Roman" w:eastAsia="Times New Roman" w:hAnsi="Times New Roman" w:cs="Times New Roman"/>
+          <w:sz w:val="24"/>
+          <w:szCs w:val="24"/>
+        </w:rPr>
+        <w:t xml:space="preserve">                                                       </w:t>
       </w:r>
     </w:p>
     <w:p>
@@ -3131,7 +3197,25 @@
           <w:sz w:val="24"/>
           <w:szCs w:val="24"/>
         </w:rPr>
-        <w:t>Position: ${employer_position}</w:t>
+        <w:t>Position: ${</w:t>
+      </w:r>
+      <w:proofErr w:type="spellStart"/>
+      <w:r>
+        <w:rPr>
+          <w:rFonts w:ascii="Times New Roman" w:eastAsia="Times New Roman" w:hAnsi="Times New Roman" w:cs="Times New Roman"/>
+          <w:sz w:val="24"/>
+          <w:szCs w:val="24"/>
+        </w:rPr>
+        <w:t>employer_position</w:t>
+      </w:r>
+      <w:proofErr w:type="spellEnd"/>
+      <w:r>
+        <w:rPr>
+          <w:rFonts w:ascii="Times New Roman" w:eastAsia="Times New Roman" w:hAnsi="Times New Roman" w:cs="Times New Roman"/>
+          <w:sz w:val="24"/>
+          <w:szCs w:val="24"/>
+        </w:rPr>
+        <w:t>}</w:t>
       </w:r>
     </w:p>
     <w:p>
@@ -3167,7 +3251,25 @@
           <w:sz w:val="24"/>
           <w:szCs w:val="24"/>
         </w:rPr>
-        <w:t>${employer_signature}</w:t>
+        <w:t>${</w:t>
+      </w:r>
+      <w:proofErr w:type="spellStart"/>
+      <w:r>
+        <w:rPr>
+          <w:rFonts w:ascii="Times New Roman" w:eastAsia="Times New Roman" w:hAnsi="Times New Roman" w:cs="Times New Roman"/>
+          <w:sz w:val="24"/>
+          <w:szCs w:val="24"/>
+        </w:rPr>
+        <w:t>employer_signature</w:t>
+      </w:r>
+      <w:proofErr w:type="spellEnd"/>
+      <w:r>
+        <w:rPr>
+          <w:rFonts w:ascii="Times New Roman" w:eastAsia="Times New Roman" w:hAnsi="Times New Roman" w:cs="Times New Roman"/>
+          <w:sz w:val="24"/>
+          <w:szCs w:val="24"/>
+        </w:rPr>
+        <w:t>}</w:t>
       </w:r>
     </w:p>
     <w:p>
@@ -3185,7 +3287,25 @@
           <w:sz w:val="24"/>
           <w:szCs w:val="24"/>
         </w:rPr>
-        <w:t>Date: ${employer_date}</w:t>
+        <w:t>Date: ${</w:t>
+      </w:r>
+      <w:proofErr w:type="spellStart"/>
+      <w:r>
+        <w:rPr>
+          <w:rFonts w:ascii="Times New Roman" w:eastAsia="Times New Roman" w:hAnsi="Times New Roman" w:cs="Times New Roman"/>
+          <w:sz w:val="24"/>
+          <w:szCs w:val="24"/>
+        </w:rPr>
+        <w:t>employer_date</w:t>
+      </w:r>
+      <w:proofErr w:type="spellEnd"/>
+      <w:r>
+        <w:rPr>
+          <w:rFonts w:ascii="Times New Roman" w:eastAsia="Times New Roman" w:hAnsi="Times New Roman" w:cs="Times New Roman"/>
+          <w:sz w:val="24"/>
+          <w:szCs w:val="24"/>
+        </w:rPr>
+        <w:t>}</w:t>
       </w:r>
     </w:p>
     <w:p>
@@ -3226,7 +3346,25 @@
           <w:sz w:val="24"/>
           <w:szCs w:val="24"/>
         </w:rPr>
-        <w:t>Employee Name: ${full_name}</w:t>
+        <w:t>Employee Name: ${</w:t>
+      </w:r>
+      <w:proofErr w:type="spellStart"/>
+      <w:r>
+        <w:rPr>
+          <w:rFonts w:ascii="Times New Roman" w:eastAsia="Times New Roman" w:hAnsi="Times New Roman" w:cs="Times New Roman"/>
+          <w:sz w:val="24"/>
+          <w:szCs w:val="24"/>
+        </w:rPr>
+        <w:t>full_name</w:t>
+      </w:r>
+      <w:proofErr w:type="spellEnd"/>
+      <w:r>
+        <w:rPr>
+          <w:rFonts w:ascii="Times New Roman" w:eastAsia="Times New Roman" w:hAnsi="Times New Roman" w:cs="Times New Roman"/>
+          <w:sz w:val="24"/>
+          <w:szCs w:val="24"/>
+        </w:rPr>
+        <w:t>}</w:t>
       </w:r>
     </w:p>
     <w:p>
@@ -3262,7 +3400,25 @@
           <w:sz w:val="24"/>
           <w:szCs w:val="24"/>
         </w:rPr>
-        <w:t>${employee_signature}</w:t>
+        <w:t>${</w:t>
+      </w:r>
+      <w:proofErr w:type="spellStart"/>
+      <w:r>
+        <w:rPr>
+          <w:rFonts w:ascii="Times New Roman" w:eastAsia="Times New Roman" w:hAnsi="Times New Roman" w:cs="Times New Roman"/>
+          <w:sz w:val="24"/>
+          <w:szCs w:val="24"/>
+        </w:rPr>
+        <w:t>employee_signature</w:t>
+      </w:r>
+      <w:proofErr w:type="spellEnd"/>
+      <w:r>
+        <w:rPr>
+          <w:rFonts w:ascii="Times New Roman" w:eastAsia="Times New Roman" w:hAnsi="Times New Roman" w:cs="Times New Roman"/>
+          <w:sz w:val="24"/>
+          <w:szCs w:val="24"/>
+        </w:rPr>
+        <w:t>}</w:t>
       </w:r>
     </w:p>
     <w:p>
@@ -3280,7 +3436,25 @@
           <w:sz w:val="24"/>
           <w:szCs w:val="24"/>
         </w:rPr>
-        <w:t>Date: ${signing_date}</w:t>
+        <w:t>Date: ${</w:t>
+      </w:r>
+      <w:proofErr w:type="spellStart"/>
+      <w:r>
+        <w:rPr>
+          <w:rFonts w:ascii="Times New Roman" w:eastAsia="Times New Roman" w:hAnsi="Times New Roman" w:cs="Times New Roman"/>
+          <w:sz w:val="24"/>
+          <w:szCs w:val="24"/>
+        </w:rPr>
+        <w:t>signing_date</w:t>
+      </w:r>
+      <w:proofErr w:type="spellEnd"/>
+      <w:r>
+        <w:rPr>
+          <w:rFonts w:ascii="Times New Roman" w:eastAsia="Times New Roman" w:hAnsi="Times New Roman" w:cs="Times New Roman"/>
+          <w:sz w:val="24"/>
+          <w:szCs w:val="24"/>
+        </w:rPr>
+        <w:t>}</w:t>
       </w:r>
     </w:p>
     <w:p>

--- a/admin/Parrot Contract for Mutware.docx
+++ b/admin/Parrot Contract for Mutware.docx
@@ -120,7 +120,7 @@
       <w:r>
         <w:t xml:space="preserve">Email: </w:t>
       </w:r>
-      <w:hyperlink r:id="rId5" w:history="1">
+      <w:hyperlink r:id="rId7" w:history="1">
         <w:r>
           <w:rPr>
             <w:rStyle w:val="Hyperlink"/>
@@ -137,7 +137,7 @@
       <w:r>
         <w:t xml:space="preserve">Website: </w:t>
       </w:r>
-      <w:hyperlink r:id="rId6" w:history="1">
+      <w:hyperlink r:id="rId8" w:history="1">
         <w:r>
           <w:rPr>
             <w:rStyle w:val="Hyperlink"/>
@@ -365,15 +365,8 @@
     </w:p>
     <w:p>
       <w:r>
-        <w:lastRenderedPageBreak/>
         <w:br w:type="page"/>
       </w:r>
-    </w:p>
-    <w:p>
-      <w:pPr>
-        <w:pStyle w:val="NormalWeb"/>
-        <w:jc w:val="both"/>
-      </w:pPr>
       <w:r>
         <w:lastRenderedPageBreak/>
         <w:t>The Company reserves the right to extend the probation period if additional time is required to properly evaluate the Employee's performance.</w:t>
@@ -670,1141 +663,1133 @@
         <w:t>Cooperate fully with management and team members.</w:t>
       </w:r>
     </w:p>
-    <w:p>
-      <w:r>
+    <w:p/>
+    <w:p>
+      <w:pPr>
+        <w:pStyle w:val="NormalWeb"/>
+        <w:numPr>
+          <w:ilvl w:val="0"/>
+          <w:numId w:val="15"/>
+        </w:numPr>
+        <w:jc w:val="both"/>
+      </w:pPr>
+      <w:r>
+        <w:t>Support the Country Coordinator in achieving recruitment, admissions, and operational objectives.</w:t>
+      </w:r>
+    </w:p>
+    <w:p>
+      <w:pPr>
+        <w:pStyle w:val="Heading2"/>
+        <w:rPr>
+          <w:sz w:val="24"/>
+          <w:szCs w:val="24"/>
+        </w:rPr>
+      </w:pPr>
+      <w:r>
+        <w:rPr>
+          <w:sz w:val="24"/>
+          <w:szCs w:val="24"/>
+        </w:rPr>
+        <w:t>${position} Responsibilities</w:t>
+      </w:r>
+    </w:p>
+    <w:p>
+      <w:pPr>
+        <w:pStyle w:val="Heading3"/>
+        <w:rPr>
+          <w:sz w:val="24"/>
+          <w:szCs w:val="24"/>
+        </w:rPr>
+      </w:pPr>
+      <w:r>
+        <w:rPr>
+          <w:sz w:val="24"/>
+          <w:szCs w:val="24"/>
+        </w:rPr>
+        <w:t>Student Recruitment &amp; Support</w:t>
+      </w:r>
+    </w:p>
+    <w:p>
+      <w:pPr>
+        <w:pStyle w:val="NormalWeb"/>
+        <w:numPr>
+          <w:ilvl w:val="0"/>
+          <w:numId w:val="16"/>
+        </w:numPr>
+        <w:jc w:val="both"/>
+      </w:pPr>
+      <w:r>
+        <w:t>Assist in recruiting prospective students for partner institutions.</w:t>
+      </w:r>
+    </w:p>
+    <w:p>
+      <w:pPr>
+        <w:pStyle w:val="NormalWeb"/>
+        <w:numPr>
+          <w:ilvl w:val="0"/>
+          <w:numId w:val="16"/>
+        </w:numPr>
+        <w:jc w:val="both"/>
+      </w:pPr>
+      <w:r>
+        <w:t>Provide accurate information regarding admissions, programs, scholarships, and visa requirements.</w:t>
+      </w:r>
+    </w:p>
+    <w:p>
+      <w:pPr>
+        <w:pStyle w:val="NormalWeb"/>
+        <w:numPr>
+          <w:ilvl w:val="0"/>
+          <w:numId w:val="16"/>
+        </w:numPr>
+        <w:jc w:val="both"/>
+      </w:pPr>
+      <w:r>
+        <w:t>Follow up with prospective students and maintain regular communication.</w:t>
+      </w:r>
+    </w:p>
+    <w:p>
+      <w:pPr>
+        <w:pStyle w:val="NormalWeb"/>
+        <w:numPr>
+          <w:ilvl w:val="0"/>
+          <w:numId w:val="16"/>
+        </w:numPr>
+        <w:jc w:val="both"/>
+      </w:pPr>
+      <w:r>
+        <w:t>Assist students throughout the application, admission, and visa processes.</w:t>
+      </w:r>
+    </w:p>
+    <w:p>
+      <w:pPr>
+        <w:pStyle w:val="NormalWeb"/>
+        <w:numPr>
+          <w:ilvl w:val="0"/>
+          <w:numId w:val="16"/>
+        </w:numPr>
+        <w:jc w:val="both"/>
+      </w:pPr>
+      <w:r>
+        <w:t>Monitor student progress and ensure timely submission of required documents.</w:t>
+      </w:r>
+    </w:p>
+    <w:p>
+      <w:pPr>
+        <w:pStyle w:val="Heading3"/>
+        <w:rPr>
+          <w:sz w:val="24"/>
+          <w:szCs w:val="24"/>
+        </w:rPr>
+      </w:pPr>
+      <w:r>
+        <w:rPr>
+          <w:sz w:val="24"/>
+          <w:szCs w:val="24"/>
+        </w:rPr>
+        <w:t>Admissions &amp; Application Management</w:t>
+      </w:r>
+    </w:p>
+    <w:p>
+      <w:pPr>
+        <w:pStyle w:val="NormalWeb"/>
+        <w:numPr>
+          <w:ilvl w:val="0"/>
+          <w:numId w:val="17"/>
+        </w:numPr>
+        <w:jc w:val="both"/>
+      </w:pPr>
+      <w:r>
+        <w:t>Properly learn and use PARROT MIS and all company recruitment platforms.</w:t>
+      </w:r>
+    </w:p>
+    <w:p>
+      <w:pPr>
+        <w:pStyle w:val="NormalWeb"/>
+        <w:numPr>
+          <w:ilvl w:val="0"/>
+          <w:numId w:val="17"/>
+        </w:numPr>
+        <w:jc w:val="both"/>
+      </w:pPr>
+      <w:r>
+        <w:t>Create and maintain accurate student records in PARROT MIS.</w:t>
+      </w:r>
+    </w:p>
+    <w:p>
+      <w:pPr>
+        <w:pStyle w:val="NormalWeb"/>
+        <w:numPr>
+          <w:ilvl w:val="0"/>
+          <w:numId w:val="17"/>
+        </w:numPr>
+        <w:jc w:val="both"/>
+      </w:pPr>
+      <w:r>
+        <w:t xml:space="preserve">Assist in preparing and submitting applications through </w:t>
+      </w:r>
+      <w:proofErr w:type="spellStart"/>
+      <w:r>
+        <w:t>ApplyBoard</w:t>
+      </w:r>
+      <w:proofErr w:type="spellEnd"/>
+      <w:r>
+        <w:t>, QS Apply, university portals, and other approved systems.</w:t>
+      </w:r>
+    </w:p>
+    <w:p>
+      <w:pPr>
+        <w:pStyle w:val="NormalWeb"/>
+        <w:numPr>
+          <w:ilvl w:val="0"/>
+          <w:numId w:val="17"/>
+        </w:numPr>
+        <w:jc w:val="both"/>
+      </w:pPr>
+      <w:r>
+        <w:t>Track application status and update records regularly.</w:t>
+      </w:r>
+    </w:p>
+    <w:p>
+      <w:pPr>
+        <w:pStyle w:val="NormalWeb"/>
+        <w:numPr>
+          <w:ilvl w:val="0"/>
+          <w:numId w:val="17"/>
+        </w:numPr>
+        <w:jc w:val="both"/>
+      </w:pPr>
+      <w:r>
+        <w:t>Ensure application documents are complete, accurate, and submitted within deadlines.</w:t>
+      </w:r>
+    </w:p>
+    <w:p>
+      <w:pPr>
+        <w:pStyle w:val="NormalWeb"/>
+        <w:numPr>
+          <w:ilvl w:val="0"/>
+          <w:numId w:val="17"/>
+        </w:numPr>
+        <w:jc w:val="both"/>
+      </w:pPr>
+      <w:r>
+        <w:t>Coordinate with students to obtain missing documents and information.</w:t>
+      </w:r>
+    </w:p>
+    <w:p>
+      <w:pPr>
+        <w:pStyle w:val="Heading3"/>
+        <w:rPr>
+          <w:sz w:val="24"/>
+          <w:szCs w:val="24"/>
+        </w:rPr>
+      </w:pPr>
+      <w:r>
+        <w:rPr>
+          <w:sz w:val="24"/>
+          <w:szCs w:val="24"/>
+        </w:rPr>
+        <w:t>Communication &amp; Coordination</w:t>
+      </w:r>
+    </w:p>
+    <w:p>
+      <w:pPr>
+        <w:pStyle w:val="NormalWeb"/>
+        <w:numPr>
+          <w:ilvl w:val="0"/>
+          <w:numId w:val="18"/>
+        </w:numPr>
+        <w:jc w:val="both"/>
+      </w:pPr>
+      <w:r>
+        <w:t>Respond promptly to inquiries from students, parents, institutions, and partners.</w:t>
+      </w:r>
+    </w:p>
+    <w:p>
+      <w:pPr>
+        <w:pStyle w:val="NormalWeb"/>
+        <w:numPr>
+          <w:ilvl w:val="0"/>
+          <w:numId w:val="18"/>
+        </w:numPr>
+        <w:jc w:val="both"/>
+      </w:pPr>
+      <w:r>
+        <w:t>Support communication between the Country Coordinator, students, and partner institutions.</w:t>
+      </w:r>
+    </w:p>
+    <w:p>
+      <w:pPr>
+        <w:pStyle w:val="NormalWeb"/>
+        <w:numPr>
+          <w:ilvl w:val="0"/>
+          <w:numId w:val="18"/>
+        </w:numPr>
+        <w:jc w:val="both"/>
+      </w:pPr>
+      <w:r>
+        <w:t>Schedule meetings, interviews, and student counseling sessions when required.</w:t>
+      </w:r>
+    </w:p>
+    <w:p>
+      <w:pPr>
+        <w:pStyle w:val="NormalWeb"/>
+        <w:numPr>
+          <w:ilvl w:val="0"/>
+          <w:numId w:val="18"/>
+        </w:numPr>
+        <w:jc w:val="both"/>
+      </w:pPr>
+      <w:r>
+        <w:t>Maintain professional communication standards at all times.</w:t>
+      </w:r>
+    </w:p>
+    <w:p>
+      <w:pPr>
+        <w:pStyle w:val="NormalWeb"/>
+        <w:numPr>
+          <w:ilvl w:val="0"/>
+          <w:numId w:val="18"/>
+        </w:numPr>
+        <w:jc w:val="both"/>
+      </w:pPr>
+      <w:r>
+        <w:t>Escalate important issues, complaints, or operational challenges to management.</w:t>
+      </w:r>
+    </w:p>
+    <w:p>
+      <w:pPr>
+        <w:pStyle w:val="Heading3"/>
+        <w:rPr>
+          <w:sz w:val="24"/>
+          <w:szCs w:val="24"/>
+        </w:rPr>
+      </w:pPr>
+      <w:r>
+        <w:rPr>
+          <w:sz w:val="24"/>
+          <w:szCs w:val="24"/>
+        </w:rPr>
+        <w:t>Reporting &amp; Administration</w:t>
+      </w:r>
+    </w:p>
+    <w:p>
+      <w:pPr>
+        <w:pStyle w:val="NormalWeb"/>
+        <w:numPr>
+          <w:ilvl w:val="0"/>
+          <w:numId w:val="19"/>
+        </w:numPr>
+      </w:pPr>
+      <w:r>
+        <w:t>Prepare daily, weekly, and monthly reports as requested.</w:t>
+      </w:r>
+    </w:p>
+    <w:p>
+      <w:pPr>
+        <w:pStyle w:val="NormalWeb"/>
+        <w:numPr>
+          <w:ilvl w:val="0"/>
+          <w:numId w:val="19"/>
+        </w:numPr>
+      </w:pPr>
+      <w:r>
+        <w:t>Maintain organized electronic and physical records.</w:t>
+      </w:r>
+    </w:p>
+    <w:p>
+      <w:pPr>
+        <w:pStyle w:val="NormalWeb"/>
+        <w:numPr>
+          <w:ilvl w:val="0"/>
+          <w:numId w:val="19"/>
+        </w:numPr>
+      </w:pPr>
+      <w:r>
+        <w:t>Assist in monitoring recruitment targets and performance indicators.</w:t>
+      </w:r>
+    </w:p>
+    <w:p>
+      <w:pPr>
+        <w:pStyle w:val="NormalWeb"/>
+        <w:numPr>
+          <w:ilvl w:val="0"/>
+          <w:numId w:val="19"/>
+        </w:numPr>
+      </w:pPr>
+      <w:r>
+        <w:t>Support data collection and reporting activities for management review.</w:t>
+      </w:r>
+    </w:p>
+    <w:p>
+      <w:pPr>
+        <w:pStyle w:val="NormalWeb"/>
+        <w:numPr>
+          <w:ilvl w:val="0"/>
+          <w:numId w:val="19"/>
+        </w:numPr>
+      </w:pPr>
+      <w:r>
+        <w:t>Keep management informed regarding recruitment activities, student application progress, and operational matters.</w:t>
+      </w:r>
+    </w:p>
+    <w:p>
+      <w:pPr>
+        <w:pStyle w:val="Heading3"/>
+        <w:rPr>
+          <w:sz w:val="24"/>
+          <w:szCs w:val="24"/>
+        </w:rPr>
+      </w:pPr>
+    </w:p>
+    <w:p>
+      <w:pPr>
+        <w:pStyle w:val="Heading3"/>
+        <w:rPr>
+          <w:sz w:val="24"/>
+          <w:szCs w:val="24"/>
+        </w:rPr>
+      </w:pPr>
+      <w:r>
+        <w:rPr>
+          <w:sz w:val="24"/>
+          <w:szCs w:val="24"/>
+        </w:rPr>
         <w:lastRenderedPageBreak/>
-        <w:br w:type="page"/>
-      </w:r>
-    </w:p>
-    <w:p>
-      <w:pPr>
-        <w:pStyle w:val="NormalWeb"/>
-        <w:numPr>
-          <w:ilvl w:val="0"/>
-          <w:numId w:val="15"/>
-        </w:numPr>
-        <w:jc w:val="both"/>
+        <w:t>Marketing &amp; Outreach Support</w:t>
+      </w:r>
+    </w:p>
+    <w:p>
+      <w:pPr>
+        <w:pStyle w:val="NormalWeb"/>
+        <w:numPr>
+          <w:ilvl w:val="0"/>
+          <w:numId w:val="20"/>
+        </w:numPr>
+      </w:pPr>
+      <w:r>
+        <w:t>Assist in promotional campaigns, educational fairs, webinars, and recruitment events.</w:t>
+      </w:r>
+    </w:p>
+    <w:p>
+      <w:pPr>
+        <w:pStyle w:val="NormalWeb"/>
+        <w:numPr>
+          <w:ilvl w:val="0"/>
+          <w:numId w:val="20"/>
+        </w:numPr>
+      </w:pPr>
+      <w:r>
+        <w:t>Support social media and marketing activities when assigned.</w:t>
+      </w:r>
+    </w:p>
+    <w:p>
+      <w:pPr>
+        <w:pStyle w:val="NormalWeb"/>
+        <w:numPr>
+          <w:ilvl w:val="0"/>
+          <w:numId w:val="20"/>
+        </w:numPr>
+      </w:pPr>
+      <w:r>
+        <w:t>Help organize student information sessions and institutional presentations.</w:t>
+      </w:r>
+    </w:p>
+    <w:p>
+      <w:pPr>
+        <w:pStyle w:val="NormalWeb"/>
+        <w:numPr>
+          <w:ilvl w:val="0"/>
+          <w:numId w:val="20"/>
+        </w:numPr>
+      </w:pPr>
+      <w:r>
+        <w:t>Assist in building and maintaining relationships with educational institutions and recruitment partners under management supervision.</w:t>
+      </w:r>
+    </w:p>
+    <w:p>
+      <w:pPr>
+        <w:pStyle w:val="Heading3"/>
+        <w:rPr>
+          <w:sz w:val="24"/>
+          <w:szCs w:val="24"/>
+        </w:rPr>
+      </w:pPr>
+      <w:r>
+        <w:rPr>
+          <w:sz w:val="24"/>
+          <w:szCs w:val="24"/>
+        </w:rPr>
+        <w:t>Compliance &amp; Quality Assurance</w:t>
+      </w:r>
+    </w:p>
+    <w:p>
+      <w:pPr>
+        <w:pStyle w:val="NormalWeb"/>
+        <w:numPr>
+          <w:ilvl w:val="0"/>
+          <w:numId w:val="21"/>
+        </w:numPr>
+      </w:pPr>
+      <w:r>
+        <w:t>Ensure compliance with company policies, partner institution requirements, and applicable regulations.</w:t>
+      </w:r>
+    </w:p>
+    <w:p>
+      <w:pPr>
+        <w:pStyle w:val="NormalWeb"/>
+        <w:numPr>
+          <w:ilvl w:val="0"/>
+          <w:numId w:val="21"/>
+        </w:numPr>
+      </w:pPr>
+      <w:r>
+        <w:t>Verify that all student information and documents are accurate before submission.</w:t>
+      </w:r>
+    </w:p>
+    <w:p>
+      <w:pPr>
+        <w:pStyle w:val="NormalWeb"/>
+        <w:numPr>
+          <w:ilvl w:val="0"/>
+          <w:numId w:val="21"/>
+        </w:numPr>
+      </w:pPr>
+      <w:r>
+        <w:t>Maintain confidentiality of student, client, and company information.</w:t>
+      </w:r>
+    </w:p>
+    <w:p>
+      <w:pPr>
+        <w:pStyle w:val="NormalWeb"/>
+        <w:numPr>
+          <w:ilvl w:val="0"/>
+          <w:numId w:val="21"/>
+        </w:numPr>
+      </w:pPr>
+      <w:r>
+        <w:t>Support quality control procedures to ensure high service standards.</w:t>
+      </w:r>
+    </w:p>
+    <w:p>
+      <w:pPr>
+        <w:pStyle w:val="Heading3"/>
+        <w:rPr>
+          <w:sz w:val="24"/>
+          <w:szCs w:val="24"/>
+        </w:rPr>
+      </w:pPr>
+      <w:r>
+        <w:rPr>
+          <w:sz w:val="24"/>
+          <w:szCs w:val="24"/>
+        </w:rPr>
+        <w:t>Operational Support</w:t>
+      </w:r>
+    </w:p>
+    <w:p>
+      <w:pPr>
+        <w:pStyle w:val="NormalWeb"/>
+        <w:numPr>
+          <w:ilvl w:val="0"/>
+          <w:numId w:val="22"/>
+        </w:numPr>
+      </w:pPr>
+      <w:r>
+        <w:t>Complete daily Check-In and Check-Out procedures in PARROT MIS.</w:t>
+      </w:r>
+    </w:p>
+    <w:p>
+      <w:pPr>
+        <w:pStyle w:val="NormalWeb"/>
+        <w:numPr>
+          <w:ilvl w:val="0"/>
+          <w:numId w:val="22"/>
+        </w:numPr>
+      </w:pPr>
+      <w:r>
+        <w:t>Assist the Country Coordinator with special projects and assignments.</w:t>
+      </w:r>
+    </w:p>
+    <w:p>
+      <w:pPr>
+        <w:pStyle w:val="NormalWeb"/>
+        <w:numPr>
+          <w:ilvl w:val="0"/>
+          <w:numId w:val="22"/>
+        </w:numPr>
+      </w:pPr>
+      <w:r>
+        <w:t>Support teamwork and collaboration across departments.</w:t>
+      </w:r>
+    </w:p>
+    <w:p>
+      <w:pPr>
+        <w:pStyle w:val="NormalWeb"/>
+        <w:numPr>
+          <w:ilvl w:val="0"/>
+          <w:numId w:val="22"/>
+        </w:numPr>
+      </w:pPr>
+      <w:r>
+        <w:t>Perform other duties reasonably assigned by management related to recruitment, admissions, student services, and business operations.</w:t>
+      </w:r>
+    </w:p>
+    <w:p>
+      <w:pPr>
+        <w:pStyle w:val="Heading1"/>
+        <w:rPr>
+          <w:sz w:val="24"/>
+          <w:szCs w:val="24"/>
+        </w:rPr>
+      </w:pPr>
+      <w:r>
+        <w:rPr>
+          <w:sz w:val="24"/>
+          <w:szCs w:val="24"/>
+        </w:rPr>
+        <w:t>6. PERFORMANCE STANDARDS</w:t>
+      </w:r>
+    </w:p>
+    <w:p>
+      <w:pPr>
+        <w:pStyle w:val="NormalWeb"/>
+      </w:pPr>
+      <w:r>
+        <w:t>The Employee shall maintain the following standards:</w:t>
+      </w:r>
+    </w:p>
+    <w:p>
+      <w:pPr>
+        <w:pStyle w:val="Heading2"/>
+        <w:rPr>
+          <w:sz w:val="24"/>
+          <w:szCs w:val="24"/>
+        </w:rPr>
+      </w:pPr>
+      <w:r>
+        <w:rPr>
+          <w:sz w:val="24"/>
+          <w:szCs w:val="24"/>
+        </w:rPr>
+        <w:t>Professionalism</w:t>
+      </w:r>
+    </w:p>
+    <w:p>
+      <w:pPr>
+        <w:pStyle w:val="NormalWeb"/>
+        <w:numPr>
+          <w:ilvl w:val="0"/>
+          <w:numId w:val="23"/>
+        </w:numPr>
+      </w:pPr>
+      <w:r>
+        <w:t>Demonstrate professionalism at all times.</w:t>
+      </w:r>
+    </w:p>
+    <w:p>
+      <w:pPr>
+        <w:pStyle w:val="NormalWeb"/>
+        <w:numPr>
+          <w:ilvl w:val="0"/>
+          <w:numId w:val="23"/>
+        </w:numPr>
+      </w:pPr>
+      <w:r>
+        <w:t>Follow management instructions promptly.</w:t>
+      </w:r>
+    </w:p>
+    <w:p>
+      <w:pPr>
+        <w:pStyle w:val="NormalWeb"/>
+        <w:numPr>
+          <w:ilvl w:val="0"/>
+          <w:numId w:val="23"/>
+        </w:numPr>
+      </w:pPr>
+      <w:r>
+        <w:t>Maintain a positive and cooperative attitude.</w:t>
+      </w:r>
+    </w:p>
+    <w:p>
+      <w:pPr>
+        <w:pStyle w:val="Heading2"/>
+        <w:rPr>
+          <w:sz w:val="24"/>
+          <w:szCs w:val="24"/>
+        </w:rPr>
+      </w:pPr>
+      <w:r>
+        <w:rPr>
+          <w:sz w:val="24"/>
+          <w:szCs w:val="24"/>
+        </w:rPr>
+        <w:t>Attendance and Punctuality</w:t>
+      </w:r>
+    </w:p>
+    <w:p>
+      <w:pPr>
+        <w:pStyle w:val="NormalWeb"/>
+        <w:numPr>
+          <w:ilvl w:val="0"/>
+          <w:numId w:val="24"/>
+        </w:numPr>
+      </w:pPr>
+      <w:r>
+        <w:t>Report to work on time every working day.</w:t>
+      </w:r>
+    </w:p>
+    <w:p>
+      <w:pPr>
+        <w:pStyle w:val="NormalWeb"/>
+        <w:numPr>
+          <w:ilvl w:val="0"/>
+          <w:numId w:val="24"/>
+        </w:numPr>
+      </w:pPr>
+      <w:r>
+        <w:t>Obtain approval before any absence.</w:t>
+      </w:r>
+    </w:p>
+    <w:p>
+      <w:pPr>
+        <w:pStyle w:val="NormalWeb"/>
+        <w:numPr>
+          <w:ilvl w:val="0"/>
+          <w:numId w:val="24"/>
+        </w:numPr>
+      </w:pPr>
+      <w:r>
+        <w:t>Notify management immediately in case of emergencies.</w:t>
+      </w:r>
+    </w:p>
+    <w:p>
+      <w:pPr>
+        <w:pStyle w:val="Heading2"/>
+        <w:rPr>
+          <w:sz w:val="24"/>
+          <w:szCs w:val="24"/>
+        </w:rPr>
+      </w:pPr>
+      <w:r>
+        <w:rPr>
+          <w:sz w:val="24"/>
+          <w:szCs w:val="24"/>
+        </w:rPr>
+        <w:t>Communication</w:t>
+      </w:r>
+    </w:p>
+    <w:p>
+      <w:pPr>
+        <w:pStyle w:val="NormalWeb"/>
+        <w:numPr>
+          <w:ilvl w:val="0"/>
+          <w:numId w:val="25"/>
+        </w:numPr>
+      </w:pPr>
+      <w:r>
+        <w:t>Maintain professional communication with students, clients, institutions, and colleagues.</w:t>
+      </w:r>
+    </w:p>
+    <w:p>
+      <w:pPr>
+        <w:pStyle w:val="NormalWeb"/>
+        <w:numPr>
+          <w:ilvl w:val="0"/>
+          <w:numId w:val="25"/>
+        </w:numPr>
+      </w:pPr>
+      <w:r>
+        <w:t>Respond promptly to communications and assigned tasks.</w:t>
+      </w:r>
+    </w:p>
+    <w:p>
+      <w:pPr>
+        <w:pStyle w:val="Heading2"/>
+        <w:rPr>
+          <w:sz w:val="24"/>
+          <w:szCs w:val="24"/>
+        </w:rPr>
+      </w:pPr>
+      <w:r>
+        <w:rPr>
+          <w:sz w:val="24"/>
+          <w:szCs w:val="24"/>
+        </w:rPr>
+        <w:t>Productivity</w:t>
+      </w:r>
+    </w:p>
+    <w:p>
+      <w:pPr>
+        <w:pStyle w:val="NormalWeb"/>
+        <w:numPr>
+          <w:ilvl w:val="0"/>
+          <w:numId w:val="26"/>
+        </w:numPr>
       </w:pPr>
       <w:r>
         <w:lastRenderedPageBreak/>
-        <w:t>Support the Country Coordinator in achieving recruitment, admissions, and operational objectives.</w:t>
-      </w:r>
-    </w:p>
-    <w:p>
-      <w:pPr>
-        <w:pStyle w:val="Heading2"/>
-        <w:rPr>
-          <w:sz w:val="24"/>
-          <w:szCs w:val="24"/>
-        </w:rPr>
-      </w:pPr>
-      <w:r>
-        <w:rPr>
-          <w:sz w:val="24"/>
-          <w:szCs w:val="24"/>
-        </w:rPr>
-        <w:t>${position} Responsibilities</w:t>
-      </w:r>
-    </w:p>
-    <w:p>
-      <w:pPr>
-        <w:pStyle w:val="Heading3"/>
-        <w:rPr>
-          <w:sz w:val="24"/>
-          <w:szCs w:val="24"/>
-        </w:rPr>
-      </w:pPr>
-      <w:r>
-        <w:rPr>
-          <w:sz w:val="24"/>
-          <w:szCs w:val="24"/>
-        </w:rPr>
-        <w:t>Student Recruitment &amp; Support</w:t>
-      </w:r>
-    </w:p>
-    <w:p>
-      <w:pPr>
-        <w:pStyle w:val="NormalWeb"/>
-        <w:numPr>
-          <w:ilvl w:val="0"/>
-          <w:numId w:val="16"/>
-        </w:numPr>
-        <w:jc w:val="both"/>
-      </w:pPr>
-      <w:r>
-        <w:t>Assist in recruiting prospective students for partner institutions.</w:t>
-      </w:r>
-    </w:p>
-    <w:p>
-      <w:pPr>
-        <w:pStyle w:val="NormalWeb"/>
-        <w:numPr>
-          <w:ilvl w:val="0"/>
-          <w:numId w:val="16"/>
-        </w:numPr>
-        <w:jc w:val="both"/>
-      </w:pPr>
-      <w:r>
-        <w:t>Provide accurate information regarding admissions, programs, scholarships, and visa requirements.</w:t>
-      </w:r>
-    </w:p>
-    <w:p>
-      <w:pPr>
-        <w:pStyle w:val="NormalWeb"/>
-        <w:numPr>
-          <w:ilvl w:val="0"/>
-          <w:numId w:val="16"/>
-        </w:numPr>
-        <w:jc w:val="both"/>
-      </w:pPr>
-      <w:r>
-        <w:t>Follow up with prospective students and maintain regular communication.</w:t>
-      </w:r>
-    </w:p>
-    <w:p>
-      <w:pPr>
-        <w:pStyle w:val="NormalWeb"/>
-        <w:numPr>
-          <w:ilvl w:val="0"/>
-          <w:numId w:val="16"/>
-        </w:numPr>
-        <w:jc w:val="both"/>
-      </w:pPr>
-      <w:r>
-        <w:t>Assist students throughout the application, admission, and visa processes.</w:t>
-      </w:r>
-    </w:p>
-    <w:p>
-      <w:pPr>
-        <w:pStyle w:val="NormalWeb"/>
-        <w:numPr>
-          <w:ilvl w:val="0"/>
-          <w:numId w:val="16"/>
-        </w:numPr>
-        <w:jc w:val="both"/>
-      </w:pPr>
-      <w:r>
-        <w:t>Monitor student progress and ensure timely submission of required documents.</w:t>
-      </w:r>
-    </w:p>
-    <w:p>
-      <w:pPr>
-        <w:pStyle w:val="Heading3"/>
-        <w:rPr>
-          <w:sz w:val="24"/>
-          <w:szCs w:val="24"/>
-        </w:rPr>
-      </w:pPr>
-      <w:r>
-        <w:rPr>
-          <w:sz w:val="24"/>
-          <w:szCs w:val="24"/>
-        </w:rPr>
-        <w:t>Admissions &amp; Application Management</w:t>
-      </w:r>
-    </w:p>
-    <w:p>
-      <w:pPr>
-        <w:pStyle w:val="NormalWeb"/>
-        <w:numPr>
-          <w:ilvl w:val="0"/>
-          <w:numId w:val="17"/>
-        </w:numPr>
-        <w:jc w:val="both"/>
-      </w:pPr>
-      <w:r>
-        <w:t>Properly learn and use PARROT MIS and all company recruitment platforms.</w:t>
-      </w:r>
-    </w:p>
-    <w:p>
-      <w:pPr>
-        <w:pStyle w:val="NormalWeb"/>
-        <w:numPr>
-          <w:ilvl w:val="0"/>
-          <w:numId w:val="17"/>
-        </w:numPr>
-        <w:jc w:val="both"/>
-      </w:pPr>
-      <w:r>
-        <w:t>Create and maintain accurate student records in PARROT MIS.</w:t>
-      </w:r>
-    </w:p>
-    <w:p>
-      <w:pPr>
-        <w:pStyle w:val="NormalWeb"/>
-        <w:numPr>
-          <w:ilvl w:val="0"/>
-          <w:numId w:val="17"/>
-        </w:numPr>
-        <w:jc w:val="both"/>
-      </w:pPr>
-      <w:r>
-        <w:t xml:space="preserve">Assist in preparing and submitting applications through </w:t>
-      </w:r>
-      <w:proofErr w:type="spellStart"/>
-      <w:r>
-        <w:t>ApplyBoard</w:t>
-      </w:r>
-      <w:proofErr w:type="spellEnd"/>
-      <w:r>
-        <w:t>, QS Apply, university portals, and other approved systems.</w:t>
-      </w:r>
-    </w:p>
-    <w:p>
-      <w:pPr>
-        <w:pStyle w:val="NormalWeb"/>
-        <w:numPr>
-          <w:ilvl w:val="0"/>
-          <w:numId w:val="17"/>
-        </w:numPr>
-        <w:jc w:val="both"/>
-      </w:pPr>
-      <w:r>
-        <w:t>Track application status and update records regularly.</w:t>
-      </w:r>
-    </w:p>
-    <w:p>
-      <w:pPr>
-        <w:pStyle w:val="NormalWeb"/>
-        <w:numPr>
-          <w:ilvl w:val="0"/>
-          <w:numId w:val="17"/>
-        </w:numPr>
-        <w:jc w:val="both"/>
-      </w:pPr>
-      <w:r>
-        <w:t>Ensure application documents are complete, accurate, and submitted within deadlines.</w:t>
-      </w:r>
-    </w:p>
-    <w:p>
-      <w:pPr>
-        <w:pStyle w:val="NormalWeb"/>
-        <w:numPr>
-          <w:ilvl w:val="0"/>
-          <w:numId w:val="17"/>
-        </w:numPr>
-        <w:jc w:val="both"/>
-      </w:pPr>
-      <w:r>
-        <w:t>Coordinate with students to obtain missing documents and information.</w:t>
-      </w:r>
-    </w:p>
-    <w:p>
-      <w:pPr>
-        <w:pStyle w:val="Heading3"/>
-        <w:rPr>
-          <w:sz w:val="24"/>
-          <w:szCs w:val="24"/>
-        </w:rPr>
-      </w:pPr>
-      <w:r>
-        <w:rPr>
-          <w:sz w:val="24"/>
-          <w:szCs w:val="24"/>
-        </w:rPr>
-        <w:t>Communication &amp; Coordination</w:t>
-      </w:r>
-    </w:p>
-    <w:p>
-      <w:pPr>
-        <w:pStyle w:val="NormalWeb"/>
-        <w:numPr>
-          <w:ilvl w:val="0"/>
-          <w:numId w:val="18"/>
-        </w:numPr>
-        <w:jc w:val="both"/>
-      </w:pPr>
-      <w:r>
-        <w:t>Respond promptly to inquiries from students, parents, institutions, and partners.</w:t>
-      </w:r>
-    </w:p>
-    <w:p>
-      <w:pPr>
-        <w:pStyle w:val="NormalWeb"/>
-        <w:numPr>
-          <w:ilvl w:val="0"/>
-          <w:numId w:val="18"/>
-        </w:numPr>
-        <w:jc w:val="both"/>
-      </w:pPr>
-      <w:r>
-        <w:t>Support communication between the Country Coordinator, students, and partner institutions.</w:t>
-      </w:r>
-    </w:p>
-    <w:p>
-      <w:pPr>
-        <w:pStyle w:val="NormalWeb"/>
-        <w:numPr>
-          <w:ilvl w:val="0"/>
-          <w:numId w:val="18"/>
-        </w:numPr>
-        <w:jc w:val="both"/>
-      </w:pPr>
-      <w:r>
-        <w:t>Schedule meetings, interviews, and student counseling sessions when required.</w:t>
-      </w:r>
-    </w:p>
-    <w:p>
-      <w:pPr>
-        <w:pStyle w:val="NormalWeb"/>
-        <w:numPr>
-          <w:ilvl w:val="0"/>
-          <w:numId w:val="18"/>
-        </w:numPr>
-        <w:jc w:val="both"/>
-      </w:pPr>
-      <w:r>
-        <w:t>Maintain professional communication standards at all times.</w:t>
-      </w:r>
-    </w:p>
-    <w:p>
-      <w:pPr>
-        <w:pStyle w:val="NormalWeb"/>
-        <w:numPr>
-          <w:ilvl w:val="0"/>
-          <w:numId w:val="18"/>
-        </w:numPr>
-        <w:jc w:val="both"/>
-      </w:pPr>
-      <w:r>
-        <w:t>Escalate important issues, complaints, or operational challenges to management.</w:t>
-      </w:r>
-    </w:p>
-    <w:p>
-      <w:pPr>
-        <w:pStyle w:val="Heading3"/>
-        <w:rPr>
-          <w:sz w:val="24"/>
-          <w:szCs w:val="24"/>
-        </w:rPr>
-      </w:pPr>
-      <w:r>
-        <w:rPr>
-          <w:sz w:val="24"/>
-          <w:szCs w:val="24"/>
-        </w:rPr>
-        <w:t>Reporting &amp; Administration</w:t>
-      </w:r>
-    </w:p>
-    <w:p>
-      <w:pPr>
-        <w:pStyle w:val="NormalWeb"/>
-        <w:numPr>
-          <w:ilvl w:val="0"/>
-          <w:numId w:val="19"/>
-        </w:numPr>
-      </w:pPr>
-      <w:r>
-        <w:t>Prepare daily, weekly, and monthly reports as requested.</w:t>
-      </w:r>
-    </w:p>
-    <w:p>
-      <w:pPr>
-        <w:pStyle w:val="NormalWeb"/>
-        <w:numPr>
-          <w:ilvl w:val="0"/>
-          <w:numId w:val="19"/>
-        </w:numPr>
-      </w:pPr>
-      <w:r>
-        <w:t>Maintain organized electronic and physical records.</w:t>
-      </w:r>
-    </w:p>
-    <w:p>
-      <w:pPr>
-        <w:pStyle w:val="NormalWeb"/>
-        <w:numPr>
-          <w:ilvl w:val="0"/>
-          <w:numId w:val="19"/>
-        </w:numPr>
-      </w:pPr>
-      <w:r>
-        <w:t>Assist in monitoring recruitment targets and performance indicators.</w:t>
-      </w:r>
-    </w:p>
-    <w:p>
-      <w:pPr>
-        <w:pStyle w:val="NormalWeb"/>
-        <w:numPr>
-          <w:ilvl w:val="0"/>
-          <w:numId w:val="19"/>
-        </w:numPr>
-      </w:pPr>
-      <w:r>
-        <w:t>Support data collection and reporting activities for management review.</w:t>
-      </w:r>
-    </w:p>
-    <w:p>
-      <w:pPr>
-        <w:pStyle w:val="NormalWeb"/>
-        <w:numPr>
-          <w:ilvl w:val="0"/>
-          <w:numId w:val="19"/>
-        </w:numPr>
-      </w:pPr>
-      <w:r>
-        <w:t>Keep management informed regarding recruitment activities, student application progress, and operational matters.</w:t>
-      </w:r>
-    </w:p>
-    <w:p>
-      <w:pPr>
-        <w:pStyle w:val="Heading3"/>
-        <w:rPr>
-          <w:sz w:val="24"/>
-          <w:szCs w:val="24"/>
-        </w:rPr>
-      </w:pPr>
-      <w:r>
-        <w:rPr>
-          <w:sz w:val="24"/>
-          <w:szCs w:val="24"/>
-        </w:rPr>
-        <w:t>Marketing &amp; Outreach Support</w:t>
-      </w:r>
-    </w:p>
-    <w:p>
-      <w:pPr>
-        <w:pStyle w:val="NormalWeb"/>
-        <w:numPr>
-          <w:ilvl w:val="0"/>
-          <w:numId w:val="20"/>
-        </w:numPr>
-      </w:pPr>
-      <w:r>
-        <w:t>Assist in promotional campaigns, educational fairs, webinars, and recruitment events.</w:t>
-      </w:r>
-    </w:p>
-    <w:p>
-      <w:pPr>
-        <w:pStyle w:val="NormalWeb"/>
-        <w:numPr>
-          <w:ilvl w:val="0"/>
-          <w:numId w:val="20"/>
-        </w:numPr>
-      </w:pPr>
-      <w:r>
-        <w:t>Support social media and marketing activities when assigned.</w:t>
-      </w:r>
-    </w:p>
-    <w:p>
+        <w:t>Complete assigned work efficiently.</w:t>
+      </w:r>
+    </w:p>
+    <w:p>
+      <w:pPr>
+        <w:pStyle w:val="NormalWeb"/>
+        <w:numPr>
+          <w:ilvl w:val="0"/>
+          <w:numId w:val="26"/>
+        </w:numPr>
+      </w:pPr>
+      <w:r>
+        <w:t>Meet performance targets established by management.</w:t>
+      </w:r>
+    </w:p>
+    <w:p>
+      <w:pPr>
+        <w:pStyle w:val="NormalWeb"/>
+        <w:numPr>
+          <w:ilvl w:val="0"/>
+          <w:numId w:val="26"/>
+        </w:numPr>
+      </w:pPr>
+      <w:r>
+        <w:t>Properly manage student files and application processes.</w:t>
+      </w:r>
+    </w:p>
+    <w:p>
+      <w:pPr>
+        <w:pStyle w:val="Heading1"/>
+        <w:rPr>
+          <w:sz w:val="24"/>
+          <w:szCs w:val="24"/>
+        </w:rPr>
+      </w:pPr>
+      <w:r>
+        <w:rPr>
+          <w:sz w:val="24"/>
+          <w:szCs w:val="24"/>
+        </w:rPr>
+        <w:t>7. TRAINING AND LEARNING REQUIREMENTS</w:t>
+      </w:r>
+    </w:p>
+    <w:p>
+      <w:pPr>
+        <w:pStyle w:val="NormalWeb"/>
+      </w:pPr>
+      <w:r>
+        <w:t>The Employee agrees to:</w:t>
+      </w:r>
+    </w:p>
+    <w:p>
+      <w:pPr>
+        <w:pStyle w:val="NormalWeb"/>
+        <w:numPr>
+          <w:ilvl w:val="0"/>
+          <w:numId w:val="27"/>
+        </w:numPr>
+      </w:pPr>
+      <w:r>
+        <w:t>Participate fully in all training programs.</w:t>
+      </w:r>
+    </w:p>
+    <w:p>
+      <w:pPr>
+        <w:pStyle w:val="NormalWeb"/>
+        <w:numPr>
+          <w:ilvl w:val="0"/>
+          <w:numId w:val="27"/>
+        </w:numPr>
+      </w:pPr>
+      <w:r>
+        <w:t>Learn PARROT MIS and all company operational systems.</w:t>
+      </w:r>
+    </w:p>
+    <w:p>
+      <w:pPr>
+        <w:pStyle w:val="NormalWeb"/>
+        <w:numPr>
+          <w:ilvl w:val="0"/>
+          <w:numId w:val="27"/>
+        </w:numPr>
+      </w:pPr>
+      <w:r>
+        <w:t>Learn and follow company procedures and policies.</w:t>
+      </w:r>
+    </w:p>
+    <w:p>
+      <w:pPr>
+        <w:pStyle w:val="NormalWeb"/>
+        <w:numPr>
+          <w:ilvl w:val="0"/>
+          <w:numId w:val="27"/>
+        </w:numPr>
+      </w:pPr>
+      <w:r>
+        <w:t>Demonstrate continuous improvement throughout the probation period.</w:t>
+      </w:r>
+    </w:p>
+    <w:p>
+      <w:pPr>
+        <w:pStyle w:val="NormalWeb"/>
+      </w:pPr>
+      <w:r>
+        <w:t>Failure to actively participate in required training may negatively affect probation evaluation.</w:t>
+      </w:r>
+    </w:p>
+    <w:p>
+      <w:pPr>
+        <w:pStyle w:val="Heading1"/>
+        <w:rPr>
+          <w:sz w:val="24"/>
+          <w:szCs w:val="24"/>
+        </w:rPr>
+      </w:pPr>
+      <w:r>
+        <w:rPr>
+          <w:sz w:val="24"/>
+          <w:szCs w:val="24"/>
+        </w:rPr>
+        <w:t>8. CONFIDENTIALITY</w:t>
+      </w:r>
+    </w:p>
+    <w:p>
+      <w:pPr>
+        <w:pStyle w:val="NormalWeb"/>
+      </w:pPr>
+      <w:r>
+        <w:t>The Employee shall not disclose, copy, share, transfer, or misuse any confidential information belonging to the Company, including but not limited to:</w:t>
+      </w:r>
+    </w:p>
+    <w:p>
+      <w:pPr>
+        <w:pStyle w:val="NormalWeb"/>
+        <w:numPr>
+          <w:ilvl w:val="0"/>
+          <w:numId w:val="28"/>
+        </w:numPr>
+      </w:pPr>
+      <w:r>
+        <w:t>Student records</w:t>
+      </w:r>
+    </w:p>
+    <w:p>
+      <w:pPr>
+        <w:pStyle w:val="NormalWeb"/>
+        <w:numPr>
+          <w:ilvl w:val="0"/>
+          <w:numId w:val="28"/>
+        </w:numPr>
+      </w:pPr>
+      <w:r>
+        <w:t>Client information</w:t>
+      </w:r>
+    </w:p>
+    <w:p>
+      <w:pPr>
+        <w:pStyle w:val="NormalWeb"/>
+        <w:numPr>
+          <w:ilvl w:val="0"/>
+          <w:numId w:val="28"/>
+        </w:numPr>
+      </w:pPr>
+      <w:r>
+        <w:t>Financial records</w:t>
+      </w:r>
+    </w:p>
+    <w:p>
+      <w:pPr>
+        <w:pStyle w:val="NormalWeb"/>
+        <w:numPr>
+          <w:ilvl w:val="0"/>
+          <w:numId w:val="28"/>
+        </w:numPr>
+      </w:pPr>
+      <w:r>
+        <w:t>Partner institution information</w:t>
+      </w:r>
+    </w:p>
+    <w:p>
+      <w:pPr>
+        <w:pStyle w:val="NormalWeb"/>
+        <w:numPr>
+          <w:ilvl w:val="0"/>
+          <w:numId w:val="28"/>
+        </w:numPr>
+      </w:pPr>
+      <w:r>
+        <w:t>Recruitment databases</w:t>
+      </w:r>
+    </w:p>
+    <w:p>
+      <w:pPr>
+        <w:pStyle w:val="NormalWeb"/>
+        <w:numPr>
+          <w:ilvl w:val="0"/>
+          <w:numId w:val="28"/>
+        </w:numPr>
+      </w:pPr>
+      <w:r>
+        <w:t>Company procedures</w:t>
+      </w:r>
+    </w:p>
+    <w:p>
+      <w:pPr>
+        <w:pStyle w:val="NormalWeb"/>
+        <w:numPr>
+          <w:ilvl w:val="0"/>
+          <w:numId w:val="28"/>
+        </w:numPr>
+      </w:pPr>
+      <w:r>
+        <w:t>Passwords and system access credentials</w:t>
+      </w:r>
+    </w:p>
+    <w:p>
+      <w:pPr>
+        <w:pStyle w:val="NormalWeb"/>
+        <w:numPr>
+          <w:ilvl w:val="0"/>
+          <w:numId w:val="28"/>
+        </w:numPr>
+      </w:pPr>
+      <w:r>
+        <w:t>Internal communications</w:t>
+      </w:r>
+    </w:p>
+    <w:p>
+      <w:pPr>
+        <w:pStyle w:val="NormalWeb"/>
+      </w:pPr>
+      <w:r>
+        <w:t>This obligation shall remain in effect during and after employment.</w:t>
+      </w:r>
+    </w:p>
+    <w:p>
+      <w:pPr>
+        <w:pStyle w:val="Heading1"/>
+        <w:rPr>
+          <w:sz w:val="24"/>
+          <w:szCs w:val="24"/>
+        </w:rPr>
+      </w:pPr>
+      <w:r>
+        <w:rPr>
+          <w:sz w:val="24"/>
+          <w:szCs w:val="24"/>
+        </w:rPr>
+        <w:t>9. COMPANY PROPERTY</w:t>
+      </w:r>
+    </w:p>
+    <w:p>
+      <w:pPr>
+        <w:pStyle w:val="NormalWeb"/>
+      </w:pPr>
+      <w:r>
+        <w:t>The Employee shall properly use and protect all Company property, including:</w:t>
+      </w:r>
+    </w:p>
+    <w:p>
+      <w:pPr>
+        <w:pStyle w:val="NormalWeb"/>
+        <w:numPr>
+          <w:ilvl w:val="0"/>
+          <w:numId w:val="29"/>
+        </w:numPr>
+      </w:pPr>
+      <w:r>
+        <w:t>Computers and equipment</w:t>
+      </w:r>
+    </w:p>
+    <w:p>
+      <w:pPr>
+        <w:pStyle w:val="NormalWeb"/>
+        <w:numPr>
+          <w:ilvl w:val="0"/>
+          <w:numId w:val="29"/>
+        </w:numPr>
+      </w:pPr>
+      <w:r>
+        <w:t>PARROT MIS accounts</w:t>
+      </w:r>
+    </w:p>
+    <w:p>
+      <w:pPr>
+        <w:pStyle w:val="NormalWeb"/>
+        <w:numPr>
+          <w:ilvl w:val="0"/>
+          <w:numId w:val="29"/>
+        </w:numPr>
+      </w:pPr>
+      <w:r>
+        <w:t>Recruitment platforms</w:t>
+      </w:r>
+    </w:p>
+    <w:p>
+      <w:pPr>
+        <w:pStyle w:val="NormalWeb"/>
+        <w:numPr>
+          <w:ilvl w:val="0"/>
+          <w:numId w:val="29"/>
+        </w:numPr>
+      </w:pPr>
+      <w:r>
+        <w:t>Company email accounts</w:t>
+      </w:r>
+    </w:p>
+    <w:p>
+      <w:pPr>
+        <w:pStyle w:val="NormalWeb"/>
+        <w:numPr>
+          <w:ilvl w:val="0"/>
+          <w:numId w:val="29"/>
+        </w:numPr>
+      </w:pPr>
+      <w:r>
+        <w:t>Documents and records</w:t>
+      </w:r>
+    </w:p>
+    <w:p>
+      <w:pPr>
+        <w:pStyle w:val="NormalWeb"/>
+        <w:numPr>
+          <w:ilvl w:val="0"/>
+          <w:numId w:val="29"/>
+        </w:numPr>
+      </w:pPr>
+      <w:r>
+        <w:t>Software and databases</w:t>
+      </w:r>
+    </w:p>
+    <w:p>
+      <w:pPr>
+        <w:pStyle w:val="NormalWeb"/>
+      </w:pPr>
+      <w:r>
+        <w:t>All Company property shall remain the exclusive property of Parrot Canada Visa Consultant Co. Ltd. and must be returned immediately upon request or termination of employment.</w:t>
+      </w:r>
+    </w:p>
+    <w:p>
+      <w:pPr>
+        <w:pStyle w:val="Heading1"/>
+        <w:rPr>
+          <w:sz w:val="24"/>
+          <w:szCs w:val="24"/>
+        </w:rPr>
+      </w:pPr>
+      <w:r>
+        <w:rPr>
+          <w:sz w:val="24"/>
+          <w:szCs w:val="24"/>
+        </w:rPr>
+        <w:t>10. EVALUATION DURING PROBATION</w:t>
+      </w:r>
+    </w:p>
+    <w:p>
+      <w:pPr>
+        <w:pStyle w:val="NormalWeb"/>
+      </w:pPr>
       <w:r>
         <w:lastRenderedPageBreak/>
-        <w:br w:type="page"/>
-      </w:r>
-    </w:p>
-    <w:p>
-      <w:pPr>
-        <w:pStyle w:val="NormalWeb"/>
-        <w:numPr>
-          <w:ilvl w:val="0"/>
-          <w:numId w:val="20"/>
-        </w:numPr>
-      </w:pPr>
-      <w:r>
-        <w:lastRenderedPageBreak/>
-        <w:t>Help organize student information sessions and institutional presentations.</w:t>
-      </w:r>
-    </w:p>
-    <w:p>
-      <w:pPr>
-        <w:pStyle w:val="NormalWeb"/>
-        <w:numPr>
-          <w:ilvl w:val="0"/>
-          <w:numId w:val="20"/>
-        </w:numPr>
-      </w:pPr>
-      <w:r>
-        <w:t>Assist in building and maintaining relationships with educational institutions and recruitment partners under management supervision.</w:t>
-      </w:r>
-    </w:p>
-    <w:p>
-      <w:pPr>
-        <w:pStyle w:val="Heading3"/>
-        <w:rPr>
-          <w:sz w:val="24"/>
-          <w:szCs w:val="24"/>
-        </w:rPr>
-      </w:pPr>
-      <w:r>
-        <w:rPr>
-          <w:sz w:val="24"/>
-          <w:szCs w:val="24"/>
-        </w:rPr>
-        <w:t>Compliance &amp; Quality Assurance</w:t>
-      </w:r>
-    </w:p>
-    <w:p>
-      <w:pPr>
-        <w:pStyle w:val="NormalWeb"/>
-        <w:numPr>
-          <w:ilvl w:val="0"/>
-          <w:numId w:val="21"/>
-        </w:numPr>
-      </w:pPr>
-      <w:r>
-        <w:t>Ensure compliance with company policies, partner institution requirements, and applicable regulations.</w:t>
-      </w:r>
-    </w:p>
-    <w:p>
-      <w:pPr>
-        <w:pStyle w:val="NormalWeb"/>
-        <w:numPr>
-          <w:ilvl w:val="0"/>
-          <w:numId w:val="21"/>
-        </w:numPr>
-      </w:pPr>
-      <w:r>
-        <w:t>Verify that all student information and documents are accurate before submission.</w:t>
-      </w:r>
-    </w:p>
-    <w:p>
-      <w:pPr>
-        <w:pStyle w:val="NormalWeb"/>
-        <w:numPr>
-          <w:ilvl w:val="0"/>
-          <w:numId w:val="21"/>
-        </w:numPr>
-      </w:pPr>
-      <w:r>
-        <w:t>Maintain confidentiality of student, client, and company information.</w:t>
-      </w:r>
-    </w:p>
-    <w:p>
-      <w:pPr>
-        <w:pStyle w:val="NormalWeb"/>
-        <w:numPr>
-          <w:ilvl w:val="0"/>
-          <w:numId w:val="21"/>
-        </w:numPr>
-      </w:pPr>
-      <w:r>
-        <w:t>Support quality control procedures to ensure high service standards.</w:t>
-      </w:r>
-    </w:p>
-    <w:p>
-      <w:pPr>
-        <w:pStyle w:val="Heading3"/>
-        <w:rPr>
-          <w:sz w:val="24"/>
-          <w:szCs w:val="24"/>
-        </w:rPr>
-      </w:pPr>
-      <w:r>
-        <w:rPr>
-          <w:sz w:val="24"/>
-          <w:szCs w:val="24"/>
-        </w:rPr>
-        <w:t>Operational Support</w:t>
-      </w:r>
-    </w:p>
-    <w:p>
-      <w:pPr>
-        <w:pStyle w:val="NormalWeb"/>
-        <w:numPr>
-          <w:ilvl w:val="0"/>
-          <w:numId w:val="22"/>
-        </w:numPr>
-      </w:pPr>
-      <w:r>
-        <w:t>Complete daily Check-In and Check-Out procedures in PARROT MIS.</w:t>
-      </w:r>
-    </w:p>
-    <w:p>
-      <w:pPr>
-        <w:pStyle w:val="NormalWeb"/>
-        <w:numPr>
-          <w:ilvl w:val="0"/>
-          <w:numId w:val="22"/>
-        </w:numPr>
-      </w:pPr>
-      <w:r>
-        <w:t>Assist the Country Coordinator with special projects and assignments.</w:t>
-      </w:r>
-    </w:p>
-    <w:p>
-      <w:pPr>
-        <w:pStyle w:val="NormalWeb"/>
-        <w:numPr>
-          <w:ilvl w:val="0"/>
-          <w:numId w:val="22"/>
-        </w:numPr>
-      </w:pPr>
-      <w:r>
-        <w:t>Support teamwork and collaboration across departments.</w:t>
-      </w:r>
-    </w:p>
-    <w:p>
-      <w:pPr>
-        <w:pStyle w:val="NormalWeb"/>
-        <w:numPr>
-          <w:ilvl w:val="0"/>
-          <w:numId w:val="22"/>
-        </w:numPr>
-      </w:pPr>
-      <w:r>
-        <w:t>Perform other duties reasonably assigned by management related to recruitment, admissions, student services, and business operations.</w:t>
-      </w:r>
-    </w:p>
-    <w:p>
-      <w:pPr>
-        <w:pStyle w:val="Heading1"/>
-        <w:rPr>
-          <w:sz w:val="24"/>
-          <w:szCs w:val="24"/>
-        </w:rPr>
-      </w:pPr>
-      <w:r>
-        <w:rPr>
-          <w:sz w:val="24"/>
-          <w:szCs w:val="24"/>
-        </w:rPr>
-        <w:t>6. PERFORMANCE STANDARDS</w:t>
-      </w:r>
-    </w:p>
-    <w:p>
-      <w:pPr>
-        <w:pStyle w:val="NormalWeb"/>
-      </w:pPr>
-      <w:r>
-        <w:t>The Employee shall maintain the following standards:</w:t>
-      </w:r>
-    </w:p>
-    <w:p>
-      <w:pPr>
-        <w:pStyle w:val="Heading2"/>
-        <w:rPr>
-          <w:sz w:val="24"/>
-          <w:szCs w:val="24"/>
-        </w:rPr>
-      </w:pPr>
-      <w:r>
-        <w:rPr>
-          <w:sz w:val="24"/>
-          <w:szCs w:val="24"/>
-        </w:rPr>
-        <w:t>Professionalism</w:t>
-      </w:r>
-    </w:p>
-    <w:p>
-      <w:pPr>
-        <w:pStyle w:val="NormalWeb"/>
-        <w:numPr>
-          <w:ilvl w:val="0"/>
-          <w:numId w:val="23"/>
-        </w:numPr>
-      </w:pPr>
-      <w:r>
-        <w:t>Demonstrate professionalism at all times.</w:t>
-      </w:r>
-    </w:p>
-    <w:p>
-      <w:pPr>
-        <w:pStyle w:val="NormalWeb"/>
-        <w:numPr>
-          <w:ilvl w:val="0"/>
-          <w:numId w:val="23"/>
-        </w:numPr>
-      </w:pPr>
-      <w:r>
-        <w:t>Follow management instructions promptly.</w:t>
-      </w:r>
-    </w:p>
-    <w:p>
-      <w:pPr>
-        <w:pStyle w:val="NormalWeb"/>
-        <w:numPr>
-          <w:ilvl w:val="0"/>
-          <w:numId w:val="23"/>
-        </w:numPr>
-      </w:pPr>
-      <w:r>
-        <w:t>Maintain a positive and cooperative attitude.</w:t>
-      </w:r>
-    </w:p>
-    <w:p>
-      <w:pPr>
-        <w:pStyle w:val="Heading2"/>
-        <w:rPr>
-          <w:sz w:val="24"/>
-          <w:szCs w:val="24"/>
-        </w:rPr>
-      </w:pPr>
-      <w:r>
-        <w:rPr>
-          <w:sz w:val="24"/>
-          <w:szCs w:val="24"/>
-        </w:rPr>
-        <w:t>Attendance and Punctuality</w:t>
-      </w:r>
-    </w:p>
-    <w:p>
-      <w:pPr>
-        <w:pStyle w:val="NormalWeb"/>
-        <w:numPr>
-          <w:ilvl w:val="0"/>
-          <w:numId w:val="24"/>
-        </w:numPr>
-      </w:pPr>
-      <w:r>
-        <w:t>Report to work on time every working day.</w:t>
-      </w:r>
-    </w:p>
-    <w:p>
-      <w:pPr>
-        <w:pStyle w:val="NormalWeb"/>
-        <w:numPr>
-          <w:ilvl w:val="0"/>
-          <w:numId w:val="24"/>
-        </w:numPr>
-      </w:pPr>
-      <w:r>
-        <w:t>Obtain approval before any absence.</w:t>
-      </w:r>
-    </w:p>
-    <w:p>
-      <w:pPr>
-        <w:pStyle w:val="NormalWeb"/>
-        <w:numPr>
-          <w:ilvl w:val="0"/>
-          <w:numId w:val="24"/>
-        </w:numPr>
-      </w:pPr>
-      <w:r>
-        <w:t>Notify management immediately in case of emergencies.</w:t>
-      </w:r>
-    </w:p>
-    <w:p>
-      <w:pPr>
-        <w:pStyle w:val="Heading2"/>
-        <w:rPr>
-          <w:sz w:val="24"/>
-          <w:szCs w:val="24"/>
-        </w:rPr>
-      </w:pPr>
-      <w:r>
-        <w:rPr>
-          <w:sz w:val="24"/>
-          <w:szCs w:val="24"/>
-        </w:rPr>
-        <w:t>Communication</w:t>
-      </w:r>
-    </w:p>
-    <w:p>
-      <w:pPr>
-        <w:pStyle w:val="NormalWeb"/>
-        <w:numPr>
-          <w:ilvl w:val="0"/>
-          <w:numId w:val="25"/>
-        </w:numPr>
-      </w:pPr>
-      <w:r>
-        <w:t>Maintain professional communication with students, clients, institutions, and colleagues.</w:t>
-      </w:r>
-    </w:p>
-    <w:p>
-      <w:pPr>
-        <w:pStyle w:val="NormalWeb"/>
-        <w:numPr>
-          <w:ilvl w:val="0"/>
-          <w:numId w:val="25"/>
-        </w:numPr>
-      </w:pPr>
-      <w:r>
-        <w:t>Respond promptly to communications and assigned tasks.</w:t>
-      </w:r>
-    </w:p>
-    <w:p>
-      <w:pPr>
-        <w:pStyle w:val="Heading2"/>
-        <w:rPr>
-          <w:sz w:val="24"/>
-          <w:szCs w:val="24"/>
-        </w:rPr>
-      </w:pPr>
-      <w:r>
-        <w:rPr>
-          <w:sz w:val="24"/>
-          <w:szCs w:val="24"/>
-        </w:rPr>
-        <w:t>Productivity</w:t>
-      </w:r>
-    </w:p>
-    <w:p>
-      <w:pPr>
-        <w:pStyle w:val="NormalWeb"/>
-        <w:numPr>
-          <w:ilvl w:val="0"/>
-          <w:numId w:val="26"/>
-        </w:numPr>
-      </w:pPr>
-      <w:r>
-        <w:t>Complete assigned work efficiently.</w:t>
-      </w:r>
-    </w:p>
-    <w:p>
-      <w:pPr>
-        <w:pStyle w:val="NormalWeb"/>
-        <w:numPr>
-          <w:ilvl w:val="0"/>
-          <w:numId w:val="26"/>
-        </w:numPr>
-      </w:pPr>
-      <w:r>
-        <w:t>Meet performance targets established by management.</w:t>
-      </w:r>
-    </w:p>
-    <w:p>
-      <w:pPr>
-        <w:pStyle w:val="NormalWeb"/>
-        <w:numPr>
-          <w:ilvl w:val="0"/>
-          <w:numId w:val="26"/>
-        </w:numPr>
-      </w:pPr>
-      <w:r>
-        <w:t>Properly manage student files and application processes.</w:t>
-      </w:r>
-    </w:p>
-    <w:p>
-      <w:r>
-        <w:lastRenderedPageBreak/>
-        <w:br w:type="page"/>
-      </w:r>
-    </w:p>
-    <w:p>
-      <w:pPr>
-        <w:pStyle w:val="Heading1"/>
-        <w:rPr>
-          <w:sz w:val="24"/>
-          <w:szCs w:val="24"/>
-        </w:rPr>
-      </w:pPr>
-      <w:r>
-        <w:rPr>
-          <w:sz w:val="24"/>
-          <w:szCs w:val="24"/>
-        </w:rPr>
-        <w:lastRenderedPageBreak/>
-        <w:t>7. TRAINING AND LEARNING REQUIREMENTS</w:t>
-      </w:r>
-    </w:p>
-    <w:p>
-      <w:pPr>
-        <w:pStyle w:val="NormalWeb"/>
-      </w:pPr>
-      <w:r>
-        <w:t>The Employee agrees to:</w:t>
-      </w:r>
-    </w:p>
-    <w:p>
-      <w:pPr>
-        <w:pStyle w:val="NormalWeb"/>
-        <w:numPr>
-          <w:ilvl w:val="0"/>
-          <w:numId w:val="27"/>
-        </w:numPr>
-      </w:pPr>
-      <w:r>
-        <w:t>Participate fully in all training programs.</w:t>
-      </w:r>
-    </w:p>
-    <w:p>
-      <w:pPr>
-        <w:pStyle w:val="NormalWeb"/>
-        <w:numPr>
-          <w:ilvl w:val="0"/>
-          <w:numId w:val="27"/>
-        </w:numPr>
-      </w:pPr>
-      <w:r>
-        <w:t>Learn PARROT MIS and all company operational systems.</w:t>
-      </w:r>
-    </w:p>
-    <w:p>
-      <w:pPr>
-        <w:pStyle w:val="NormalWeb"/>
-        <w:numPr>
-          <w:ilvl w:val="0"/>
-          <w:numId w:val="27"/>
-        </w:numPr>
-      </w:pPr>
-      <w:r>
-        <w:t>Learn and follow company procedures and policies.</w:t>
-      </w:r>
-    </w:p>
-    <w:p>
-      <w:pPr>
-        <w:pStyle w:val="NormalWeb"/>
-        <w:numPr>
-          <w:ilvl w:val="0"/>
-          <w:numId w:val="27"/>
-        </w:numPr>
-      </w:pPr>
-      <w:r>
-        <w:t>Demonstrate continuous improvement throughout the probation period.</w:t>
-      </w:r>
-    </w:p>
-    <w:p>
-      <w:pPr>
-        <w:pStyle w:val="NormalWeb"/>
-      </w:pPr>
-      <w:r>
-        <w:t>Failure to actively participate in required training may negatively affect probation evaluation.</w:t>
-      </w:r>
-    </w:p>
-    <w:p>
-      <w:pPr>
-        <w:pStyle w:val="Heading1"/>
-        <w:rPr>
-          <w:sz w:val="24"/>
-          <w:szCs w:val="24"/>
-        </w:rPr>
-      </w:pPr>
-      <w:r>
-        <w:rPr>
-          <w:sz w:val="24"/>
-          <w:szCs w:val="24"/>
-        </w:rPr>
-        <w:t>8. CONFIDENTIALITY</w:t>
-      </w:r>
-    </w:p>
-    <w:p>
-      <w:pPr>
-        <w:pStyle w:val="NormalWeb"/>
-      </w:pPr>
-      <w:r>
-        <w:t>The Employee shall not disclose, copy, share, transfer, or misuse any confidential information belonging to the Company, including but not limited to:</w:t>
-      </w:r>
-    </w:p>
-    <w:p>
-      <w:pPr>
-        <w:pStyle w:val="NormalWeb"/>
-        <w:numPr>
-          <w:ilvl w:val="0"/>
-          <w:numId w:val="28"/>
-        </w:numPr>
-      </w:pPr>
-      <w:r>
-        <w:t>Student records</w:t>
-      </w:r>
-    </w:p>
-    <w:p>
-      <w:pPr>
-        <w:pStyle w:val="NormalWeb"/>
-        <w:numPr>
-          <w:ilvl w:val="0"/>
-          <w:numId w:val="28"/>
-        </w:numPr>
-      </w:pPr>
-      <w:r>
-        <w:t>Client information</w:t>
-      </w:r>
-    </w:p>
-    <w:p>
-      <w:pPr>
-        <w:pStyle w:val="NormalWeb"/>
-        <w:numPr>
-          <w:ilvl w:val="0"/>
-          <w:numId w:val="28"/>
-        </w:numPr>
-      </w:pPr>
-      <w:r>
-        <w:t>Financial records</w:t>
-      </w:r>
-    </w:p>
-    <w:p>
-      <w:pPr>
-        <w:pStyle w:val="NormalWeb"/>
-        <w:numPr>
-          <w:ilvl w:val="0"/>
-          <w:numId w:val="28"/>
-        </w:numPr>
-      </w:pPr>
-      <w:r>
-        <w:t>Partner institution information</w:t>
-      </w:r>
-    </w:p>
-    <w:p>
-      <w:pPr>
-        <w:pStyle w:val="NormalWeb"/>
-        <w:numPr>
-          <w:ilvl w:val="0"/>
-          <w:numId w:val="28"/>
-        </w:numPr>
-      </w:pPr>
-      <w:r>
-        <w:t>Recruitment databases</w:t>
-      </w:r>
-    </w:p>
-    <w:p>
-      <w:pPr>
-        <w:pStyle w:val="NormalWeb"/>
-        <w:numPr>
-          <w:ilvl w:val="0"/>
-          <w:numId w:val="28"/>
-        </w:numPr>
-      </w:pPr>
-      <w:r>
-        <w:t>Company procedures</w:t>
-      </w:r>
-    </w:p>
-    <w:p>
-      <w:pPr>
-        <w:pStyle w:val="NormalWeb"/>
-        <w:numPr>
-          <w:ilvl w:val="0"/>
-          <w:numId w:val="28"/>
-        </w:numPr>
-      </w:pPr>
-      <w:r>
-        <w:t>Passwords and system access credentials</w:t>
-      </w:r>
-    </w:p>
-    <w:p>
-      <w:pPr>
-        <w:pStyle w:val="NormalWeb"/>
-        <w:numPr>
-          <w:ilvl w:val="0"/>
-          <w:numId w:val="28"/>
-        </w:numPr>
-      </w:pPr>
-      <w:r>
-        <w:t>Internal communications</w:t>
-      </w:r>
-    </w:p>
-    <w:p>
-      <w:pPr>
-        <w:pStyle w:val="NormalWeb"/>
-      </w:pPr>
-      <w:r>
-        <w:t>This obligation shall remain in effect during and after employment.</w:t>
-      </w:r>
-    </w:p>
-    <w:p>
-      <w:pPr>
-        <w:pStyle w:val="Heading1"/>
-        <w:rPr>
-          <w:sz w:val="24"/>
-          <w:szCs w:val="24"/>
-        </w:rPr>
-      </w:pPr>
-      <w:r>
-        <w:rPr>
-          <w:sz w:val="24"/>
-          <w:szCs w:val="24"/>
-        </w:rPr>
-        <w:t>9. COMPANY PROPERTY</w:t>
-      </w:r>
-    </w:p>
-    <w:p>
-      <w:pPr>
-        <w:pStyle w:val="NormalWeb"/>
-      </w:pPr>
-      <w:r>
-        <w:t>The Employee shall properly use and protect all Company property, including:</w:t>
-      </w:r>
-    </w:p>
-    <w:p>
-      <w:pPr>
-        <w:pStyle w:val="NormalWeb"/>
-        <w:numPr>
-          <w:ilvl w:val="0"/>
-          <w:numId w:val="29"/>
-        </w:numPr>
-      </w:pPr>
-      <w:r>
-        <w:t>Computers and equipment</w:t>
-      </w:r>
-    </w:p>
-    <w:p>
-      <w:pPr>
-        <w:pStyle w:val="NormalWeb"/>
-        <w:numPr>
-          <w:ilvl w:val="0"/>
-          <w:numId w:val="29"/>
-        </w:numPr>
-      </w:pPr>
-      <w:r>
-        <w:t>PARROT MIS accounts</w:t>
-      </w:r>
-    </w:p>
-    <w:p>
-      <w:pPr>
-        <w:pStyle w:val="NormalWeb"/>
-        <w:numPr>
-          <w:ilvl w:val="0"/>
-          <w:numId w:val="29"/>
-        </w:numPr>
-      </w:pPr>
-      <w:r>
-        <w:t>Recruitment platforms</w:t>
-      </w:r>
-    </w:p>
-    <w:p>
-      <w:pPr>
-        <w:pStyle w:val="NormalWeb"/>
-        <w:numPr>
-          <w:ilvl w:val="0"/>
-          <w:numId w:val="29"/>
-        </w:numPr>
-      </w:pPr>
-      <w:r>
-        <w:t>Company email accounts</w:t>
-      </w:r>
-    </w:p>
-    <w:p>
-      <w:pPr>
-        <w:pStyle w:val="NormalWeb"/>
-        <w:numPr>
-          <w:ilvl w:val="0"/>
-          <w:numId w:val="29"/>
-        </w:numPr>
-      </w:pPr>
-      <w:r>
-        <w:t>Documents and records</w:t>
-      </w:r>
-    </w:p>
-    <w:p>
-      <w:pPr>
-        <w:pStyle w:val="NormalWeb"/>
-        <w:numPr>
-          <w:ilvl w:val="0"/>
-          <w:numId w:val="29"/>
-        </w:numPr>
-      </w:pPr>
-      <w:r>
-        <w:t>Software and databases</w:t>
-      </w:r>
-    </w:p>
-    <w:p>
-      <w:pPr>
-        <w:pStyle w:val="NormalWeb"/>
-      </w:pPr>
-      <w:r>
-        <w:t>All Company property shall remain the exclusive property of Parrot Canada Visa Consultant Co. Ltd. and must be returned immediately upon request or termination of employment.</w:t>
-      </w:r>
-    </w:p>
-    <w:p>
-      <w:pPr>
-        <w:pStyle w:val="Heading1"/>
-        <w:rPr>
-          <w:sz w:val="24"/>
-          <w:szCs w:val="24"/>
-        </w:rPr>
-      </w:pPr>
-      <w:r>
-        <w:rPr>
-          <w:sz w:val="24"/>
-          <w:szCs w:val="24"/>
-        </w:rPr>
-        <w:t>10. EVALUATION DURING PROBATION</w:t>
-      </w:r>
-    </w:p>
-    <w:p>
-      <w:pPr>
-        <w:pStyle w:val="NormalWeb"/>
-      </w:pPr>
-      <w:r>
         <w:t>The Employee's performance may be evaluated based on:</w:t>
       </w:r>
     </w:p>
@@ -1822,20 +1807,9 @@
     </w:p>
     <w:p>
       <w:r>
-        <w:lastRenderedPageBreak/>
-        <w:br w:type="page"/>
-      </w:r>
-    </w:p>
-    <w:p>
-      <w:pPr>
-        <w:pStyle w:val="NormalWeb"/>
-        <w:numPr>
-          <w:ilvl w:val="0"/>
-          <w:numId w:val="30"/>
-        </w:numPr>
-      </w:pPr>
-      <w:r>
-        <w:lastRenderedPageBreak/>
+        <w:t xml:space="preserve">       </w:t>
+      </w:r>
+      <w:r>
         <w:t>Productivity</w:t>
       </w:r>
     </w:p>
@@ -2139,6 +2113,7 @@
           <w:sz w:val="24"/>
           <w:szCs w:val="24"/>
         </w:rPr>
+        <w:lastRenderedPageBreak/>
         <w:t xml:space="preserve">The Employee shall not create, submit, or process any student application through </w:t>
       </w:r>
       <w:proofErr w:type="spellStart"/>
@@ -2163,7 +2138,14 @@
     <w:p>
       <w:pPr>
         <w:spacing w:before="100" w:beforeAutospacing="1" w:after="100" w:afterAutospacing="1" w:line="240" w:lineRule="auto"/>
-        <w:outlineLvl w:val="1"/>
+        <w:jc w:val="both"/>
+        <w:rPr>
+          <w:rFonts w:ascii="Times New Roman" w:eastAsia="Times New Roman" w:hAnsi="Times New Roman" w:cs="Times New Roman"/>
+          <w:sz w:val="24"/>
+          <w:szCs w:val="24"/>
+        </w:rPr>
+      </w:pPr>
+      <w:r>
         <w:rPr>
           <w:rFonts w:ascii="Times New Roman" w:eastAsia="Times New Roman" w:hAnsi="Times New Roman" w:cs="Times New Roman"/>
           <w:b/>
@@ -2171,8 +2153,30 @@
           <w:sz w:val="36"/>
           <w:szCs w:val="36"/>
         </w:rPr>
-      </w:pPr>
-      <w:r>
+        <w:t>11.5 Personal Use of Company Assets</w:t>
+      </w:r>
+    </w:p>
+    <w:p>
+      <w:pPr>
+        <w:rPr>
+          <w:rFonts w:ascii="Times New Roman" w:eastAsia="Times New Roman" w:hAnsi="Times New Roman" w:cs="Times New Roman"/>
+          <w:sz w:val="24"/>
+          <w:szCs w:val="24"/>
+        </w:rPr>
+      </w:pPr>
+      <w:r>
+        <w:rPr>
+          <w:rFonts w:ascii="Times New Roman" w:eastAsia="Times New Roman" w:hAnsi="Times New Roman" w:cs="Times New Roman"/>
+          <w:sz w:val="24"/>
+          <w:szCs w:val="24"/>
+        </w:rPr>
+        <w:t>The Employee shall not use Company property, systems, databases, software, documents, equipment, intellectual property, or resources for personal profit or private business activities.</w:t>
+      </w:r>
+    </w:p>
+    <w:p>
+      <w:pPr>
+        <w:spacing w:before="100" w:beforeAutospacing="1" w:after="100" w:afterAutospacing="1" w:line="240" w:lineRule="auto"/>
+        <w:outlineLvl w:val="1"/>
         <w:rPr>
           <w:rFonts w:ascii="Times New Roman" w:eastAsia="Times New Roman" w:hAnsi="Times New Roman" w:cs="Times New Roman"/>
           <w:b/>
@@ -2180,38 +2184,8 @@
           <w:sz w:val="36"/>
           <w:szCs w:val="36"/>
         </w:rPr>
-        <w:t>11.5 Personal Use of Company Assets</w:t>
-      </w:r>
-    </w:p>
-    <w:p>
-      <w:r>
-        <w:lastRenderedPageBreak/>
-        <w:br w:type="page"/>
-      </w:r>
-    </w:p>
-    <w:p>
-      <w:pPr>
-        <w:spacing w:before="100" w:beforeAutospacing="1" w:after="100" w:afterAutospacing="1" w:line="240" w:lineRule="auto"/>
-        <w:rPr>
-          <w:rFonts w:ascii="Times New Roman" w:eastAsia="Times New Roman" w:hAnsi="Times New Roman" w:cs="Times New Roman"/>
-          <w:sz w:val="24"/>
-          <w:szCs w:val="24"/>
-        </w:rPr>
-      </w:pPr>
-      <w:r>
-        <w:rPr>
-          <w:rFonts w:ascii="Times New Roman" w:eastAsia="Times New Roman" w:hAnsi="Times New Roman" w:cs="Times New Roman"/>
-          <w:sz w:val="24"/>
-          <w:szCs w:val="24"/>
-        </w:rPr>
-        <w:lastRenderedPageBreak/>
-        <w:t>The Employee shall not use Company property, systems, databases, software, documents, equipment, intellectual property, or resources for personal profit or private business activities.</w:t>
-      </w:r>
-    </w:p>
-    <w:p>
-      <w:pPr>
-        <w:spacing w:before="100" w:beforeAutospacing="1" w:after="100" w:afterAutospacing="1" w:line="240" w:lineRule="auto"/>
-        <w:outlineLvl w:val="1"/>
+      </w:pPr>
+      <w:r>
         <w:rPr>
           <w:rFonts w:ascii="Times New Roman" w:eastAsia="Times New Roman" w:hAnsi="Times New Roman" w:cs="Times New Roman"/>
           <w:b/>
@@ -2219,8 +2193,32 @@
           <w:sz w:val="36"/>
           <w:szCs w:val="36"/>
         </w:rPr>
-      </w:pPr>
-      <w:r>
+        <w:t>11.6 Unauthorized Partner Communication</w:t>
+      </w:r>
+    </w:p>
+    <w:p>
+      <w:pPr>
+        <w:spacing w:before="100" w:beforeAutospacing="1" w:after="100" w:afterAutospacing="1" w:line="240" w:lineRule="auto"/>
+        <w:jc w:val="both"/>
+        <w:rPr>
+          <w:rFonts w:ascii="Times New Roman" w:eastAsia="Times New Roman" w:hAnsi="Times New Roman" w:cs="Times New Roman"/>
+          <w:sz w:val="24"/>
+          <w:szCs w:val="24"/>
+        </w:rPr>
+      </w:pPr>
+      <w:r>
+        <w:rPr>
+          <w:rFonts w:ascii="Times New Roman" w:eastAsia="Times New Roman" w:hAnsi="Times New Roman" w:cs="Times New Roman"/>
+          <w:sz w:val="24"/>
+          <w:szCs w:val="24"/>
+        </w:rPr>
+        <w:t>The Employee shall not negotiate, discuss partnership matters, represent the Company, make commitments, or communicate with universities, colleges, agents, recruiters, institutional partners, or business partners without prior authorization from management.</w:t>
+      </w:r>
+    </w:p>
+    <w:p>
+      <w:pPr>
+        <w:spacing w:before="100" w:beforeAutospacing="1" w:after="100" w:afterAutospacing="1" w:line="240" w:lineRule="auto"/>
+        <w:outlineLvl w:val="1"/>
         <w:rPr>
           <w:rFonts w:ascii="Times New Roman" w:eastAsia="Times New Roman" w:hAnsi="Times New Roman" w:cs="Times New Roman"/>
           <w:b/>
@@ -2228,32 +2226,8 @@
           <w:sz w:val="36"/>
           <w:szCs w:val="36"/>
         </w:rPr>
-        <w:t>11.6 Unauthorized Partner Communication</w:t>
-      </w:r>
-    </w:p>
-    <w:p>
-      <w:pPr>
-        <w:spacing w:before="100" w:beforeAutospacing="1" w:after="100" w:afterAutospacing="1" w:line="240" w:lineRule="auto"/>
-        <w:jc w:val="both"/>
-        <w:rPr>
-          <w:rFonts w:ascii="Times New Roman" w:eastAsia="Times New Roman" w:hAnsi="Times New Roman" w:cs="Times New Roman"/>
-          <w:sz w:val="24"/>
-          <w:szCs w:val="24"/>
-        </w:rPr>
-      </w:pPr>
-      <w:r>
-        <w:rPr>
-          <w:rFonts w:ascii="Times New Roman" w:eastAsia="Times New Roman" w:hAnsi="Times New Roman" w:cs="Times New Roman"/>
-          <w:sz w:val="24"/>
-          <w:szCs w:val="24"/>
-        </w:rPr>
-        <w:t>The Employee shall not negotiate, discuss partnership matters, represent the Company, make commitments, or communicate with universities, colleges, agents, recruiters, institutional partners, or business partners without prior authorization from management.</w:t>
-      </w:r>
-    </w:p>
-    <w:p>
-      <w:pPr>
-        <w:spacing w:before="100" w:beforeAutospacing="1" w:after="100" w:afterAutospacing="1" w:line="240" w:lineRule="auto"/>
-        <w:outlineLvl w:val="1"/>
+      </w:pPr>
+      <w:r>
         <w:rPr>
           <w:rFonts w:ascii="Times New Roman" w:eastAsia="Times New Roman" w:hAnsi="Times New Roman" w:cs="Times New Roman"/>
           <w:b/>
@@ -2261,8 +2235,31 @@
           <w:sz w:val="36"/>
           <w:szCs w:val="36"/>
         </w:rPr>
-      </w:pPr>
-      <w:r>
+        <w:t>11.7 Misuse of Company Property</w:t>
+      </w:r>
+    </w:p>
+    <w:p>
+      <w:pPr>
+        <w:spacing w:before="100" w:beforeAutospacing="1" w:after="100" w:afterAutospacing="1" w:line="240" w:lineRule="auto"/>
+        <w:rPr>
+          <w:rFonts w:ascii="Times New Roman" w:eastAsia="Times New Roman" w:hAnsi="Times New Roman" w:cs="Times New Roman"/>
+          <w:sz w:val="24"/>
+          <w:szCs w:val="24"/>
+        </w:rPr>
+      </w:pPr>
+      <w:r>
+        <w:rPr>
+          <w:rFonts w:ascii="Times New Roman" w:eastAsia="Times New Roman" w:hAnsi="Times New Roman" w:cs="Times New Roman"/>
+          <w:sz w:val="24"/>
+          <w:szCs w:val="24"/>
+        </w:rPr>
+        <w:t>The Employee shall not misuse, damage, alter, copy, remove, transfer, disclose, sell, or unlawfully use Company property, information, software, records, databases, passwords, systems, or equipment.</w:t>
+      </w:r>
+    </w:p>
+    <w:p>
+      <w:pPr>
+        <w:spacing w:before="100" w:beforeAutospacing="1" w:after="100" w:afterAutospacing="1" w:line="240" w:lineRule="auto"/>
+        <w:outlineLvl w:val="1"/>
         <w:rPr>
           <w:rFonts w:ascii="Times New Roman" w:eastAsia="Times New Roman" w:hAnsi="Times New Roman" w:cs="Times New Roman"/>
           <w:b/>
@@ -2270,31 +2267,8 @@
           <w:sz w:val="36"/>
           <w:szCs w:val="36"/>
         </w:rPr>
-        <w:t>11.7 Misuse of Company Property</w:t>
-      </w:r>
-    </w:p>
-    <w:p>
-      <w:pPr>
-        <w:spacing w:before="100" w:beforeAutospacing="1" w:after="100" w:afterAutospacing="1" w:line="240" w:lineRule="auto"/>
-        <w:rPr>
-          <w:rFonts w:ascii="Times New Roman" w:eastAsia="Times New Roman" w:hAnsi="Times New Roman" w:cs="Times New Roman"/>
-          <w:sz w:val="24"/>
-          <w:szCs w:val="24"/>
-        </w:rPr>
-      </w:pPr>
-      <w:r>
-        <w:rPr>
-          <w:rFonts w:ascii="Times New Roman" w:eastAsia="Times New Roman" w:hAnsi="Times New Roman" w:cs="Times New Roman"/>
-          <w:sz w:val="24"/>
-          <w:szCs w:val="24"/>
-        </w:rPr>
-        <w:t>The Employee shall not misuse, damage, alter, copy, remove, transfer, disclose, sell, or unlawfully use Company property, information, software, records, databases, passwords, systems, or equipment.</w:t>
-      </w:r>
-    </w:p>
-    <w:p>
-      <w:pPr>
-        <w:spacing w:before="100" w:beforeAutospacing="1" w:after="100" w:afterAutospacing="1" w:line="240" w:lineRule="auto"/>
-        <w:outlineLvl w:val="1"/>
+      </w:pPr>
+      <w:r>
         <w:rPr>
           <w:rFonts w:ascii="Times New Roman" w:eastAsia="Times New Roman" w:hAnsi="Times New Roman" w:cs="Times New Roman"/>
           <w:b/>
@@ -2302,8 +2276,31 @@
           <w:sz w:val="36"/>
           <w:szCs w:val="36"/>
         </w:rPr>
-      </w:pPr>
-      <w:r>
+        <w:t>11.8 Confidential Information</w:t>
+      </w:r>
+    </w:p>
+    <w:p>
+      <w:pPr>
+        <w:spacing w:before="100" w:beforeAutospacing="1" w:after="100" w:afterAutospacing="1" w:line="240" w:lineRule="auto"/>
+        <w:rPr>
+          <w:rFonts w:ascii="Times New Roman" w:eastAsia="Times New Roman" w:hAnsi="Times New Roman" w:cs="Times New Roman"/>
+          <w:sz w:val="24"/>
+          <w:szCs w:val="24"/>
+        </w:rPr>
+      </w:pPr>
+      <w:r>
+        <w:rPr>
+          <w:rFonts w:ascii="Times New Roman" w:eastAsia="Times New Roman" w:hAnsi="Times New Roman" w:cs="Times New Roman"/>
+          <w:sz w:val="24"/>
+          <w:szCs w:val="24"/>
+        </w:rPr>
+        <w:t>The Employee shall not disclose confidential information relating to students, clients, partners, finances, operations, strategies, or Company business activities to any unauthorized person.</w:t>
+      </w:r>
+    </w:p>
+    <w:p>
+      <w:pPr>
+        <w:spacing w:before="100" w:beforeAutospacing="1" w:after="100" w:afterAutospacing="1" w:line="240" w:lineRule="auto"/>
+        <w:outlineLvl w:val="1"/>
         <w:rPr>
           <w:rFonts w:ascii="Times New Roman" w:eastAsia="Times New Roman" w:hAnsi="Times New Roman" w:cs="Times New Roman"/>
           <w:b/>
@@ -2311,31 +2308,8 @@
           <w:sz w:val="36"/>
           <w:szCs w:val="36"/>
         </w:rPr>
-        <w:t>11.8 Confidential Information</w:t>
-      </w:r>
-    </w:p>
-    <w:p>
-      <w:pPr>
-        <w:spacing w:before="100" w:beforeAutospacing="1" w:after="100" w:afterAutospacing="1" w:line="240" w:lineRule="auto"/>
-        <w:rPr>
-          <w:rFonts w:ascii="Times New Roman" w:eastAsia="Times New Roman" w:hAnsi="Times New Roman" w:cs="Times New Roman"/>
-          <w:sz w:val="24"/>
-          <w:szCs w:val="24"/>
-        </w:rPr>
-      </w:pPr>
-      <w:r>
-        <w:rPr>
-          <w:rFonts w:ascii="Times New Roman" w:eastAsia="Times New Roman" w:hAnsi="Times New Roman" w:cs="Times New Roman"/>
-          <w:sz w:val="24"/>
-          <w:szCs w:val="24"/>
-        </w:rPr>
-        <w:t>The Employee shall not disclose confidential information relating to students, clients, partners, finances, operations, strategies, or Company business activities to any unauthorized person.</w:t>
-      </w:r>
-    </w:p>
-    <w:p>
-      <w:pPr>
-        <w:spacing w:before="100" w:beforeAutospacing="1" w:after="100" w:afterAutospacing="1" w:line="240" w:lineRule="auto"/>
-        <w:outlineLvl w:val="1"/>
+      </w:pPr>
+      <w:r>
         <w:rPr>
           <w:rFonts w:ascii="Times New Roman" w:eastAsia="Times New Roman" w:hAnsi="Times New Roman" w:cs="Times New Roman"/>
           <w:b/>
@@ -2343,8 +2317,31 @@
           <w:sz w:val="36"/>
           <w:szCs w:val="36"/>
         </w:rPr>
-      </w:pPr>
-      <w:r>
+        <w:t>11.9 Conflict of Interest</w:t>
+      </w:r>
+    </w:p>
+    <w:p>
+      <w:pPr>
+        <w:spacing w:before="100" w:beforeAutospacing="1" w:after="100" w:afterAutospacing="1" w:line="240" w:lineRule="auto"/>
+        <w:rPr>
+          <w:rFonts w:ascii="Times New Roman" w:eastAsia="Times New Roman" w:hAnsi="Times New Roman" w:cs="Times New Roman"/>
+          <w:sz w:val="24"/>
+          <w:szCs w:val="24"/>
+        </w:rPr>
+      </w:pPr>
+      <w:r>
+        <w:rPr>
+          <w:rFonts w:ascii="Times New Roman" w:eastAsia="Times New Roman" w:hAnsi="Times New Roman" w:cs="Times New Roman"/>
+          <w:sz w:val="24"/>
+          <w:szCs w:val="24"/>
+        </w:rPr>
+        <w:t>The Employee shall not engage in any employment, consultancy, business activity, or relationship that creates a conflict of interest with the Company's operations without written authorization.</w:t>
+      </w:r>
+    </w:p>
+    <w:p>
+      <w:pPr>
+        <w:spacing w:before="100" w:beforeAutospacing="1" w:after="100" w:afterAutospacing="1" w:line="240" w:lineRule="auto"/>
+        <w:outlineLvl w:val="1"/>
         <w:rPr>
           <w:rFonts w:ascii="Times New Roman" w:eastAsia="Times New Roman" w:hAnsi="Times New Roman" w:cs="Times New Roman"/>
           <w:b/>
@@ -2352,31 +2349,8 @@
           <w:sz w:val="36"/>
           <w:szCs w:val="36"/>
         </w:rPr>
-        <w:t>11.9 Conflict of Interest</w:t>
-      </w:r>
-    </w:p>
-    <w:p>
-      <w:pPr>
-        <w:spacing w:before="100" w:beforeAutospacing="1" w:after="100" w:afterAutospacing="1" w:line="240" w:lineRule="auto"/>
-        <w:rPr>
-          <w:rFonts w:ascii="Times New Roman" w:eastAsia="Times New Roman" w:hAnsi="Times New Roman" w:cs="Times New Roman"/>
-          <w:sz w:val="24"/>
-          <w:szCs w:val="24"/>
-        </w:rPr>
-      </w:pPr>
-      <w:r>
-        <w:rPr>
-          <w:rFonts w:ascii="Times New Roman" w:eastAsia="Times New Roman" w:hAnsi="Times New Roman" w:cs="Times New Roman"/>
-          <w:sz w:val="24"/>
-          <w:szCs w:val="24"/>
-        </w:rPr>
-        <w:t>The Employee shall not engage in any employment, consultancy, business activity, or relationship that creates a conflict of interest with the Company's operations without written authorization.</w:t>
-      </w:r>
-    </w:p>
-    <w:p>
-      <w:pPr>
-        <w:spacing w:before="100" w:beforeAutospacing="1" w:after="100" w:afterAutospacing="1" w:line="240" w:lineRule="auto"/>
-        <w:outlineLvl w:val="1"/>
+      </w:pPr>
+      <w:r>
         <w:rPr>
           <w:rFonts w:ascii="Times New Roman" w:eastAsia="Times New Roman" w:hAnsi="Times New Roman" w:cs="Times New Roman"/>
           <w:b/>
@@ -2384,8 +2358,31 @@
           <w:sz w:val="36"/>
           <w:szCs w:val="36"/>
         </w:rPr>
-      </w:pPr>
-      <w:r>
+        <w:t>11.10 Solicitation of Students or Clients</w:t>
+      </w:r>
+    </w:p>
+    <w:p>
+      <w:pPr>
+        <w:spacing w:before="100" w:beforeAutospacing="1" w:after="100" w:afterAutospacing="1" w:line="240" w:lineRule="auto"/>
+        <w:rPr>
+          <w:rFonts w:ascii="Times New Roman" w:eastAsia="Times New Roman" w:hAnsi="Times New Roman" w:cs="Times New Roman"/>
+          <w:sz w:val="24"/>
+          <w:szCs w:val="24"/>
+        </w:rPr>
+      </w:pPr>
+      <w:r>
+        <w:rPr>
+          <w:rFonts w:ascii="Times New Roman" w:eastAsia="Times New Roman" w:hAnsi="Times New Roman" w:cs="Times New Roman"/>
+          <w:sz w:val="24"/>
+          <w:szCs w:val="24"/>
+        </w:rPr>
+        <w:t>The Employee shall not directly or indirectly solicit, recruit, divert, transfer, or attempt to transfer Company students, clients, institutional partners, or business opportunities for personal benefit or for another organization.</w:t>
+      </w:r>
+    </w:p>
+    <w:p>
+      <w:pPr>
+        <w:spacing w:before="100" w:beforeAutospacing="1" w:after="100" w:afterAutospacing="1" w:line="240" w:lineRule="auto"/>
+        <w:outlineLvl w:val="1"/>
         <w:rPr>
           <w:rFonts w:ascii="Times New Roman" w:eastAsia="Times New Roman" w:hAnsi="Times New Roman" w:cs="Times New Roman"/>
           <w:b/>
@@ -2393,31 +2390,8 @@
           <w:sz w:val="36"/>
           <w:szCs w:val="36"/>
         </w:rPr>
-        <w:t>11.10 Solicitation of Students or Clients</w:t>
-      </w:r>
-    </w:p>
-    <w:p>
-      <w:pPr>
-        <w:spacing w:before="100" w:beforeAutospacing="1" w:after="100" w:afterAutospacing="1" w:line="240" w:lineRule="auto"/>
-        <w:rPr>
-          <w:rFonts w:ascii="Times New Roman" w:eastAsia="Times New Roman" w:hAnsi="Times New Roman" w:cs="Times New Roman"/>
-          <w:sz w:val="24"/>
-          <w:szCs w:val="24"/>
-        </w:rPr>
-      </w:pPr>
-      <w:r>
-        <w:rPr>
-          <w:rFonts w:ascii="Times New Roman" w:eastAsia="Times New Roman" w:hAnsi="Times New Roman" w:cs="Times New Roman"/>
-          <w:sz w:val="24"/>
-          <w:szCs w:val="24"/>
-        </w:rPr>
-        <w:t>The Employee shall not directly or indirectly solicit, recruit, divert, transfer, or attempt to transfer Company students, clients, institutional partners, or business opportunities for personal benefit or for another organization.</w:t>
-      </w:r>
-    </w:p>
-    <w:p>
-      <w:pPr>
-        <w:spacing w:before="100" w:beforeAutospacing="1" w:after="100" w:afterAutospacing="1" w:line="240" w:lineRule="auto"/>
-        <w:outlineLvl w:val="1"/>
+      </w:pPr>
+      <w:r>
         <w:rPr>
           <w:rFonts w:ascii="Times New Roman" w:eastAsia="Times New Roman" w:hAnsi="Times New Roman" w:cs="Times New Roman"/>
           <w:b/>
@@ -2425,455 +2399,437 @@
           <w:sz w:val="36"/>
           <w:szCs w:val="36"/>
         </w:rPr>
-      </w:pPr>
-      <w:r>
-        <w:rPr>
-          <w:rFonts w:ascii="Times New Roman" w:eastAsia="Times New Roman" w:hAnsi="Times New Roman" w:cs="Times New Roman"/>
+        <w:t>11.11 Mandatory Daily Check-In and Check-Out in PARROT MIS</w:t>
+      </w:r>
+    </w:p>
+    <w:p>
+      <w:pPr>
+        <w:spacing w:before="100" w:beforeAutospacing="1" w:after="100" w:afterAutospacing="1" w:line="240" w:lineRule="auto"/>
+        <w:jc w:val="both"/>
+        <w:rPr>
+          <w:rFonts w:ascii="Times New Roman" w:eastAsia="Times New Roman" w:hAnsi="Times New Roman" w:cs="Times New Roman"/>
+          <w:sz w:val="24"/>
+          <w:szCs w:val="24"/>
+        </w:rPr>
+      </w:pPr>
+      <w:r>
+        <w:rPr>
+          <w:rFonts w:ascii="Times New Roman" w:eastAsia="Times New Roman" w:hAnsi="Times New Roman" w:cs="Times New Roman"/>
+          <w:sz w:val="24"/>
+          <w:szCs w:val="24"/>
+        </w:rPr>
+        <w:lastRenderedPageBreak/>
+        <w:t>The Employee is required to complete a daily Check-In in PARROT MIS immediately upon commencing work and a daily Check-Out in PARROT MIS before leaving work or ending the working day.</w:t>
+      </w:r>
+    </w:p>
+    <w:p>
+      <w:pPr>
+        <w:spacing w:before="100" w:beforeAutospacing="1" w:after="100" w:afterAutospacing="1" w:line="240" w:lineRule="auto"/>
+        <w:jc w:val="both"/>
+        <w:rPr>
+          <w:rFonts w:ascii="Times New Roman" w:eastAsia="Times New Roman" w:hAnsi="Times New Roman" w:cs="Times New Roman"/>
+          <w:sz w:val="24"/>
+          <w:szCs w:val="24"/>
+        </w:rPr>
+      </w:pPr>
+      <w:r>
+        <w:rPr>
+          <w:rFonts w:ascii="Times New Roman" w:eastAsia="Times New Roman" w:hAnsi="Times New Roman" w:cs="Times New Roman"/>
+          <w:sz w:val="24"/>
+          <w:szCs w:val="24"/>
+        </w:rPr>
+        <w:t>Failure to properly complete the required Check-In and Check-Out procedures shall be considered a violation of Company attendance and operational policies.</w:t>
+      </w:r>
+    </w:p>
+    <w:p>
+      <w:pPr>
+        <w:spacing w:before="100" w:beforeAutospacing="1" w:after="100" w:afterAutospacing="1" w:line="240" w:lineRule="auto"/>
+        <w:jc w:val="both"/>
+        <w:rPr>
+          <w:rFonts w:ascii="Times New Roman" w:eastAsia="Times New Roman" w:hAnsi="Times New Roman" w:cs="Times New Roman"/>
+          <w:sz w:val="24"/>
+          <w:szCs w:val="24"/>
+        </w:rPr>
+      </w:pPr>
+      <w:r>
+        <w:rPr>
+          <w:rFonts w:ascii="Times New Roman" w:eastAsia="Times New Roman" w:hAnsi="Times New Roman" w:cs="Times New Roman"/>
+          <w:sz w:val="24"/>
+          <w:szCs w:val="24"/>
+        </w:rPr>
+        <w:t>The Employee acknowledges and agrees that:</w:t>
+      </w:r>
+    </w:p>
+    <w:p>
+      <w:pPr>
+        <w:numPr>
+          <w:ilvl w:val="0"/>
+          <w:numId w:val="33"/>
+        </w:numPr>
+        <w:spacing w:before="100" w:beforeAutospacing="1" w:after="100" w:afterAutospacing="1" w:line="240" w:lineRule="auto"/>
+        <w:rPr>
+          <w:rFonts w:ascii="Times New Roman" w:eastAsia="Times New Roman" w:hAnsi="Times New Roman" w:cs="Times New Roman"/>
+          <w:sz w:val="24"/>
+          <w:szCs w:val="24"/>
+        </w:rPr>
+      </w:pPr>
+      <w:r>
+        <w:rPr>
+          <w:rFonts w:ascii="Times New Roman" w:eastAsia="Times New Roman" w:hAnsi="Times New Roman" w:cs="Times New Roman"/>
+          <w:sz w:val="24"/>
+          <w:szCs w:val="24"/>
+        </w:rPr>
+        <w:t>Daily Check-In and Check-Out records in PARROT MIS shall serve as the official attendance record of the Company.</w:t>
+      </w:r>
+    </w:p>
+    <w:p>
+      <w:pPr>
+        <w:numPr>
+          <w:ilvl w:val="0"/>
+          <w:numId w:val="33"/>
+        </w:numPr>
+        <w:spacing w:before="100" w:beforeAutospacing="1" w:after="100" w:afterAutospacing="1" w:line="240" w:lineRule="auto"/>
+        <w:rPr>
+          <w:rFonts w:ascii="Times New Roman" w:eastAsia="Times New Roman" w:hAnsi="Times New Roman" w:cs="Times New Roman"/>
+          <w:sz w:val="24"/>
+          <w:szCs w:val="24"/>
+        </w:rPr>
+      </w:pPr>
+      <w:r>
+        <w:rPr>
+          <w:rFonts w:ascii="Times New Roman" w:eastAsia="Times New Roman" w:hAnsi="Times New Roman" w:cs="Times New Roman"/>
+          <w:sz w:val="24"/>
+          <w:szCs w:val="24"/>
+        </w:rPr>
+        <w:t>Every missed Check-In or Check-Out may result in a salary deduction as determined by Company policy.</w:t>
+      </w:r>
+    </w:p>
+    <w:p>
+      <w:pPr>
+        <w:numPr>
+          <w:ilvl w:val="0"/>
+          <w:numId w:val="33"/>
+        </w:numPr>
+        <w:spacing w:before="100" w:beforeAutospacing="1" w:after="100" w:afterAutospacing="1" w:line="240" w:lineRule="auto"/>
+        <w:rPr>
+          <w:rFonts w:ascii="Times New Roman" w:eastAsia="Times New Roman" w:hAnsi="Times New Roman" w:cs="Times New Roman"/>
+          <w:sz w:val="24"/>
+          <w:szCs w:val="24"/>
+        </w:rPr>
+      </w:pPr>
+      <w:r>
+        <w:rPr>
+          <w:rFonts w:ascii="Times New Roman" w:eastAsia="Times New Roman" w:hAnsi="Times New Roman" w:cs="Times New Roman"/>
+          <w:sz w:val="24"/>
+          <w:szCs w:val="24"/>
+        </w:rPr>
+        <w:t>The deduction amount applicable to each missed Check-In or Check-Out shall be communicated by management through automatic MIS notification.</w:t>
+      </w:r>
+    </w:p>
+    <w:p>
+      <w:pPr>
+        <w:numPr>
+          <w:ilvl w:val="0"/>
+          <w:numId w:val="33"/>
+        </w:numPr>
+        <w:spacing w:before="100" w:beforeAutospacing="1" w:after="100" w:afterAutospacing="1" w:line="240" w:lineRule="auto"/>
+        <w:rPr>
+          <w:rFonts w:ascii="Times New Roman" w:eastAsia="Times New Roman" w:hAnsi="Times New Roman" w:cs="Times New Roman"/>
+          <w:sz w:val="24"/>
+          <w:szCs w:val="24"/>
+        </w:rPr>
+      </w:pPr>
+      <w:r>
+        <w:rPr>
+          <w:rFonts w:ascii="Times New Roman" w:eastAsia="Times New Roman" w:hAnsi="Times New Roman" w:cs="Times New Roman"/>
+          <w:sz w:val="24"/>
+          <w:szCs w:val="24"/>
+        </w:rPr>
+        <w:t>Salary adjustments resulting from missed Check-In and Check-Out records shall be calculated at the end of each payroll period and reflected in the Employee's monthly salary.</w:t>
+      </w:r>
+    </w:p>
+    <w:p>
+      <w:pPr>
+        <w:pStyle w:val="NormalWeb"/>
+        <w:jc w:val="both"/>
+      </w:pPr>
+      <w:r>
+        <w:t>Repeated failure to comply with Check-In and Check-Out requirements may result in disciplinary action, including written warnings, probation extension, suspension, or termination of employment</w:t>
+      </w:r>
+      <w:r>
+        <w:t>.</w:t>
+      </w:r>
+    </w:p>
+    <w:p>
+      <w:pPr>
+        <w:pStyle w:val="Heading1"/>
+        <w:rPr>
+          <w:sz w:val="24"/>
+          <w:szCs w:val="24"/>
+        </w:rPr>
+      </w:pPr>
+      <w:r>
+        <w:rPr>
+          <w:sz w:val="24"/>
+          <w:szCs w:val="24"/>
+        </w:rPr>
+        <w:t>12. DISCIPLINARY ACTION</w:t>
+      </w:r>
+    </w:p>
+    <w:p>
+      <w:pPr>
+        <w:pStyle w:val="NormalWeb"/>
+      </w:pPr>
+      <w:r>
+        <w:t>Violation of company policies, procedures, or this Agreement may result in:</w:t>
+      </w:r>
+    </w:p>
+    <w:p>
+      <w:pPr>
+        <w:pStyle w:val="NormalWeb"/>
+        <w:numPr>
+          <w:ilvl w:val="0"/>
+          <w:numId w:val="31"/>
+        </w:numPr>
+      </w:pPr>
+      <w:r>
+        <w:t>Verbal Warning</w:t>
+      </w:r>
+    </w:p>
+    <w:p>
+      <w:pPr>
+        <w:pStyle w:val="NormalWeb"/>
+        <w:numPr>
+          <w:ilvl w:val="0"/>
+          <w:numId w:val="31"/>
+        </w:numPr>
+      </w:pPr>
+      <w:r>
+        <w:t>Written Warning</w:t>
+      </w:r>
+    </w:p>
+    <w:p>
+      <w:pPr>
+        <w:pStyle w:val="NormalWeb"/>
+        <w:numPr>
+          <w:ilvl w:val="0"/>
+          <w:numId w:val="31"/>
+        </w:numPr>
+      </w:pPr>
+      <w:r>
+        <w:t>Performance Improvement Plan (PIP)</w:t>
+      </w:r>
+    </w:p>
+    <w:p>
+      <w:pPr>
+        <w:pStyle w:val="NormalWeb"/>
+        <w:numPr>
+          <w:ilvl w:val="0"/>
+          <w:numId w:val="31"/>
+        </w:numPr>
+      </w:pPr>
+      <w:r>
+        <w:t>Probation Extension</w:t>
+      </w:r>
+    </w:p>
+    <w:p>
+      <w:pPr>
+        <w:pStyle w:val="NormalWeb"/>
+        <w:numPr>
+          <w:ilvl w:val="0"/>
+          <w:numId w:val="31"/>
+        </w:numPr>
+      </w:pPr>
+      <w:r>
+        <w:t>Suspension</w:t>
+      </w:r>
+    </w:p>
+    <w:p>
+      <w:pPr>
+        <w:pStyle w:val="NormalWeb"/>
+        <w:numPr>
+          <w:ilvl w:val="0"/>
+          <w:numId w:val="31"/>
+        </w:numPr>
+      </w:pPr>
+      <w:r>
+        <w:t>Termination of Employment</w:t>
+      </w:r>
+    </w:p>
+    <w:p>
+      <w:pPr>
+        <w:pStyle w:val="NormalWeb"/>
+        <w:numPr>
+          <w:ilvl w:val="0"/>
+          <w:numId w:val="31"/>
+        </w:numPr>
+      </w:pPr>
+      <w:r>
+        <w:t>Financial Liability for Damages</w:t>
+      </w:r>
+    </w:p>
+    <w:p>
+      <w:pPr>
+        <w:pStyle w:val="NormalWeb"/>
+        <w:numPr>
+          <w:ilvl w:val="0"/>
+          <w:numId w:val="31"/>
+        </w:numPr>
+      </w:pPr>
+      <w:r>
+        <w:t>Legal Action where applicable</w:t>
+      </w:r>
+    </w:p>
+    <w:p>
+      <w:pPr>
+        <w:pStyle w:val="NormalWeb"/>
+      </w:pPr>
+      <w:r>
+        <w:t>The Company reserves the right to determine the appropriate disciplinary measure based on the seriousness of the violation.</w:t>
+      </w:r>
+    </w:p>
+    <w:p>
+      <w:pPr>
+        <w:pStyle w:val="Heading1"/>
+        <w:rPr>
+          <w:sz w:val="24"/>
+          <w:szCs w:val="24"/>
+        </w:rPr>
+      </w:pPr>
+      <w:r>
+        <w:rPr>
+          <w:sz w:val="24"/>
+          <w:szCs w:val="24"/>
+        </w:rPr>
+        <w:t>13. TERMINATION DURING PROBATION</w:t>
+      </w:r>
+    </w:p>
+    <w:p>
+      <w:pPr>
+        <w:pStyle w:val="NormalWeb"/>
+      </w:pPr>
+      <w:r>
+        <w:t>Either party may terminate employment during the probation period in accordance with applicable labor laws and company policies.</w:t>
+      </w:r>
+    </w:p>
+    <w:p>
+      <w:pPr>
+        <w:pStyle w:val="NormalWeb"/>
+      </w:pPr>
+      <w:r>
+        <w:t>The Company may terminate employment immediately if:</w:t>
+      </w:r>
+    </w:p>
+    <w:p>
+      <w:pPr>
+        <w:pStyle w:val="NormalWeb"/>
+        <w:numPr>
+          <w:ilvl w:val="0"/>
+          <w:numId w:val="32"/>
+        </w:numPr>
+      </w:pPr>
+      <w:r>
+        <w:t>Performance is unsatisfactory.</w:t>
+      </w:r>
+    </w:p>
+    <w:p>
+      <w:pPr>
+        <w:pStyle w:val="NormalWeb"/>
+        <w:numPr>
+          <w:ilvl w:val="0"/>
+          <w:numId w:val="32"/>
+        </w:numPr>
+      </w:pPr>
+      <w:r>
+        <w:lastRenderedPageBreak/>
+        <w:t>Company policies are violated.</w:t>
+      </w:r>
+    </w:p>
+    <w:p>
+      <w:pPr>
+        <w:pStyle w:val="NormalWeb"/>
+        <w:numPr>
+          <w:ilvl w:val="0"/>
+          <w:numId w:val="32"/>
+        </w:numPr>
+      </w:pPr>
+      <w:r>
+        <w:t>Misconduct occurs.</w:t>
+      </w:r>
+    </w:p>
+    <w:p>
+      <w:pPr>
+        <w:pStyle w:val="NormalWeb"/>
+        <w:numPr>
+          <w:ilvl w:val="0"/>
+          <w:numId w:val="32"/>
+        </w:numPr>
+      </w:pPr>
+      <w:r>
+        <w:t>Confidentiality is breached.</w:t>
+      </w:r>
+    </w:p>
+    <w:p>
+      <w:pPr>
+        <w:pStyle w:val="NormalWeb"/>
+        <w:numPr>
+          <w:ilvl w:val="0"/>
+          <w:numId w:val="32"/>
+        </w:numPr>
+      </w:pPr>
+      <w:r>
+        <w:t>Fraud, theft, or dishonesty is discovered.</w:t>
+      </w:r>
+    </w:p>
+    <w:p>
+      <w:pPr>
+        <w:pStyle w:val="NormalWeb"/>
+        <w:numPr>
+          <w:ilvl w:val="0"/>
+          <w:numId w:val="32"/>
+        </w:numPr>
+      </w:pPr>
+      <w:r>
+        <w:t>The Employee provides false information during recruitment.</w:t>
+      </w:r>
+    </w:p>
+    <w:p>
+      <w:pPr>
+        <w:pStyle w:val="NormalWeb"/>
+        <w:numPr>
+          <w:ilvl w:val="0"/>
+          <w:numId w:val="32"/>
+        </w:numPr>
+      </w:pPr>
+      <w:r>
+        <w:t>The Employee acts against the interests of the Company.</w:t>
+      </w:r>
+    </w:p>
+    <w:p>
+      <w:pPr>
+        <w:pStyle w:val="Heading1"/>
+        <w:rPr>
+          <w:sz w:val="24"/>
+          <w:szCs w:val="24"/>
+        </w:rPr>
+      </w:pPr>
+    </w:p>
+    <w:p>
+      <w:pPr>
+        <w:rPr>
           <w:b/>
           <w:bCs/>
-          <w:sz w:val="36"/>
-          <w:szCs w:val="36"/>
-        </w:rPr>
-        <w:t>11.11 Mandatory Daily Check-In and Check-Out in PARROT MIS</w:t>
-      </w:r>
-    </w:p>
-    <w:p>
-      <w:pPr>
-        <w:spacing w:before="100" w:beforeAutospacing="1" w:after="100" w:afterAutospacing="1" w:line="240" w:lineRule="auto"/>
-        <w:jc w:val="both"/>
-        <w:rPr>
-          <w:rFonts w:ascii="Times New Roman" w:eastAsia="Times New Roman" w:hAnsi="Times New Roman" w:cs="Times New Roman"/>
-          <w:sz w:val="24"/>
-          <w:szCs w:val="24"/>
-        </w:rPr>
-      </w:pPr>
-      <w:r>
-        <w:rPr>
-          <w:rFonts w:ascii="Times New Roman" w:eastAsia="Times New Roman" w:hAnsi="Times New Roman" w:cs="Times New Roman"/>
-          <w:sz w:val="24"/>
-          <w:szCs w:val="24"/>
-        </w:rPr>
-        <w:t>The Employee is required to complete a daily Check-In in PARROT MIS immediately upon commencing work and a daily Check-Out in PARROT MIS before leaving work or ending the working day.</w:t>
-      </w:r>
-    </w:p>
-    <w:p>
-      <w:pPr>
-        <w:spacing w:before="100" w:beforeAutospacing="1" w:after="100" w:afterAutospacing="1" w:line="240" w:lineRule="auto"/>
-        <w:jc w:val="both"/>
-        <w:rPr>
-          <w:rFonts w:ascii="Times New Roman" w:eastAsia="Times New Roman" w:hAnsi="Times New Roman" w:cs="Times New Roman"/>
-          <w:sz w:val="24"/>
-          <w:szCs w:val="24"/>
-        </w:rPr>
-      </w:pPr>
-      <w:r>
-        <w:rPr>
-          <w:rFonts w:ascii="Times New Roman" w:eastAsia="Times New Roman" w:hAnsi="Times New Roman" w:cs="Times New Roman"/>
-          <w:sz w:val="24"/>
-          <w:szCs w:val="24"/>
-        </w:rPr>
-        <w:t>Failure to properly complete the required Check-In and Check-Out procedures shall be considered a violation of Company attendance and operational policies.</w:t>
-      </w:r>
-    </w:p>
-    <w:p>
-      <w:pPr>
-        <w:spacing w:before="100" w:beforeAutospacing="1" w:after="100" w:afterAutospacing="1" w:line="240" w:lineRule="auto"/>
-        <w:jc w:val="both"/>
-        <w:rPr>
-          <w:rFonts w:ascii="Times New Roman" w:eastAsia="Times New Roman" w:hAnsi="Times New Roman" w:cs="Times New Roman"/>
-          <w:sz w:val="24"/>
-          <w:szCs w:val="24"/>
-        </w:rPr>
-      </w:pPr>
-      <w:r>
-        <w:rPr>
-          <w:rFonts w:ascii="Times New Roman" w:eastAsia="Times New Roman" w:hAnsi="Times New Roman" w:cs="Times New Roman"/>
-          <w:sz w:val="24"/>
-          <w:szCs w:val="24"/>
-        </w:rPr>
-        <w:t>The Employee acknowledges and agrees that:</w:t>
-      </w:r>
-    </w:p>
-    <w:p>
-      <w:r>
-        <w:lastRenderedPageBreak/>
-        <w:br w:type="page"/>
-      </w:r>
-    </w:p>
-    <w:p>
-      <w:pPr>
-        <w:numPr>
-          <w:ilvl w:val="0"/>
-          <w:numId w:val="33"/>
-        </w:numPr>
-        <w:spacing w:before="100" w:beforeAutospacing="1" w:after="100" w:afterAutospacing="1" w:line="240" w:lineRule="auto"/>
-        <w:rPr>
-          <w:rFonts w:ascii="Times New Roman" w:eastAsia="Times New Roman" w:hAnsi="Times New Roman" w:cs="Times New Roman"/>
-          <w:sz w:val="24"/>
-          <w:szCs w:val="24"/>
-        </w:rPr>
-      </w:pPr>
-      <w:r>
-        <w:rPr>
-          <w:rFonts w:ascii="Times New Roman" w:eastAsia="Times New Roman" w:hAnsi="Times New Roman" w:cs="Times New Roman"/>
-          <w:sz w:val="24"/>
-          <w:szCs w:val="24"/>
-        </w:rPr>
-        <w:lastRenderedPageBreak/>
-        <w:t>Daily Check-In and Check-Out records in PARROT MIS shall serve as the official attendance record of the Company.</w:t>
-      </w:r>
-    </w:p>
-    <w:p>
-      <w:pPr>
-        <w:numPr>
-          <w:ilvl w:val="0"/>
-          <w:numId w:val="33"/>
-        </w:numPr>
-        <w:spacing w:before="100" w:beforeAutospacing="1" w:after="100" w:afterAutospacing="1" w:line="240" w:lineRule="auto"/>
-        <w:rPr>
-          <w:rFonts w:ascii="Times New Roman" w:eastAsia="Times New Roman" w:hAnsi="Times New Roman" w:cs="Times New Roman"/>
-          <w:sz w:val="24"/>
-          <w:szCs w:val="24"/>
-        </w:rPr>
-      </w:pPr>
-      <w:r>
-        <w:rPr>
-          <w:rFonts w:ascii="Times New Roman" w:eastAsia="Times New Roman" w:hAnsi="Times New Roman" w:cs="Times New Roman"/>
-          <w:sz w:val="24"/>
-          <w:szCs w:val="24"/>
-        </w:rPr>
-        <w:t>Every missed Check-In or Check-Out may result in a salary deduction as determined by Company policy.</w:t>
-      </w:r>
-    </w:p>
-    <w:p>
-      <w:pPr>
-        <w:numPr>
-          <w:ilvl w:val="0"/>
-          <w:numId w:val="33"/>
-        </w:numPr>
-        <w:spacing w:before="100" w:beforeAutospacing="1" w:after="100" w:afterAutospacing="1" w:line="240" w:lineRule="auto"/>
-        <w:rPr>
-          <w:rFonts w:ascii="Times New Roman" w:eastAsia="Times New Roman" w:hAnsi="Times New Roman" w:cs="Times New Roman"/>
-          <w:sz w:val="24"/>
-          <w:szCs w:val="24"/>
-        </w:rPr>
-      </w:pPr>
-      <w:r>
-        <w:rPr>
-          <w:rFonts w:ascii="Times New Roman" w:eastAsia="Times New Roman" w:hAnsi="Times New Roman" w:cs="Times New Roman"/>
-          <w:sz w:val="24"/>
-          <w:szCs w:val="24"/>
-        </w:rPr>
-        <w:t>The deduction amount applicable to each missed Check-In or Check-Out shall be communicated by management through automatic MIS notification.</w:t>
-      </w:r>
-    </w:p>
-    <w:p>
-      <w:pPr>
-        <w:numPr>
-          <w:ilvl w:val="0"/>
-          <w:numId w:val="33"/>
-        </w:numPr>
-        <w:spacing w:before="100" w:beforeAutospacing="1" w:after="100" w:afterAutospacing="1" w:line="240" w:lineRule="auto"/>
-        <w:rPr>
-          <w:rFonts w:ascii="Times New Roman" w:eastAsia="Times New Roman" w:hAnsi="Times New Roman" w:cs="Times New Roman"/>
-          <w:sz w:val="24"/>
-          <w:szCs w:val="24"/>
-        </w:rPr>
-      </w:pPr>
-      <w:r>
-        <w:rPr>
-          <w:rFonts w:ascii="Times New Roman" w:eastAsia="Times New Roman" w:hAnsi="Times New Roman" w:cs="Times New Roman"/>
-          <w:sz w:val="24"/>
-          <w:szCs w:val="24"/>
-        </w:rPr>
-        <w:t>Salary adjustments resulting from missed Check-In and Check-Out records shall be calculated at the end of each payroll period and reflected in the Employee's monthly salary.</w:t>
-      </w:r>
-    </w:p>
-    <w:p>
-      <w:pPr>
-        <w:pStyle w:val="NormalWeb"/>
-        <w:jc w:val="both"/>
-      </w:pPr>
-      <w:r>
-        <w:t>Repeated failure to comply with Check-In and Check-Out requirements may result in disciplinary action, including written warnings, probation extension, suspension, or termination of employment</w:t>
-      </w:r>
-      <w:r>
-        <w:t>.</w:t>
-      </w:r>
-    </w:p>
-    <w:p>
-      <w:pPr>
-        <w:pStyle w:val="Heading1"/>
-        <w:rPr>
-          <w:sz w:val="24"/>
-          <w:szCs w:val="24"/>
-        </w:rPr>
-      </w:pPr>
-      <w:r>
-        <w:rPr>
-          <w:sz w:val="24"/>
-          <w:szCs w:val="24"/>
-        </w:rPr>
-        <w:t>12. DISCIPLINARY ACTION</w:t>
-      </w:r>
-    </w:p>
-    <w:p>
-      <w:pPr>
-        <w:pStyle w:val="NormalWeb"/>
-      </w:pPr>
-      <w:r>
-        <w:t>Violation of company policies, procedures, or this Agreement may result in:</w:t>
-      </w:r>
-    </w:p>
-    <w:p>
-      <w:pPr>
-        <w:pStyle w:val="NormalWeb"/>
-        <w:numPr>
-          <w:ilvl w:val="0"/>
-          <w:numId w:val="31"/>
-        </w:numPr>
-      </w:pPr>
-      <w:r>
-        <w:t>Verbal Warning</w:t>
-      </w:r>
-    </w:p>
-    <w:p>
-      <w:pPr>
-        <w:pStyle w:val="NormalWeb"/>
-        <w:numPr>
-          <w:ilvl w:val="0"/>
-          <w:numId w:val="31"/>
-        </w:numPr>
-      </w:pPr>
-      <w:r>
-        <w:t>Written Warning</w:t>
-      </w:r>
-    </w:p>
-    <w:p>
-      <w:pPr>
-        <w:pStyle w:val="NormalWeb"/>
-        <w:numPr>
-          <w:ilvl w:val="0"/>
-          <w:numId w:val="31"/>
-        </w:numPr>
-      </w:pPr>
-      <w:r>
-        <w:t>Performance Improvement Plan (PIP)</w:t>
-      </w:r>
-    </w:p>
-    <w:p>
-      <w:pPr>
-        <w:pStyle w:val="NormalWeb"/>
-        <w:numPr>
-          <w:ilvl w:val="0"/>
-          <w:numId w:val="31"/>
-        </w:numPr>
-      </w:pPr>
-      <w:r>
-        <w:t>Probation Extension</w:t>
-      </w:r>
-    </w:p>
-    <w:p>
-      <w:pPr>
-        <w:pStyle w:val="NormalWeb"/>
-        <w:numPr>
-          <w:ilvl w:val="0"/>
-          <w:numId w:val="31"/>
-        </w:numPr>
-      </w:pPr>
-      <w:r>
-        <w:t>Suspension</w:t>
-      </w:r>
-    </w:p>
-    <w:p>
-      <w:pPr>
-        <w:pStyle w:val="NormalWeb"/>
-        <w:numPr>
-          <w:ilvl w:val="0"/>
-          <w:numId w:val="31"/>
-        </w:numPr>
-      </w:pPr>
-      <w:r>
-        <w:t>Termination of Employment</w:t>
-      </w:r>
-    </w:p>
-    <w:p>
-      <w:pPr>
-        <w:pStyle w:val="NormalWeb"/>
-        <w:numPr>
-          <w:ilvl w:val="0"/>
-          <w:numId w:val="31"/>
-        </w:numPr>
-      </w:pPr>
-      <w:r>
-        <w:t>Financial Liability for Damages</w:t>
-      </w:r>
-    </w:p>
-    <w:p>
-      <w:pPr>
-        <w:pStyle w:val="NormalWeb"/>
-        <w:numPr>
-          <w:ilvl w:val="0"/>
-          <w:numId w:val="31"/>
-        </w:numPr>
-      </w:pPr>
-      <w:r>
-        <w:t>Legal Action where applicable</w:t>
-      </w:r>
-    </w:p>
-    <w:p>
-      <w:pPr>
-        <w:pStyle w:val="NormalWeb"/>
-      </w:pPr>
-      <w:r>
-        <w:t>The Company reserves the right to determine the appropriate disciplinary measure based on the seriousness of the violation.</w:t>
-      </w:r>
-    </w:p>
-    <w:p>
-      <w:pPr>
-        <w:pStyle w:val="Heading1"/>
-        <w:rPr>
-          <w:sz w:val="24"/>
-          <w:szCs w:val="24"/>
-        </w:rPr>
-      </w:pPr>
-      <w:r>
-        <w:rPr>
-          <w:sz w:val="24"/>
-          <w:szCs w:val="24"/>
-        </w:rPr>
-        <w:t>13. TERMINATION DURING PROBATION</w:t>
-      </w:r>
-    </w:p>
-    <w:p>
-      <w:pPr>
-        <w:pStyle w:val="NormalWeb"/>
-      </w:pPr>
-      <w:r>
-        <w:t>Either party may terminate employment during the probation period in accordance with applicable labor laws and company policies.</w:t>
-      </w:r>
-    </w:p>
-    <w:p>
-      <w:pPr>
-        <w:pStyle w:val="NormalWeb"/>
-      </w:pPr>
-      <w:r>
-        <w:t>The Company may terminate employment immediately if:</w:t>
-      </w:r>
-    </w:p>
-    <w:p>
-      <w:pPr>
-        <w:pStyle w:val="NormalWeb"/>
-        <w:numPr>
-          <w:ilvl w:val="0"/>
-          <w:numId w:val="32"/>
-        </w:numPr>
-      </w:pPr>
-      <w:r>
-        <w:t>Performance is unsatisfactory.</w:t>
-      </w:r>
-    </w:p>
-    <w:p>
-      <w:pPr>
-        <w:pStyle w:val="NormalWeb"/>
-        <w:numPr>
-          <w:ilvl w:val="0"/>
-          <w:numId w:val="32"/>
-        </w:numPr>
-      </w:pPr>
-      <w:r>
-        <w:t>Company policies are violated.</w:t>
-      </w:r>
-    </w:p>
-    <w:p>
-      <w:pPr>
-        <w:pStyle w:val="NormalWeb"/>
-        <w:numPr>
-          <w:ilvl w:val="0"/>
-          <w:numId w:val="32"/>
-        </w:numPr>
-      </w:pPr>
-      <w:r>
-        <w:t>Misconduct occurs.</w:t>
-      </w:r>
-    </w:p>
-    <w:p>
-      <w:pPr>
-        <w:pStyle w:val="NormalWeb"/>
-        <w:numPr>
-          <w:ilvl w:val="0"/>
-          <w:numId w:val="32"/>
-        </w:numPr>
-      </w:pPr>
-      <w:r>
-        <w:t>Confidentiality is breached.</w:t>
-      </w:r>
-    </w:p>
-    <w:p>
-      <w:pPr>
-        <w:pStyle w:val="NormalWeb"/>
-        <w:numPr>
-          <w:ilvl w:val="0"/>
-          <w:numId w:val="32"/>
-        </w:numPr>
-      </w:pPr>
-      <w:r>
-        <w:t>Fraud, theft, or dishonesty is discovered.</w:t>
-      </w:r>
-    </w:p>
-    <w:p>
-      <w:pPr>
-        <w:pStyle w:val="NormalWeb"/>
-        <w:numPr>
-          <w:ilvl w:val="0"/>
-          <w:numId w:val="32"/>
-        </w:numPr>
-      </w:pPr>
-      <w:r>
-        <w:t>The Employee provides false information during recruitment.</w:t>
-      </w:r>
-    </w:p>
-    <w:p>
-      <w:pPr>
-        <w:pStyle w:val="NormalWeb"/>
-        <w:numPr>
-          <w:ilvl w:val="0"/>
-          <w:numId w:val="32"/>
-        </w:numPr>
-      </w:pPr>
-      <w:r>
-        <w:t>The Employee acts against the interests of the Company.</w:t>
-      </w:r>
-    </w:p>
-    <w:p>
-      <w:pPr>
-        <w:pStyle w:val="Heading1"/>
-        <w:rPr>
-          <w:sz w:val="24"/>
-          <w:szCs w:val="24"/>
-        </w:rPr>
-      </w:pPr>
-    </w:p>
-    <w:p>
-      <w:r>
-        <w:lastRenderedPageBreak/>
-        <w:br w:type="page"/>
-      </w:r>
-    </w:p>
-    <w:p>
-      <w:pPr>
-        <w:pStyle w:val="Heading1"/>
-        <w:rPr>
-          <w:sz w:val="24"/>
-          <w:szCs w:val="24"/>
-        </w:rPr>
-      </w:pPr>
-      <w:r>
-        <w:rPr>
-          <w:sz w:val="24"/>
-          <w:szCs w:val="24"/>
-        </w:rPr>
-        <w:lastRenderedPageBreak/>
+          <w:sz w:val="24"/>
+          <w:szCs w:val="24"/>
+        </w:rPr>
+      </w:pPr>
+      <w:r>
+        <w:rPr>
+          <w:b/>
+          <w:bCs/>
+          <w:sz w:val="24"/>
+          <w:szCs w:val="24"/>
+        </w:rPr>
         <w:t>14. CONFIRMATION OF EMPLOYMENT</w:t>
       </w:r>
     </w:p>
@@ -3032,7 +2988,7 @@
                                           <pic:cNvPicPr/>
                                         </pic:nvPicPr>
                                         <pic:blipFill>
-                                          <a:blip r:embed="rId7"/>
+                                          <a:blip r:embed="rId9"/>
                                           <a:stretch>
                                             <a:fillRect/>
                                           </a:stretch>
@@ -3103,7 +3059,7 @@
                                     <pic:cNvPicPr/>
                                   </pic:nvPicPr>
                                   <pic:blipFill>
-                                    <a:blip r:embed="rId7"/>
+                                    <a:blip r:embed="rId9"/>
                                     <a:stretch>
                                       <a:fillRect/>
                                     </a:stretch>
@@ -3474,6 +3430,7 @@
           <w:sz w:val="24"/>
           <w:szCs w:val="24"/>
         </w:rPr>
+        <w:lastRenderedPageBreak/>
         <w:t xml:space="preserve">NOTARY </w:t>
       </w:r>
     </w:p>
@@ -3557,6 +3514,56 @@
     </w:sectPr>
   </w:body>
 </w:document>
+</file>
+
+<file path=word/endnotes.xml><?xml version="1.0" encoding="utf-8"?>
+<w:endnotes xmlns:wpc="http://schemas.microsoft.com/office/word/2010/wordprocessingCanvas" xmlns:cx="http://schemas.microsoft.com/office/drawing/2014/chartex" xmlns:cx1="http://schemas.microsoft.com/office/drawing/2015/9/8/chartex" xmlns:cx2="http://schemas.microsoft.com/office/drawing/2015/10/21/chartex" xmlns:cx3="http://schemas.microsoft.com/office/drawing/2016/5/9/chartex" xmlns:cx4="http://schemas.microsoft.com/office/drawing/2016/5/10/chartex" xmlns:cx5="http://schemas.microsoft.com/office/drawing/2016/5/11/chartex" xmlns:cx6="http://schemas.microsoft.com/office/drawing/2016/5/12/chartex" xmlns:cx7="http://schemas.microsoft.com/office/drawing/2016/5/13/chartex" xmlns:cx8="http://schemas.microsoft.com/office/drawing/2016/5/14/chartex" xmlns:mc="http://schemas.openxmlformats.org/markup-compatibility/2006" xmlns:aink="http://schemas.microsoft.com/office/drawing/2016/ink" xmlns:am3d="http://schemas.microsoft.com/office/drawing/2017/model3d" xmlns:o="urn:schemas-microsoft-com:office:office" xmlns:oel="http://schemas.microsoft.com/office/2019/extlst" xmlns:r="http://schemas.openxmlformats.org/officeDocument/2006/relationships" xmlns:m="http://schemas.openxmlformats.org/officeDocument/2006/math" xmlns:v="urn:schemas-microsoft-com:vml" xmlns:wp14="http://schemas.microsoft.com/office/word/2010/wordprocessingDrawing" xmlns:wp="http://schemas.openxmlformats.org/drawingml/2006/wordprocessingDrawing" xmlns:w10="urn:schemas-microsoft-com:office:word" xmlns:w="http://schemas.openxmlformats.org/wordprocessingml/2006/main" xmlns:w14="http://schemas.microsoft.com/office/word/2010/wordml" xmlns:w15="http://schemas.microsoft.com/office/word/2012/wordml" xmlns:w16cex="http://schemas.microsoft.com/office/word/2018/wordml/cex" xmlns:w16cid="http://schemas.microsoft.com/office/word/2016/wordml/cid" xmlns:w16="http://schemas.microsoft.com/office/word/2018/wordml" xmlns:w16du="http://schemas.microsoft.com/office/word/2023/wordml/word16du" xmlns:w16sdtdh="http://schemas.microsoft.com/office/word/2020/wordml/sdtdatahash" xmlns:w16se="http://schemas.microsoft.com/office/word/2015/wordml/symex" xmlns:wpg="http://schemas.microsoft.com/office/word/2010/wordprocessingGroup" xmlns:wpi="http://schemas.microsoft.com/office/word/2010/wordprocessingInk" xmlns:wne="http://schemas.microsoft.com/office/word/2006/wordml" xmlns:wps="http://schemas.microsoft.com/office/word/2010/wordprocessingShape" mc:Ignorable="w14 w15 w16se w16cid w16 w16cex w16sdtdh w16du wp14">
+  <w:endnote w:type="separator" w:id="-1">
+    <w:p>
+      <w:pPr>
+        <w:spacing w:after="0" w:line="240" w:lineRule="auto"/>
+      </w:pPr>
+      <w:r>
+        <w:separator/>
+      </w:r>
+    </w:p>
+  </w:endnote>
+  <w:endnote w:type="continuationSeparator" w:id="0">
+    <w:p>
+      <w:pPr>
+        <w:spacing w:after="0" w:line="240" w:lineRule="auto"/>
+      </w:pPr>
+      <w:r>
+        <w:continuationSeparator/>
+      </w:r>
+    </w:p>
+  </w:endnote>
+</w:endnotes>
+</file>
+
+<file path=word/footnotes.xml><?xml version="1.0" encoding="utf-8"?>
+<w:footnotes xmlns:wpc="http://schemas.microsoft.com/office/word/2010/wordprocessingCanvas" xmlns:cx="http://schemas.microsoft.com/office/drawing/2014/chartex" xmlns:cx1="http://schemas.microsoft.com/office/drawing/2015/9/8/chartex" xmlns:cx2="http://schemas.microsoft.com/office/drawing/2015/10/21/chartex" xmlns:cx3="http://schemas.microsoft.com/office/drawing/2016/5/9/chartex" xmlns:cx4="http://schemas.microsoft.com/office/drawing/2016/5/10/chartex" xmlns:cx5="http://schemas.microsoft.com/office/drawing/2016/5/11/chartex" xmlns:cx6="http://schemas.microsoft.com/office/drawing/2016/5/12/chartex" xmlns:cx7="http://schemas.microsoft.com/office/drawing/2016/5/13/chartex" xmlns:cx8="http://schemas.microsoft.com/office/drawing/2016/5/14/chartex" xmlns:mc="http://schemas.openxmlformats.org/markup-compatibility/2006" xmlns:aink="http://schemas.microsoft.com/office/drawing/2016/ink" xmlns:am3d="http://schemas.microsoft.com/office/drawing/2017/model3d" xmlns:o="urn:schemas-microsoft-com:office:office" xmlns:oel="http://schemas.microsoft.com/office/2019/extlst" xmlns:r="http://schemas.openxmlformats.org/officeDocument/2006/relationships" xmlns:m="http://schemas.openxmlformats.org/officeDocument/2006/math" xmlns:v="urn:schemas-microsoft-com:vml" xmlns:wp14="http://schemas.microsoft.com/office/word/2010/wordprocessingDrawing" xmlns:wp="http://schemas.openxmlformats.org/drawingml/2006/wordprocessingDrawing" xmlns:w10="urn:schemas-microsoft-com:office:word" xmlns:w="http://schemas.openxmlformats.org/wordprocessingml/2006/main" xmlns:w14="http://schemas.microsoft.com/office/word/2010/wordml" xmlns:w15="http://schemas.microsoft.com/office/word/2012/wordml" xmlns:w16cex="http://schemas.microsoft.com/office/word/2018/wordml/cex" xmlns:w16cid="http://schemas.microsoft.com/office/word/2016/wordml/cid" xmlns:w16="http://schemas.microsoft.com/office/word/2018/wordml" xmlns:w16du="http://schemas.microsoft.com/office/word/2023/wordml/word16du" xmlns:w16sdtdh="http://schemas.microsoft.com/office/word/2020/wordml/sdtdatahash" xmlns:w16se="http://schemas.microsoft.com/office/word/2015/wordml/symex" xmlns:wpg="http://schemas.microsoft.com/office/word/2010/wordprocessingGroup" xmlns:wpi="http://schemas.microsoft.com/office/word/2010/wordprocessingInk" xmlns:wne="http://schemas.microsoft.com/office/word/2006/wordml" xmlns:wps="http://schemas.microsoft.com/office/word/2010/wordprocessingShape" mc:Ignorable="w14 w15 w16se w16cid w16 w16cex w16sdtdh w16du wp14">
+  <w:footnote w:type="separator" w:id="-1">
+    <w:p>
+      <w:pPr>
+        <w:spacing w:after="0" w:line="240" w:lineRule="auto"/>
+      </w:pPr>
+      <w:r>
+        <w:separator/>
+      </w:r>
+    </w:p>
+  </w:footnote>
+  <w:footnote w:type="continuationSeparator" w:id="0">
+    <w:p>
+      <w:pPr>
+        <w:spacing w:after="0" w:line="240" w:lineRule="auto"/>
+      </w:pPr>
+      <w:r>
+        <w:continuationSeparator/>
+      </w:r>
+    </w:p>
+  </w:footnote>
+</w:footnotes>
 </file>
 
 <file path=word/numbering.xml><?xml version="1.0" encoding="utf-8"?>
@@ -9083,7 +9090,6 @@
     <w:name w:val="Normal (Web)"/>
     <w:basedOn w:val="Normal"/>
     <w:uiPriority w:val="99"/>
-    <w:semiHidden/>
     <w:unhideWhenUsed/>
     <w:rsid w:val="00FF4A46"/>
     <w:pPr>
@@ -9117,6 +9123,50 @@
       <w:color w:val="0000FF"/>
       <w:u w:val="single"/>
     </w:rPr>
+  </w:style>
+  <w:style w:type="paragraph" w:styleId="Header">
+    <w:name w:val="header"/>
+    <w:basedOn w:val="Normal"/>
+    <w:link w:val="HeaderChar"/>
+    <w:uiPriority w:val="99"/>
+    <w:unhideWhenUsed/>
+    <w:rsid w:val="00B76B50"/>
+    <w:pPr>
+      <w:tabs>
+        <w:tab w:val="center" w:pos="4680"/>
+        <w:tab w:val="right" w:pos="9360"/>
+      </w:tabs>
+      <w:spacing w:after="0" w:line="240" w:lineRule="auto"/>
+    </w:pPr>
+  </w:style>
+  <w:style w:type="character" w:customStyle="1" w:styleId="HeaderChar">
+    <w:name w:val="Header Char"/>
+    <w:basedOn w:val="DefaultParagraphFont"/>
+    <w:link w:val="Header"/>
+    <w:uiPriority w:val="99"/>
+    <w:rsid w:val="00B76B50"/>
+  </w:style>
+  <w:style w:type="paragraph" w:styleId="Footer">
+    <w:name w:val="footer"/>
+    <w:basedOn w:val="Normal"/>
+    <w:link w:val="FooterChar"/>
+    <w:uiPriority w:val="99"/>
+    <w:unhideWhenUsed/>
+    <w:rsid w:val="00B76B50"/>
+    <w:pPr>
+      <w:tabs>
+        <w:tab w:val="center" w:pos="4680"/>
+        <w:tab w:val="right" w:pos="9360"/>
+      </w:tabs>
+      <w:spacing w:after="0" w:line="240" w:lineRule="auto"/>
+    </w:pPr>
+  </w:style>
+  <w:style w:type="character" w:customStyle="1" w:styleId="FooterChar">
+    <w:name w:val="Footer Char"/>
+    <w:basedOn w:val="DefaultParagraphFont"/>
+    <w:link w:val="Footer"/>
+    <w:uiPriority w:val="99"/>
+    <w:rsid w:val="00B76B50"/>
   </w:style>
 </w:styles>
 </file>
